--- a/fuentes/135329_CF01_CFA.docx
+++ b/fuentes/135329_CF01_CFA.docx
@@ -1,6 +1,6 @@
 
 <file path=word/document.xml><?xml version="1.0" encoding="utf-8"?>
-<w:document xmlns:wpc="http://schemas.microsoft.com/office/word/2010/wordprocessingCanvas" xmlns:cx="http://schemas.microsoft.com/office/drawing/2014/chartex" xmlns:cx1="http://schemas.microsoft.com/office/drawing/2015/9/8/chartex" xmlns:cx2="http://schemas.microsoft.com/office/drawing/2015/10/21/chartex" xmlns:cx3="http://schemas.microsoft.com/office/drawing/2016/5/9/chartex" xmlns:cx4="http://schemas.microsoft.com/office/drawing/2016/5/10/chartex" xmlns:cx5="http://schemas.microsoft.com/office/drawing/2016/5/11/chartex" xmlns:cx6="http://schemas.microsoft.com/office/drawing/2016/5/12/chartex" xmlns:cx7="http://schemas.microsoft.com/office/drawing/2016/5/13/chartex" xmlns:cx8="http://schemas.microsoft.com/office/drawing/2016/5/14/chartex" xmlns:mc="http://schemas.openxmlformats.org/markup-compatibility/2006" xmlns:m="http://schemas.openxmlformats.org/officeDocument/2006/math" xmlns:aink="http://schemas.microsoft.com/office/drawing/2016/ink" xmlns:am3d="http://schemas.microsoft.com/office/drawing/2017/model3d" xmlns:oel="http://schemas.microsoft.com/office/2019/extlst" xmlns:r="http://schemas.openxmlformats.org/officeDocument/2006/relationships" xmlns:wp14="http://schemas.microsoft.com/office/word/2010/wordprocessingDrawing" xmlns:wp="http://schemas.openxmlformats.org/drawingml/2006/wordprocessingDrawing" xmlns:wpg="http://schemas.microsoft.com/office/word/2010/wordprocessingGroup" xmlns:wpi="http://schemas.microsoft.com/office/word/2010/wordprocessingInk" xmlns:wps="http://schemas.microsoft.com/office/word/2010/wordprocessingShape" xmlns:o="urn:schemas-microsoft-com:office:office" xmlns:v="urn:schemas-microsoft-com:vml" xmlns:w10="urn:schemas-microsoft-com:office:word" xmlns:w="http://schemas.openxmlformats.org/wordprocessingml/2006/main" xmlns:w14="http://schemas.microsoft.com/office/word/2010/wordml" xmlns:w15="http://schemas.microsoft.com/office/word/2012/wordml" xmlns:w16cex="http://schemas.microsoft.com/office/word/2018/wordml/cex" xmlns:w16cid="http://schemas.microsoft.com/office/word/2016/wordml/cid" xmlns:w16="http://schemas.microsoft.com/office/word/2018/wordml" xmlns:w16sdtdh="http://schemas.microsoft.com/office/word/2020/wordml/sdtdatahash" xmlns:w16sdtfl="http://schemas.microsoft.com/office/word/2024/wordml/sdtformatlock" xmlns:w16se="http://schemas.microsoft.com/office/word/2015/wordml/symex" xmlns:w16du="http://schemas.microsoft.com/office/word/2023/wordml/word16du" xmlns:wne="http://schemas.microsoft.com/office/word/2006/wordml" mc:Ignorable="w14 w15 w16se w16cid w16 w16cex w16sdtdh w16sdtfl w16du wp14">
+<w:document xmlns:wpc="http://schemas.microsoft.com/office/word/2010/wordprocessingCanvas" xmlns:cx="http://schemas.microsoft.com/office/drawing/2014/chartex" xmlns:cx1="http://schemas.microsoft.com/office/drawing/2015/9/8/chartex" xmlns:cx2="http://schemas.microsoft.com/office/drawing/2015/10/21/chartex" xmlns:cx3="http://schemas.microsoft.com/office/drawing/2016/5/9/chartex" xmlns:cx4="http://schemas.microsoft.com/office/drawing/2016/5/10/chartex" xmlns:cx5="http://schemas.microsoft.com/office/drawing/2016/5/11/chartex" xmlns:cx6="http://schemas.microsoft.com/office/drawing/2016/5/12/chartex" xmlns:cx7="http://schemas.microsoft.com/office/drawing/2016/5/13/chartex" xmlns:cx8="http://schemas.microsoft.com/office/drawing/2016/5/14/chartex" xmlns:mc="http://schemas.openxmlformats.org/markup-compatibility/2006" xmlns:aink="http://schemas.microsoft.com/office/drawing/2016/ink" xmlns:am3d="http://schemas.microsoft.com/office/drawing/2017/model3d" xmlns:o="urn:schemas-microsoft-com:office:office" xmlns:r="http://schemas.openxmlformats.org/officeDocument/2006/relationships" xmlns:m="http://schemas.openxmlformats.org/officeDocument/2006/math" xmlns:v="urn:schemas-microsoft-com:vml" xmlns:wp14="http://schemas.microsoft.com/office/word/2010/wordprocessingDrawing" xmlns:wp="http://schemas.openxmlformats.org/drawingml/2006/wordprocessingDrawing" xmlns:w10="urn:schemas-microsoft-com:office:word" xmlns:w="http://schemas.openxmlformats.org/wordprocessingml/2006/main" xmlns:w14="http://schemas.microsoft.com/office/word/2010/wordml" xmlns:w15="http://schemas.microsoft.com/office/word/2012/wordml" xmlns:w16cex="http://schemas.microsoft.com/office/word/2018/wordml/cex" xmlns:w16cid="http://schemas.microsoft.com/office/word/2016/wordml/cid" xmlns:w16="http://schemas.microsoft.com/office/word/2018/wordml" xmlns:w16sdtdh="http://schemas.microsoft.com/office/word/2020/wordml/sdtdatahash" xmlns:w16se="http://schemas.microsoft.com/office/word/2015/wordml/symex" xmlns:wpg="http://schemas.microsoft.com/office/word/2010/wordprocessingGroup" xmlns:wpi="http://schemas.microsoft.com/office/word/2010/wordprocessingInk" xmlns:wne="http://schemas.microsoft.com/office/word/2006/wordml" xmlns:wps="http://schemas.microsoft.com/office/word/2010/wordprocessingShape" mc:Ignorable="w14 w15 w16se w16cid w16 w16cex w16sdtdh wp14">
   <w:body>
     <w:p>
       <w:pPr>
@@ -220,7 +220,7 @@
               </wp:anchor>
             </w:drawing>
           </mc:Choice>
-          <mc:Fallback>
+          <mc:Fallback xmlns:oel="http://schemas.microsoft.com/office/2019/extlst" xmlns:w16sdtfl="http://schemas.microsoft.com/office/word/2024/wordml/sdtformatlock" xmlns:w16du="http://schemas.microsoft.com/office/word/2023/wordml/word16du">
             <w:pict>
               <v:rect w14:anchorId="1032526F" id="Rectángulo 3" o:spid="_x0000_s1026" alt="&quot;&quot;" style="position:absolute;margin-left:0;margin-top:29.75pt;width:616.85pt;height:160.8pt;z-index:-251655168;visibility:visible;mso-wrap-style:square;mso-width-percent:0;mso-height-percent:0;mso-wrap-distance-left:9pt;mso-wrap-distance-top:0;mso-wrap-distance-right:9pt;mso-wrap-distance-bottom:0;mso-position-horizontal:left;mso-position-horizontal-relative:page;mso-position-vertical:absolute;mso-position-vertical-relative:text;mso-width-percent:0;mso-height-percent:0;mso-width-relative:margin;mso-height-relative:margin;v-text-anchor:middle" o:gfxdata="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" fillcolor="#00314d" stroked="f" strokeweight="1pt">
                 <w10:wrap anchorx="page"/>
@@ -331,7 +331,7 @@
                 <v:stroke joinstyle="miter"/>
                 <v:path gradientshapeok="t" o:connecttype="rect"/>
               </v:shapetype>
-              <v:shape id="Cuadro de texto 2" o:spid="_x0000_s1026" type="#_x0000_t202" alt="&quot;&quot;" style="position:absolute;left:0;text-align:left;margin-left:-7.2pt;margin-top:18.85pt;width:488.95pt;height:143.25pt;z-index:251663360;visibility:visible;mso-wrap-style:square;mso-width-percent:0;mso-height-percent:0;mso-wrap-distance-left:9pt;mso-wrap-distance-top:3.6pt;mso-wrap-distance-right:9pt;mso-wrap-distance-bottom:3.6pt;mso-position-horizontal:absolute;mso-position-horizontal-relative:text;mso-position-vertical:absolute;mso-position-vertical-relative:text;mso-width-percent:0;mso-height-percent:0;mso-width-relative:margin;mso-height-relative:margin;v-text-anchor:top" o:gfxdata="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" filled="f" stroked="f">
+              <v:shape id="Cuadro de texto 2" o:spid="_x0000_s1026" type="#_x0000_t202" alt="&quot;&quot;" style="position:absolute;left:0;text-align:left;margin-left:-7.2pt;margin-top:18.85pt;width:488.95pt;height:143.25pt;z-index:251663360;visibility:visible;mso-wrap-style:square;mso-width-percent:0;mso-height-percent:0;mso-wrap-distance-left:9pt;mso-wrap-distance-top:3.6pt;mso-wrap-distance-right:9pt;mso-wrap-distance-bottom:3.6pt;mso-position-horizontal:absolute;mso-position-horizontal-relative:text;mso-position-vertical:absolute;mso-position-vertical-relative:text;mso-width-percent:0;mso-height-percent:0;mso-width-relative:margin;mso-height-relative:margin;v-text-anchor:top" o:gfxdata="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" filled="f" stroked="f">
                 <v:textbox>
                   <w:txbxContent>
                     <w:p>
@@ -577,9 +577,10 @@
             <w:rPr>
               <w:rFonts w:eastAsiaTheme="minorEastAsia"/>
               <w:noProof/>
-              <w:sz w:val="24"/>
-              <w:szCs w:val="24"/>
+              <w:kern w:val="0"/>
+              <w:sz w:val="22"/>
               <w:lang w:eastAsia="es-CO"/>
+              <w14:ligatures w14:val="none"/>
             </w:rPr>
           </w:pPr>
           <w:r>
@@ -591,7 +592,7 @@
           <w:r>
             <w:fldChar w:fldCharType="separate"/>
           </w:r>
-          <w:hyperlink w:anchor="_Toc234503615" w:history="1">
+          <w:hyperlink w:anchor="_Toc242783382" w:history="1">
             <w:r>
               <w:rPr>
                 <w:rStyle w:val="Hipervnculo"/>
@@ -618,7 +619,7 @@
                 <w:noProof/>
                 <w:webHidden/>
               </w:rPr>
-              <w:instrText xml:space="preserve"> PAGEREF _Toc234503615 \h </w:instrText>
+              <w:instrText xml:space="preserve"> PAGEREF _Toc242783382 \h </w:instrText>
             </w:r>
             <w:r>
               <w:rPr>
@@ -653,18 +654,19 @@
           <w:pPr>
             <w:pStyle w:val="TDC1"/>
             <w:tabs>
-              <w:tab w:val="left" w:pos="1200"/>
+              <w:tab w:val="left" w:pos="1320"/>
               <w:tab w:val="right" w:leader="dot" w:pos="9962"/>
             </w:tabs>
             <w:rPr>
               <w:rFonts w:eastAsiaTheme="minorEastAsia"/>
               <w:noProof/>
-              <w:sz w:val="24"/>
-              <w:szCs w:val="24"/>
+              <w:kern w:val="0"/>
+              <w:sz w:val="22"/>
               <w:lang w:eastAsia="es-CO"/>
+              <w14:ligatures w14:val="none"/>
             </w:rPr>
           </w:pPr>
-          <w:hyperlink w:anchor="_Toc234503616" w:history="1">
+          <w:hyperlink w:anchor="_Toc242783383" w:history="1">
             <w:r>
               <w:rPr>
                 <w:rStyle w:val="Hipervnculo"/>
@@ -676,9 +678,10 @@
               <w:rPr>
                 <w:rFonts w:eastAsiaTheme="minorEastAsia"/>
                 <w:noProof/>
-                <w:sz w:val="24"/>
-                <w:szCs w:val="24"/>
+                <w:kern w:val="0"/>
+                <w:sz w:val="22"/>
                 <w:lang w:eastAsia="es-CO"/>
+                <w14:ligatures w14:val="none"/>
               </w:rPr>
               <w:tab/>
             </w:r>
@@ -708,7 +711,7 @@
                 <w:noProof/>
                 <w:webHidden/>
               </w:rPr>
-              <w:instrText xml:space="preserve"> PAGEREF _Toc234503616 \h </w:instrText>
+              <w:instrText xml:space="preserve"> PAGEREF _Toc242783383 \h </w:instrText>
             </w:r>
             <w:r>
               <w:rPr>
@@ -743,18 +746,19 @@
           <w:pPr>
             <w:pStyle w:val="TDC1"/>
             <w:tabs>
-              <w:tab w:val="left" w:pos="1200"/>
+              <w:tab w:val="left" w:pos="1320"/>
               <w:tab w:val="right" w:leader="dot" w:pos="9962"/>
             </w:tabs>
             <w:rPr>
               <w:rFonts w:eastAsiaTheme="minorEastAsia"/>
               <w:noProof/>
-              <w:sz w:val="24"/>
-              <w:szCs w:val="24"/>
+              <w:kern w:val="0"/>
+              <w:sz w:val="22"/>
               <w:lang w:eastAsia="es-CO"/>
+              <w14:ligatures w14:val="none"/>
             </w:rPr>
           </w:pPr>
-          <w:hyperlink w:anchor="_Toc234503617" w:history="1">
+          <w:hyperlink w:anchor="_Toc242783384" w:history="1">
             <w:r>
               <w:rPr>
                 <w:rStyle w:val="Hipervnculo"/>
@@ -766,9 +770,10 @@
               <w:rPr>
                 <w:rFonts w:eastAsiaTheme="minorEastAsia"/>
                 <w:noProof/>
-                <w:sz w:val="24"/>
-                <w:szCs w:val="24"/>
+                <w:kern w:val="0"/>
+                <w:sz w:val="22"/>
                 <w:lang w:eastAsia="es-CO"/>
+                <w14:ligatures w14:val="none"/>
               </w:rPr>
               <w:tab/>
             </w:r>
@@ -798,7 +803,7 @@
                 <w:noProof/>
                 <w:webHidden/>
               </w:rPr>
-              <w:instrText xml:space="preserve"> PAGEREF _Toc234503617 \h </w:instrText>
+              <w:instrText xml:space="preserve"> PAGEREF _Toc242783384 \h </w:instrText>
             </w:r>
             <w:r>
               <w:rPr>
@@ -833,18 +838,19 @@
           <w:pPr>
             <w:pStyle w:val="TDC1"/>
             <w:tabs>
-              <w:tab w:val="left" w:pos="1200"/>
+              <w:tab w:val="left" w:pos="1320"/>
               <w:tab w:val="right" w:leader="dot" w:pos="9962"/>
             </w:tabs>
             <w:rPr>
               <w:rFonts w:eastAsiaTheme="minorEastAsia"/>
               <w:noProof/>
-              <w:sz w:val="24"/>
-              <w:szCs w:val="24"/>
+              <w:kern w:val="0"/>
+              <w:sz w:val="22"/>
               <w:lang w:eastAsia="es-CO"/>
+              <w14:ligatures w14:val="none"/>
             </w:rPr>
           </w:pPr>
-          <w:hyperlink w:anchor="_Toc234503618" w:history="1">
+          <w:hyperlink w:anchor="_Toc242783385" w:history="1">
             <w:r>
               <w:rPr>
                 <w:rStyle w:val="Hipervnculo"/>
@@ -856,9 +862,10 @@
               <w:rPr>
                 <w:rFonts w:eastAsiaTheme="minorEastAsia"/>
                 <w:noProof/>
-                <w:sz w:val="24"/>
-                <w:szCs w:val="24"/>
+                <w:kern w:val="0"/>
+                <w:sz w:val="22"/>
                 <w:lang w:eastAsia="es-CO"/>
+                <w14:ligatures w14:val="none"/>
               </w:rPr>
               <w:tab/>
             </w:r>
@@ -888,7 +895,7 @@
                 <w:noProof/>
                 <w:webHidden/>
               </w:rPr>
-              <w:instrText xml:space="preserve"> PAGEREF _Toc234503618 \h </w:instrText>
+              <w:instrText xml:space="preserve"> PAGEREF _Toc242783385 \h </w:instrText>
             </w:r>
             <w:r>
               <w:rPr>
@@ -923,18 +930,19 @@
           <w:pPr>
             <w:pStyle w:val="TDC1"/>
             <w:tabs>
-              <w:tab w:val="left" w:pos="1200"/>
+              <w:tab w:val="left" w:pos="1320"/>
               <w:tab w:val="right" w:leader="dot" w:pos="9962"/>
             </w:tabs>
             <w:rPr>
               <w:rFonts w:eastAsiaTheme="minorEastAsia"/>
               <w:noProof/>
-              <w:sz w:val="24"/>
-              <w:szCs w:val="24"/>
+              <w:kern w:val="0"/>
+              <w:sz w:val="22"/>
               <w:lang w:eastAsia="es-CO"/>
+              <w14:ligatures w14:val="none"/>
             </w:rPr>
           </w:pPr>
-          <w:hyperlink w:anchor="_Toc234503619" w:history="1">
+          <w:hyperlink w:anchor="_Toc242783386" w:history="1">
             <w:r>
               <w:rPr>
                 <w:rStyle w:val="Hipervnculo"/>
@@ -946,9 +954,10 @@
               <w:rPr>
                 <w:rFonts w:eastAsiaTheme="minorEastAsia"/>
                 <w:noProof/>
-                <w:sz w:val="24"/>
-                <w:szCs w:val="24"/>
+                <w:kern w:val="0"/>
+                <w:sz w:val="22"/>
                 <w:lang w:eastAsia="es-CO"/>
+                <w14:ligatures w14:val="none"/>
               </w:rPr>
               <w:tab/>
             </w:r>
@@ -978,7 +987,7 @@
                 <w:noProof/>
                 <w:webHidden/>
               </w:rPr>
-              <w:instrText xml:space="preserve"> PAGEREF _Toc234503619 \h </w:instrText>
+              <w:instrText xml:space="preserve"> PAGEREF _Toc242783386 \h </w:instrText>
             </w:r>
             <w:r>
               <w:rPr>
@@ -1013,18 +1022,19 @@
           <w:pPr>
             <w:pStyle w:val="TDC1"/>
             <w:tabs>
-              <w:tab w:val="left" w:pos="1200"/>
+              <w:tab w:val="left" w:pos="1320"/>
               <w:tab w:val="right" w:leader="dot" w:pos="9962"/>
             </w:tabs>
             <w:rPr>
               <w:rFonts w:eastAsiaTheme="minorEastAsia"/>
               <w:noProof/>
-              <w:sz w:val="24"/>
-              <w:szCs w:val="24"/>
+              <w:kern w:val="0"/>
+              <w:sz w:val="22"/>
               <w:lang w:eastAsia="es-CO"/>
+              <w14:ligatures w14:val="none"/>
             </w:rPr>
           </w:pPr>
-          <w:hyperlink w:anchor="_Toc234503620" w:history="1">
+          <w:hyperlink w:anchor="_Toc242783387" w:history="1">
             <w:r>
               <w:rPr>
                 <w:rStyle w:val="Hipervnculo"/>
@@ -1036,9 +1046,10 @@
               <w:rPr>
                 <w:rFonts w:eastAsiaTheme="minorEastAsia"/>
                 <w:noProof/>
-                <w:sz w:val="24"/>
-                <w:szCs w:val="24"/>
+                <w:kern w:val="0"/>
+                <w:sz w:val="22"/>
                 <w:lang w:eastAsia="es-CO"/>
+                <w14:ligatures w14:val="none"/>
               </w:rPr>
               <w:tab/>
             </w:r>
@@ -1068,7 +1079,7 @@
                 <w:noProof/>
                 <w:webHidden/>
               </w:rPr>
-              <w:instrText xml:space="preserve"> PAGEREF _Toc234503620 \h </w:instrText>
+              <w:instrText xml:space="preserve"> PAGEREF _Toc242783387 \h </w:instrText>
             </w:r>
             <w:r>
               <w:rPr>
@@ -1103,18 +1114,19 @@
           <w:pPr>
             <w:pStyle w:val="TDC1"/>
             <w:tabs>
-              <w:tab w:val="left" w:pos="1200"/>
+              <w:tab w:val="left" w:pos="1320"/>
               <w:tab w:val="right" w:leader="dot" w:pos="9962"/>
             </w:tabs>
             <w:rPr>
               <w:rFonts w:eastAsiaTheme="minorEastAsia"/>
               <w:noProof/>
-              <w:sz w:val="24"/>
-              <w:szCs w:val="24"/>
+              <w:kern w:val="0"/>
+              <w:sz w:val="22"/>
               <w:lang w:eastAsia="es-CO"/>
+              <w14:ligatures w14:val="none"/>
             </w:rPr>
           </w:pPr>
-          <w:hyperlink w:anchor="_Toc234503621" w:history="1">
+          <w:hyperlink w:anchor="_Toc242783388" w:history="1">
             <w:r>
               <w:rPr>
                 <w:rStyle w:val="Hipervnculo"/>
@@ -1126,9 +1138,10 @@
               <w:rPr>
                 <w:rFonts w:eastAsiaTheme="minorEastAsia"/>
                 <w:noProof/>
-                <w:sz w:val="24"/>
-                <w:szCs w:val="24"/>
+                <w:kern w:val="0"/>
+                <w:sz w:val="22"/>
                 <w:lang w:eastAsia="es-CO"/>
+                <w14:ligatures w14:val="none"/>
               </w:rPr>
               <w:tab/>
             </w:r>
@@ -1158,7 +1171,7 @@
                 <w:noProof/>
                 <w:webHidden/>
               </w:rPr>
-              <w:instrText xml:space="preserve"> PAGEREF _Toc234503621 \h </w:instrText>
+              <w:instrText xml:space="preserve"> PAGEREF _Toc242783388 \h </w:instrText>
             </w:r>
             <w:r>
               <w:rPr>
@@ -1195,12 +1208,13 @@
             <w:rPr>
               <w:rFonts w:eastAsiaTheme="minorEastAsia"/>
               <w:noProof/>
-              <w:sz w:val="24"/>
-              <w:szCs w:val="24"/>
+              <w:kern w:val="0"/>
+              <w:sz w:val="22"/>
               <w:lang w:eastAsia="es-CO"/>
+              <w14:ligatures w14:val="none"/>
             </w:rPr>
           </w:pPr>
-          <w:hyperlink w:anchor="_Toc234503622" w:history="1">
+          <w:hyperlink w:anchor="_Toc242783389" w:history="1">
             <w:r>
               <w:rPr>
                 <w:rStyle w:val="Hipervnculo"/>
@@ -1212,9 +1226,10 @@
               <w:rPr>
                 <w:rFonts w:eastAsiaTheme="minorEastAsia"/>
                 <w:noProof/>
-                <w:sz w:val="24"/>
-                <w:szCs w:val="24"/>
+                <w:kern w:val="0"/>
+                <w:sz w:val="22"/>
                 <w:lang w:eastAsia="es-CO"/>
+                <w14:ligatures w14:val="none"/>
               </w:rPr>
               <w:tab/>
             </w:r>
@@ -1244,7 +1259,7 @@
                 <w:noProof/>
                 <w:webHidden/>
               </w:rPr>
-              <w:instrText xml:space="preserve"> PAGEREF _Toc234503622 \h </w:instrText>
+              <w:instrText xml:space="preserve"> PAGEREF _Toc242783389 \h </w:instrText>
             </w:r>
             <w:r>
               <w:rPr>
@@ -1279,18 +1294,19 @@
           <w:pPr>
             <w:pStyle w:val="TDC1"/>
             <w:tabs>
-              <w:tab w:val="left" w:pos="1200"/>
+              <w:tab w:val="left" w:pos="1320"/>
               <w:tab w:val="right" w:leader="dot" w:pos="9962"/>
             </w:tabs>
             <w:rPr>
               <w:rFonts w:eastAsiaTheme="minorEastAsia"/>
               <w:noProof/>
-              <w:sz w:val="24"/>
-              <w:szCs w:val="24"/>
+              <w:kern w:val="0"/>
+              <w:sz w:val="22"/>
               <w:lang w:eastAsia="es-CO"/>
+              <w14:ligatures w14:val="none"/>
             </w:rPr>
           </w:pPr>
-          <w:hyperlink w:anchor="_Toc234503623" w:history="1">
+          <w:hyperlink w:anchor="_Toc242783390" w:history="1">
             <w:r>
               <w:rPr>
                 <w:rStyle w:val="Hipervnculo"/>
@@ -1302,9 +1318,10 @@
               <w:rPr>
                 <w:rFonts w:eastAsiaTheme="minorEastAsia"/>
                 <w:noProof/>
-                <w:sz w:val="24"/>
-                <w:szCs w:val="24"/>
+                <w:kern w:val="0"/>
+                <w:sz w:val="22"/>
                 <w:lang w:eastAsia="es-CO"/>
+                <w14:ligatures w14:val="none"/>
               </w:rPr>
               <w:tab/>
             </w:r>
@@ -1317,17 +1334,14 @@
             </w:r>
             <w:r>
               <w:rPr>
+                <w:rStyle w:val="Extranjerismo"/>
+              </w:rPr>
+              <w:t>e-commerce</w:t>
+            </w:r>
+            <w:r>
+              <w:rPr>
                 <w:rStyle w:val="Hipervnculo"/>
                 <w:noProof/>
-                <w:spacing w:val="20"/>
-                <w:lang w:val="en-US"/>
-              </w:rPr>
-              <w:t>e-commerce</w:t>
-            </w:r>
-            <w:r>
-              <w:rPr>
-                <w:rStyle w:val="Hipervnculo"/>
-                <w:noProof/>
               </w:rPr>
               <w:t xml:space="preserve"> y redes sociales</w:t>
             </w:r>
@@ -1350,7 +1364,7 @@
                 <w:noProof/>
                 <w:webHidden/>
               </w:rPr>
-              <w:instrText xml:space="preserve"> PAGEREF _Toc234503623 \h </w:instrText>
+              <w:instrText xml:space="preserve"> PAGEREF _Toc242783390 \h </w:instrText>
             </w:r>
             <w:r>
               <w:rPr>
@@ -1387,12 +1401,13 @@
             <w:rPr>
               <w:rFonts w:eastAsiaTheme="minorEastAsia"/>
               <w:noProof/>
-              <w:sz w:val="24"/>
-              <w:szCs w:val="24"/>
+              <w:kern w:val="0"/>
+              <w:sz w:val="22"/>
               <w:lang w:eastAsia="es-CO"/>
+              <w14:ligatures w14:val="none"/>
             </w:rPr>
           </w:pPr>
-          <w:hyperlink w:anchor="_Toc234503624" w:history="1">
+          <w:hyperlink w:anchor="_Toc242783391" w:history="1">
             <w:r>
               <w:rPr>
                 <w:rStyle w:val="Hipervnculo"/>
@@ -1404,9 +1419,10 @@
               <w:rPr>
                 <w:rFonts w:eastAsiaTheme="minorEastAsia"/>
                 <w:noProof/>
-                <w:sz w:val="24"/>
-                <w:szCs w:val="24"/>
+                <w:kern w:val="0"/>
+                <w:sz w:val="22"/>
                 <w:lang w:eastAsia="es-CO"/>
+                <w14:ligatures w14:val="none"/>
               </w:rPr>
               <w:tab/>
             </w:r>
@@ -1436,7 +1452,7 @@
                 <w:noProof/>
                 <w:webHidden/>
               </w:rPr>
-              <w:instrText xml:space="preserve"> PAGEREF _Toc234503624 \h </w:instrText>
+              <w:instrText xml:space="preserve"> PAGEREF _Toc242783391 \h </w:instrText>
             </w:r>
             <w:r>
               <w:rPr>
@@ -1473,12 +1489,13 @@
             <w:rPr>
               <w:rFonts w:eastAsiaTheme="minorEastAsia"/>
               <w:noProof/>
-              <w:sz w:val="24"/>
-              <w:szCs w:val="24"/>
+              <w:kern w:val="0"/>
+              <w:sz w:val="22"/>
               <w:lang w:eastAsia="es-CO"/>
+              <w14:ligatures w14:val="none"/>
             </w:rPr>
           </w:pPr>
-          <w:hyperlink w:anchor="_Toc234503625" w:history="1">
+          <w:hyperlink w:anchor="_Toc242783392" w:history="1">
             <w:r>
               <w:rPr>
                 <w:rStyle w:val="Hipervnculo"/>
@@ -1490,9 +1507,10 @@
               <w:rPr>
                 <w:rFonts w:eastAsiaTheme="minorEastAsia"/>
                 <w:noProof/>
-                <w:sz w:val="24"/>
-                <w:szCs w:val="24"/>
+                <w:kern w:val="0"/>
+                <w:sz w:val="22"/>
                 <w:lang w:eastAsia="es-CO"/>
+                <w14:ligatures w14:val="none"/>
               </w:rPr>
               <w:tab/>
             </w:r>
@@ -1522,7 +1540,7 @@
                 <w:noProof/>
                 <w:webHidden/>
               </w:rPr>
-              <w:instrText xml:space="preserve"> PAGEREF _Toc234503625 \h </w:instrText>
+              <w:instrText xml:space="preserve"> PAGEREF _Toc242783392 \h </w:instrText>
             </w:r>
             <w:r>
               <w:rPr>
@@ -1559,12 +1577,13 @@
             <w:rPr>
               <w:rFonts w:eastAsiaTheme="minorEastAsia"/>
               <w:noProof/>
-              <w:sz w:val="24"/>
-              <w:szCs w:val="24"/>
+              <w:kern w:val="0"/>
+              <w:sz w:val="22"/>
               <w:lang w:eastAsia="es-CO"/>
+              <w14:ligatures w14:val="none"/>
             </w:rPr>
           </w:pPr>
-          <w:hyperlink w:anchor="_Toc234503626" w:history="1">
+          <w:hyperlink w:anchor="_Toc242783393" w:history="1">
             <w:r>
               <w:rPr>
                 <w:rStyle w:val="Hipervnculo"/>
@@ -1576,9 +1595,10 @@
               <w:rPr>
                 <w:rFonts w:eastAsiaTheme="minorEastAsia"/>
                 <w:noProof/>
-                <w:sz w:val="24"/>
-                <w:szCs w:val="24"/>
+                <w:kern w:val="0"/>
+                <w:sz w:val="22"/>
                 <w:lang w:eastAsia="es-CO"/>
+                <w14:ligatures w14:val="none"/>
               </w:rPr>
               <w:tab/>
             </w:r>
@@ -1608,7 +1628,7 @@
                 <w:noProof/>
                 <w:webHidden/>
               </w:rPr>
-              <w:instrText xml:space="preserve"> PAGEREF _Toc234503626 \h </w:instrText>
+              <w:instrText xml:space="preserve"> PAGEREF _Toc242783393 \h </w:instrText>
             </w:r>
             <w:r>
               <w:rPr>
@@ -1645,12 +1665,13 @@
             <w:rPr>
               <w:rFonts w:eastAsiaTheme="minorEastAsia"/>
               <w:noProof/>
-              <w:sz w:val="24"/>
-              <w:szCs w:val="24"/>
+              <w:kern w:val="0"/>
+              <w:sz w:val="22"/>
               <w:lang w:eastAsia="es-CO"/>
+              <w14:ligatures w14:val="none"/>
             </w:rPr>
           </w:pPr>
-          <w:hyperlink w:anchor="_Toc234503627" w:history="1">
+          <w:hyperlink w:anchor="_Toc242783394" w:history="1">
             <w:r>
               <w:rPr>
                 <w:rStyle w:val="Hipervnculo"/>
@@ -1662,9 +1683,10 @@
               <w:rPr>
                 <w:rFonts w:eastAsiaTheme="minorEastAsia"/>
                 <w:noProof/>
-                <w:sz w:val="24"/>
-                <w:szCs w:val="24"/>
+                <w:kern w:val="0"/>
+                <w:sz w:val="22"/>
                 <w:lang w:eastAsia="es-CO"/>
+                <w14:ligatures w14:val="none"/>
               </w:rPr>
               <w:tab/>
             </w:r>
@@ -1694,7 +1716,7 @@
                 <w:noProof/>
                 <w:webHidden/>
               </w:rPr>
-              <w:instrText xml:space="preserve"> PAGEREF _Toc234503627 \h </w:instrText>
+              <w:instrText xml:space="preserve"> PAGEREF _Toc242783394 \h </w:instrText>
             </w:r>
             <w:r>
               <w:rPr>
@@ -1714,7 +1736,7 @@
                 <w:noProof/>
                 <w:webHidden/>
               </w:rPr>
-              <w:t>27</w:t>
+              <w:t>26</w:t>
             </w:r>
             <w:r>
               <w:rPr>
@@ -1734,12 +1756,13 @@
             <w:rPr>
               <w:rFonts w:eastAsiaTheme="minorEastAsia"/>
               <w:noProof/>
-              <w:sz w:val="24"/>
-              <w:szCs w:val="24"/>
+              <w:kern w:val="0"/>
+              <w:sz w:val="22"/>
               <w:lang w:eastAsia="es-CO"/>
+              <w14:ligatures w14:val="none"/>
             </w:rPr>
           </w:pPr>
-          <w:hyperlink w:anchor="_Toc234503628" w:history="1">
+          <w:hyperlink w:anchor="_Toc242783395" w:history="1">
             <w:r>
               <w:rPr>
                 <w:rStyle w:val="Hipervnculo"/>
@@ -1766,7 +1789,7 @@
                 <w:noProof/>
                 <w:webHidden/>
               </w:rPr>
-              <w:instrText xml:space="preserve"> PAGEREF _Toc234503628 \h </w:instrText>
+              <w:instrText xml:space="preserve"> PAGEREF _Toc242783395 \h </w:instrText>
             </w:r>
             <w:r>
               <w:rPr>
@@ -1806,12 +1829,13 @@
             <w:rPr>
               <w:rFonts w:eastAsiaTheme="minorEastAsia"/>
               <w:noProof/>
-              <w:sz w:val="24"/>
-              <w:szCs w:val="24"/>
+              <w:kern w:val="0"/>
+              <w:sz w:val="22"/>
               <w:lang w:eastAsia="es-CO"/>
+              <w14:ligatures w14:val="none"/>
             </w:rPr>
           </w:pPr>
-          <w:hyperlink w:anchor="_Toc234503629" w:history="1">
+          <w:hyperlink w:anchor="_Toc242783396" w:history="1">
             <w:r>
               <w:rPr>
                 <w:rStyle w:val="Hipervnculo"/>
@@ -1838,7 +1862,7 @@
                 <w:noProof/>
                 <w:webHidden/>
               </w:rPr>
-              <w:instrText xml:space="preserve"> PAGEREF _Toc234503629 \h </w:instrText>
+              <w:instrText xml:space="preserve"> PAGEREF _Toc242783396 \h </w:instrText>
             </w:r>
             <w:r>
               <w:rPr>
@@ -1878,12 +1902,13 @@
             <w:rPr>
               <w:rFonts w:eastAsiaTheme="minorEastAsia"/>
               <w:noProof/>
-              <w:sz w:val="24"/>
-              <w:szCs w:val="24"/>
+              <w:kern w:val="0"/>
+              <w:sz w:val="22"/>
               <w:lang w:eastAsia="es-CO"/>
+              <w14:ligatures w14:val="none"/>
             </w:rPr>
           </w:pPr>
-          <w:hyperlink w:anchor="_Toc234503630" w:history="1">
+          <w:hyperlink w:anchor="_Toc242783397" w:history="1">
             <w:r>
               <w:rPr>
                 <w:rStyle w:val="Hipervnculo"/>
@@ -1910,7 +1935,7 @@
                 <w:noProof/>
                 <w:webHidden/>
               </w:rPr>
-              <w:instrText xml:space="preserve"> PAGEREF _Toc234503630 \h </w:instrText>
+              <w:instrText xml:space="preserve"> PAGEREF _Toc242783397 \h </w:instrText>
             </w:r>
             <w:r>
               <w:rPr>
@@ -1950,12 +1975,13 @@
             <w:rPr>
               <w:rFonts w:eastAsiaTheme="minorEastAsia"/>
               <w:noProof/>
-              <w:sz w:val="24"/>
-              <w:szCs w:val="24"/>
+              <w:kern w:val="0"/>
+              <w:sz w:val="22"/>
               <w:lang w:eastAsia="es-CO"/>
+              <w14:ligatures w14:val="none"/>
             </w:rPr>
           </w:pPr>
-          <w:hyperlink w:anchor="_Toc234503631" w:history="1">
+          <w:hyperlink w:anchor="_Toc242783398" w:history="1">
             <w:r>
               <w:rPr>
                 <w:rStyle w:val="Hipervnculo"/>
@@ -1982,7 +2008,7 @@
                 <w:noProof/>
                 <w:webHidden/>
               </w:rPr>
-              <w:instrText xml:space="preserve"> PAGEREF _Toc234503631 \h </w:instrText>
+              <w:instrText xml:space="preserve"> PAGEREF _Toc242783398 \h </w:instrText>
             </w:r>
             <w:r>
               <w:rPr>
@@ -2047,7 +2073,7 @@
       <w:pPr>
         <w:pStyle w:val="Titulosgenerales"/>
       </w:pPr>
-      <w:bookmarkStart w:id="0" w:name="_Toc234503615"/>
+      <w:bookmarkStart w:id="0" w:name="_Toc242783382"/>
       <w:r>
         <w:lastRenderedPageBreak/>
         <w:t>Introducción</w:t>
@@ -2077,8 +2103,8 @@
           <w:noProof/>
         </w:rPr>
         <w:drawing>
-          <wp:inline distT="0" distB="0" distL="0" distR="0" wp14:anchorId="0C5228ED" wp14:editId="3F4B9CA1">
-            <wp:extent cx="4680000" cy="2632500"/>
+          <wp:inline distT="0" distB="0" distL="0" distR="0" wp14:anchorId="0C5228ED" wp14:editId="60687CEB">
+            <wp:extent cx="4680000" cy="2631600"/>
             <wp:effectExtent l="0" t="0" r="6350" b="0"/>
             <wp:docPr id="1" name="Imagen 1">
               <a:extLst xmlns:a="http://schemas.openxmlformats.org/drawingml/2006/main">
@@ -2120,7 +2146,7 @@
                   <pic:spPr bwMode="auto">
                     <a:xfrm>
                       <a:off x="0" y="0"/>
-                      <a:ext cx="4680000" cy="2632500"/>
+                      <a:ext cx="4680000" cy="2631600"/>
                     </a:xfrm>
                     <a:prstGeom prst="rect">
                       <a:avLst/>
@@ -2613,7 +2639,7 @@
       <w:pPr>
         <w:pStyle w:val="Ttulo1"/>
       </w:pPr>
-      <w:bookmarkStart w:id="1" w:name="_Toc234503616"/>
+      <w:bookmarkStart w:id="1" w:name="_Toc242783383"/>
       <w:r>
         <w:lastRenderedPageBreak/>
         <w:t>Introducción al mercadeo</w:t>
@@ -3089,9 +3115,9 @@
           <w:noProof/>
         </w:rPr>
         <w:drawing>
-          <wp:inline distT="0" distB="0" distL="0" distR="0" wp14:anchorId="75D282F3" wp14:editId="7F68341B">
-            <wp:extent cx="4679315" cy="2441404"/>
-            <wp:effectExtent l="0" t="0" r="6985" b="0"/>
+          <wp:inline distT="0" distB="0" distL="0" distR="0" wp14:anchorId="75D282F3" wp14:editId="238D3A22">
+            <wp:extent cx="4680000" cy="2440800"/>
+            <wp:effectExtent l="0" t="0" r="6350" b="0"/>
             <wp:docPr id="1170521594" name="Imagen 4">
               <a:extLst xmlns:a="http://schemas.openxmlformats.org/drawingml/2006/main">
                 <a:ext uri="{C183D7F6-B498-43B3-948B-1728B52AA6E4}">
@@ -3133,7 +3159,7 @@
                   <pic:spPr bwMode="auto">
                     <a:xfrm>
                       <a:off x="0" y="0"/>
-                      <a:ext cx="4680000" cy="2441761"/>
+                      <a:ext cx="4680000" cy="2440800"/>
                     </a:xfrm>
                     <a:prstGeom prst="rect">
                       <a:avLst/>
@@ -3304,23 +3330,7 @@
                 <w:rFonts w:cstheme="minorHAnsi"/>
                 <w:szCs w:val="28"/>
               </w:rPr>
-              <w:t xml:space="preserve">Uno de los acontecimientos que se convierte en un hito para la evolución del </w:t>
-            </w:r>
-            <w:proofErr w:type="spellStart"/>
-            <w:r>
-              <w:rPr>
-                <w:rFonts w:cstheme="minorHAnsi"/>
-                <w:szCs w:val="28"/>
-              </w:rPr>
-              <w:t>mercadeo</w:t>
-            </w:r>
-            <w:proofErr w:type="spellEnd"/>
-            <w:r>
-              <w:rPr>
-                <w:rFonts w:cstheme="minorHAnsi"/>
-                <w:szCs w:val="28"/>
-              </w:rPr>
-              <w:t xml:space="preserve"> es la imprenta, que aparece en 1440, pues acompaña y ayuda en el proceso de comunicación, materializando medios impresos para dar a conocer la oferta de bienes y servicios</w:t>
+              <w:t>Uno de los acontecimientos que se convierte en un hito para la evolución del mercadeo es la imprenta, que aparece en 1440, pues acompaña y ayuda en el proceso de comunicación, materializando medios impresos para dar a conocer la oferta de bienes y servicios</w:t>
             </w:r>
             <w:r>
               <w:rPr>
@@ -3548,17 +3558,8 @@
                 <w:rFonts w:cstheme="minorHAnsi"/>
                 <w:szCs w:val="28"/>
               </w:rPr>
-              <w:t xml:space="preserve">Esta intensidad competitiva establece en gran medida la evolución del </w:t>
-            </w:r>
-            <w:proofErr w:type="spellStart"/>
-            <w:r>
-              <w:rPr>
-                <w:rFonts w:cstheme="minorHAnsi"/>
-                <w:szCs w:val="28"/>
-              </w:rPr>
-              <w:t>mercadeo</w:t>
-            </w:r>
-            <w:proofErr w:type="spellEnd"/>
+              <w:t>Esta intensidad competitiva establece en gran medida la evolución del mercadeo</w:t>
+            </w:r>
             <w:r>
               <w:rPr>
                 <w:rFonts w:cstheme="minorHAnsi"/>
@@ -3684,7 +3685,20 @@
                 <w:rFonts w:cstheme="minorHAnsi"/>
                 <w:szCs w:val="28"/>
               </w:rPr>
-              <w:t xml:space="preserve">, dada por la Asociación Americana de Marketing (AMA), como el resultado de las actividades </w:t>
+              <w:t xml:space="preserve">, dada por la Asociación Americana de </w:t>
+            </w:r>
+            <w:r>
+              <w:rPr>
+                <w:rStyle w:val="Extranjerismo"/>
+              </w:rPr>
+              <w:t>Marketing</w:t>
+            </w:r>
+            <w:r>
+              <w:rPr>
+                <w:rFonts w:cstheme="minorHAnsi"/>
+                <w:szCs w:val="28"/>
+              </w:rPr>
+              <w:t xml:space="preserve"> (AMA), como el resultado de las actividades </w:t>
             </w:r>
             <w:r>
               <w:rPr>
@@ -3721,7 +3735,21 @@
                 <w:rFonts w:cstheme="minorHAnsi"/>
                 <w:szCs w:val="28"/>
               </w:rPr>
-              <w:t xml:space="preserve"> este nicho de mercado. Escuchar al cliente y conocer sus necesidades y expectativas</w:t>
+              <w:t xml:space="preserve"> este nicho de mercado</w:t>
+            </w:r>
+            <w:r>
+              <w:rPr>
+                <w:rFonts w:cstheme="minorHAnsi"/>
+                <w:szCs w:val="28"/>
+              </w:rPr>
+              <w:t xml:space="preserve"> de e</w:t>
+            </w:r>
+            <w:r>
+              <w:rPr>
+                <w:rFonts w:cstheme="minorHAnsi"/>
+                <w:szCs w:val="28"/>
+              </w:rPr>
+              <w:t>scuchar al cliente y conocer sus necesidades y expectativas</w:t>
             </w:r>
             <w:r>
               <w:rPr>
@@ -3814,7 +3842,7 @@
       <w:pPr>
         <w:pStyle w:val="Ttulo1"/>
       </w:pPr>
-      <w:bookmarkStart w:id="2" w:name="_Toc234503617"/>
+      <w:bookmarkStart w:id="2" w:name="_Toc242783384"/>
       <w:r>
         <w:lastRenderedPageBreak/>
         <w:t>Tipos de mercadeo</w:t>
@@ -3854,6 +3882,11 @@
     </w:p>
     <w:p>
       <w:pPr>
+        <w:pStyle w:val="Prrafodelista"/>
+        <w:numPr>
+          <w:ilvl w:val="0"/>
+          <w:numId w:val="30"/>
+        </w:numPr>
         <w:rPr>
           <w:bCs/>
         </w:rPr>
@@ -3864,13 +3897,12 @@
         </w:rPr>
         <w:t>Directo</w:t>
       </w:r>
-    </w:p>
-    <w:p>
-      <w:pPr>
-        <w:rPr>
-          <w:bCs/>
-        </w:rPr>
-      </w:pPr>
+      <w:r>
+        <w:rPr>
+          <w:b/>
+        </w:rPr>
+        <w:t xml:space="preserve">. </w:t>
+      </w:r>
       <w:r>
         <w:rPr>
           <w:bCs/>
@@ -3880,6 +3912,11 @@
     </w:p>
     <w:p>
       <w:pPr>
+        <w:pStyle w:val="Prrafodelista"/>
+        <w:numPr>
+          <w:ilvl w:val="0"/>
+          <w:numId w:val="30"/>
+        </w:numPr>
         <w:rPr>
           <w:bCs/>
         </w:rPr>
@@ -3892,13 +3929,14 @@
         </w:rPr>
         <w:t>Online</w:t>
       </w:r>
-    </w:p>
-    <w:p>
-      <w:pPr>
-        <w:rPr>
-          <w:bCs/>
-        </w:rPr>
-      </w:pPr>
+      <w:r>
+        <w:rPr>
+          <w:rStyle w:val="Extranjerismo"/>
+          <w:b/>
+          <w:bCs/>
+        </w:rPr>
+        <w:t xml:space="preserve">. </w:t>
+      </w:r>
       <w:r>
         <w:rPr>
           <w:bCs/>
@@ -3908,6 +3946,11 @@
     </w:p>
     <w:p>
       <w:pPr>
+        <w:pStyle w:val="Prrafodelista"/>
+        <w:numPr>
+          <w:ilvl w:val="0"/>
+          <w:numId w:val="30"/>
+        </w:numPr>
         <w:rPr>
           <w:bCs/>
         </w:rPr>
@@ -3918,13 +3961,12 @@
         </w:rPr>
         <w:t>De nicho</w:t>
       </w:r>
-    </w:p>
-    <w:p>
-      <w:pPr>
-        <w:rPr>
-          <w:bCs/>
-        </w:rPr>
-      </w:pPr>
+      <w:r>
+        <w:rPr>
+          <w:b/>
+        </w:rPr>
+        <w:t xml:space="preserve">. </w:t>
+      </w:r>
       <w:r>
         <w:rPr>
           <w:bCs/>
@@ -3934,23 +3976,27 @@
     </w:p>
     <w:p>
       <w:pPr>
+        <w:pStyle w:val="Prrafodelista"/>
+        <w:numPr>
+          <w:ilvl w:val="0"/>
+          <w:numId w:val="30"/>
+        </w:numPr>
+        <w:rPr>
+          <w:bCs/>
+        </w:rPr>
+      </w:pPr>
+      <w:r>
         <w:rPr>
           <w:b/>
         </w:rPr>
-      </w:pPr>
+        <w:t>De influencia</w:t>
+      </w:r>
       <w:r>
         <w:rPr>
           <w:b/>
         </w:rPr>
-        <w:t>De influencia</w:t>
-      </w:r>
-    </w:p>
-    <w:p>
-      <w:pPr>
-        <w:rPr>
-          <w:bCs/>
-        </w:rPr>
-      </w:pPr>
+        <w:t xml:space="preserve">. </w:t>
+      </w:r>
       <w:r>
         <w:rPr>
           <w:bCs/>
@@ -3960,6 +4006,11 @@
     </w:p>
     <w:p>
       <w:pPr>
+        <w:pStyle w:val="Prrafodelista"/>
+        <w:numPr>
+          <w:ilvl w:val="0"/>
+          <w:numId w:val="30"/>
+        </w:numPr>
         <w:rPr>
           <w:bCs/>
         </w:rPr>
@@ -3970,24 +4021,17 @@
         </w:rPr>
         <w:t>Masivo</w:t>
       </w:r>
-    </w:p>
-    <w:p>
-      <w:pPr>
-        <w:rPr>
-          <w:bCs/>
-        </w:rPr>
-      </w:pPr>
-      <w:r>
-        <w:rPr>
-          <w:bCs/>
-        </w:rPr>
-        <w:t>Busca y logra alcanzar grupos grandes poblacionales sin tener en cuenta el nicho</w:t>
-      </w:r>
-      <w:r>
-        <w:rPr>
-          <w:bCs/>
-        </w:rPr>
-        <w:t>.</w:t>
+      <w:r>
+        <w:rPr>
+          <w:b/>
+        </w:rPr>
+        <w:t xml:space="preserve">. </w:t>
+      </w:r>
+      <w:r>
+        <w:rPr>
+          <w:bCs/>
+        </w:rPr>
+        <w:t>Busca y logra alcanzar grupos grandes poblacionales sin tener en cuenta el nicho.</w:t>
       </w:r>
     </w:p>
     <w:p>
@@ -4017,7 +4061,7 @@
       <w:pPr>
         <w:pStyle w:val="Ttulo1"/>
       </w:pPr>
-      <w:bookmarkStart w:id="3" w:name="_Toc234503618"/>
+      <w:bookmarkStart w:id="3" w:name="_Toc242783385"/>
       <w:r>
         <w:lastRenderedPageBreak/>
         <w:t>Importancia del mercadeo</w:t>
@@ -4319,7 +4363,7 @@
       <w:pPr>
         <w:pStyle w:val="Ttulo1"/>
       </w:pPr>
-      <w:bookmarkStart w:id="4" w:name="_Toc234503619"/>
+      <w:bookmarkStart w:id="4" w:name="_Toc242783386"/>
       <w:r>
         <w:lastRenderedPageBreak/>
         <w:t>Variables del mercado</w:t>
@@ -4411,9 +4455,9 @@
           <w:noProof/>
         </w:rPr>
         <w:drawing>
-          <wp:inline distT="0" distB="0" distL="0" distR="0" wp14:anchorId="70CC0574" wp14:editId="619B455E">
-            <wp:extent cx="3087139" cy="3765868"/>
-            <wp:effectExtent l="0" t="0" r="0" b="6350"/>
+          <wp:inline distT="0" distB="0" distL="0" distR="0" wp14:anchorId="70CC0574" wp14:editId="1DEE3174">
+            <wp:extent cx="4680000" cy="5709600"/>
+            <wp:effectExtent l="0" t="0" r="6350" b="5715"/>
             <wp:docPr id="261233913" name="Imagen 3" descr="En la figura se describen las variables conocidas como las 4P, donde se detalla: producto, precio, distribución y comunicación."/>
             <wp:cNvGraphicFramePr>
               <a:graphicFrameLocks xmlns:a="http://schemas.openxmlformats.org/drawingml/2006/main" noChangeAspect="1"/>
@@ -4443,7 +4487,7 @@
                   <pic:spPr bwMode="auto">
                     <a:xfrm>
                       <a:off x="0" y="0"/>
-                      <a:ext cx="3094179" cy="3774456"/>
+                      <a:ext cx="4680000" cy="5709600"/>
                     </a:xfrm>
                     <a:prstGeom prst="rect">
                       <a:avLst/>
@@ -4529,50 +4573,147 @@
         <w:rPr>
           <w:lang w:val="es-419" w:eastAsia="es-CO"/>
         </w:rPr>
-        <w:t xml:space="preserve"> (producto, precio, </w:t>
-      </w:r>
-      <w:r>
-        <w:rPr>
+        <w:t xml:space="preserve"> (producto, precio, promoción y distribución); además, consideran al producto como elemento primordial dentro del proceso de producción, debido a que es el punto de partida de toda comercialización.</w:t>
+      </w:r>
+    </w:p>
+    <w:p>
+      <w:pPr>
+        <w:rPr>
+          <w:lang w:val="es-419" w:eastAsia="es-CO"/>
+        </w:rPr>
+      </w:pPr>
+      <w:r>
+        <w:rPr>
+          <w:lang w:val="es-419" w:eastAsia="es-CO"/>
+        </w:rPr>
+        <w:t xml:space="preserve">Dichos productos se deben diferenciar de otros y postularse como únicos a través de las cualidades o atributos que se les ponga. Es posible hablar de variedad, diseño, </w:t>
+      </w:r>
+      <w:r>
+        <w:rPr>
+          <w:lang w:val="es-419" w:eastAsia="es-CO"/>
+        </w:rPr>
+        <w:t>características, marcas, servicios, garantías.</w:t>
+      </w:r>
+    </w:p>
+    <w:p>
+      <w:pPr>
+        <w:rPr>
+          <w:b/>
+          <w:bCs/>
+          <w:lang w:val="es-419" w:eastAsia="es-CO"/>
+        </w:rPr>
+      </w:pPr>
+      <w:r>
+        <w:rPr>
+          <w:b/>
+          <w:bCs/>
+          <w:lang w:val="es-419" w:eastAsia="es-CO"/>
+        </w:rPr>
+        <w:t xml:space="preserve">¿Cuánto cobra? / ¿Cómo afecta esto </w:t>
+      </w:r>
+      <w:r>
+        <w:rPr>
+          <w:b/>
+          <w:bCs/>
+          <w:lang w:val="es-419" w:eastAsia="es-CO"/>
+        </w:rPr>
+        <w:t>s</w:t>
+      </w:r>
+      <w:r>
+        <w:rPr>
+          <w:b/>
+          <w:bCs/>
+          <w:lang w:val="es-419" w:eastAsia="es-CO"/>
+        </w:rPr>
+        <w:t>u marca?</w:t>
+      </w:r>
+    </w:p>
+    <w:p>
+      <w:pPr>
+        <w:rPr>
+          <w:lang w:val="es-419" w:eastAsia="es-CO"/>
+        </w:rPr>
+      </w:pPr>
+      <w:r>
+        <w:rPr>
+          <w:lang w:val="es-419" w:eastAsia="es-CO"/>
+        </w:rPr>
+        <w:t>Es la variable relacionada con los ingresos, o la suma de valores que se requiere para realizar un intercambio, es decir, la cantidad de dinero que se requiere para adquirir un producto y/o servicio.</w:t>
+      </w:r>
+    </w:p>
+    <w:p>
+      <w:pPr>
+        <w:rPr>
+          <w:lang w:val="es-419" w:eastAsia="es-CO"/>
+        </w:rPr>
+      </w:pPr>
+      <w:r>
+        <w:rPr>
+          <w:lang w:val="es-419" w:eastAsia="es-CO"/>
+        </w:rPr>
+        <w:t>Para Baena y Moreno (2010), es el costo que debe desembolsar o pagar el consumidor (cliente) para obtener la mercancía en un momento dado, ya sea en el mercado o en el lugar específico de venta (p.97).</w:t>
+      </w:r>
+    </w:p>
+    <w:p>
+      <w:pPr>
+        <w:rPr>
+          <w:lang w:val="es-419" w:eastAsia="es-CO"/>
+        </w:rPr>
+      </w:pPr>
+      <w:r>
+        <w:rPr>
+          <w:lang w:val="es-419" w:eastAsia="es-CO"/>
+        </w:rPr>
+        <w:t>Como indicadores del precio, se podrían plantear el precio del valor para el cliente y los precios según la competencia.</w:t>
+      </w:r>
+    </w:p>
+    <w:p>
+      <w:pPr>
+        <w:spacing w:before="0" w:after="160" w:line="259" w:lineRule="auto"/>
+        <w:ind w:firstLine="0"/>
+        <w:rPr>
+          <w:lang w:val="es-419" w:eastAsia="es-CO"/>
+        </w:rPr>
+      </w:pPr>
+      <w:r>
+        <w:rPr>
+          <w:lang w:val="es-419" w:eastAsia="es-CO"/>
+        </w:rPr>
+        <w:br w:type="page"/>
+      </w:r>
+    </w:p>
+    <w:p>
+      <w:pPr>
+        <w:rPr>
+          <w:b/>
+          <w:bCs/>
+          <w:lang w:val="es-419" w:eastAsia="es-CO"/>
+        </w:rPr>
+      </w:pPr>
+      <w:r>
+        <w:rPr>
+          <w:b/>
+          <w:bCs/>
           <w:lang w:val="es-419" w:eastAsia="es-CO"/>
         </w:rPr>
         <w:lastRenderedPageBreak/>
-        <w:t>promoción y distribución); además, consideran al producto como elemento primordial dentro del proceso de producción, debido a que es el punto de partida de toda comercialización.</w:t>
-      </w:r>
-    </w:p>
-    <w:p>
-      <w:pPr>
-        <w:rPr>
-          <w:lang w:val="es-419" w:eastAsia="es-CO"/>
-        </w:rPr>
-      </w:pPr>
-      <w:r>
-        <w:rPr>
-          <w:lang w:val="es-419" w:eastAsia="es-CO"/>
-        </w:rPr>
-        <w:t xml:space="preserve">Dichos productos se deben diferenciar de otros y postularse como únicos a través de las cualidades o atributos que se les ponga. Es posible hablar de variedad, diseño, </w:t>
-      </w:r>
-      <w:r>
-        <w:rPr>
-          <w:lang w:val="es-419" w:eastAsia="es-CO"/>
-        </w:rPr>
-        <w:t>características, marcas, servicios, garantías.</w:t>
-      </w:r>
-    </w:p>
-    <w:p>
-      <w:pPr>
+        <w:t xml:space="preserve">¿Cómo se enteran </w:t>
+      </w:r>
+      <w:r>
         <w:rPr>
           <w:b/>
           <w:bCs/>
           <w:lang w:val="es-419" w:eastAsia="es-CO"/>
         </w:rPr>
-      </w:pPr>
+        <w:t>los</w:t>
+      </w:r>
       <w:r>
         <w:rPr>
           <w:b/>
           <w:bCs/>
           <w:lang w:val="es-419" w:eastAsia="es-CO"/>
         </w:rPr>
-        <w:t xml:space="preserve">¿Cuánto cobra? / ¿Cómo afecta esto </w:t>
+        <w:t xml:space="preserve"> clientes de </w:t>
       </w:r>
       <w:r>
         <w:rPr>
@@ -4588,46 +4729,33 @@
           <w:bCs/>
           <w:lang w:val="es-419" w:eastAsia="es-CO"/>
         </w:rPr>
-        <w:t>u marca?</w:t>
-      </w:r>
-    </w:p>
-    <w:p>
-      <w:pPr>
-        <w:rPr>
-          <w:lang w:val="es-419" w:eastAsia="es-CO"/>
-        </w:rPr>
-      </w:pPr>
-      <w:r>
-        <w:rPr>
-          <w:lang w:val="es-419" w:eastAsia="es-CO"/>
-        </w:rPr>
-        <w:t>Es la variable relacionada con los ingresos, o la suma de valores que se requiere para realizar un intercambio, es decir, la cantidad de dinero que se requiere para adquirir un producto y/o servicio.</w:t>
-      </w:r>
-    </w:p>
-    <w:p>
-      <w:pPr>
-        <w:rPr>
-          <w:lang w:val="es-419" w:eastAsia="es-CO"/>
-        </w:rPr>
-      </w:pPr>
-      <w:r>
-        <w:rPr>
-          <w:lang w:val="es-419" w:eastAsia="es-CO"/>
-        </w:rPr>
-        <w:t>Para Baena y Moreno (2010), es el costo que debe desembolsar o pagar el consumidor (cliente) para obtener la mercancía en un momento dado, ya sea en el mercado o en el lugar específico de venta (p.97).</w:t>
-      </w:r>
-    </w:p>
-    <w:p>
-      <w:pPr>
-        <w:rPr>
-          <w:lang w:val="es-419" w:eastAsia="es-CO"/>
-        </w:rPr>
-      </w:pPr>
-      <w:r>
-        <w:rPr>
-          <w:lang w:val="es-419" w:eastAsia="es-CO"/>
-        </w:rPr>
-        <w:t>Como indicadores del precio, se podrían plantear el precio del valor para el cliente y los precios según la competencia.</w:t>
+        <w:t>us productos? ¿Qué estrategias utiliza?</w:t>
+      </w:r>
+    </w:p>
+    <w:p>
+      <w:pPr>
+        <w:rPr>
+          <w:lang w:val="es-419" w:eastAsia="es-CO"/>
+        </w:rPr>
+      </w:pPr>
+      <w:r>
+        <w:rPr>
+          <w:lang w:val="es-419" w:eastAsia="es-CO"/>
+        </w:rPr>
+        <w:t>Son las técnicas de publicidad para dar a conocer el servicio o producto en un mercado determinado. Podemos dar cuenta de medios, canales y técnicas que nos posibilitan dar a conocer nuestro producto.</w:t>
+      </w:r>
+    </w:p>
+    <w:p>
+      <w:pPr>
+        <w:rPr>
+          <w:lang w:val="es-419" w:eastAsia="es-CO"/>
+        </w:rPr>
+      </w:pPr>
+      <w:r>
+        <w:rPr>
+          <w:lang w:val="es-419" w:eastAsia="es-CO"/>
+        </w:rPr>
+        <w:t>Kotler y Armstrong (2013) definen la promoción como el conjunto de actividades sistemáticas que promueven información y datos sobre las cualidades de un producto o servicio para inculcar y promover la adquisición por parte del comprador.</w:t>
       </w:r>
     </w:p>
     <w:p>
@@ -4644,82 +4772,6 @@
           <w:bCs/>
           <w:lang w:val="es-419" w:eastAsia="es-CO"/>
         </w:rPr>
-        <w:t xml:space="preserve">¿Cómo se enteran </w:t>
-      </w:r>
-      <w:r>
-        <w:rPr>
-          <w:b/>
-          <w:bCs/>
-          <w:lang w:val="es-419" w:eastAsia="es-CO"/>
-        </w:rPr>
-        <w:t>los</w:t>
-      </w:r>
-      <w:r>
-        <w:rPr>
-          <w:b/>
-          <w:bCs/>
-          <w:lang w:val="es-419" w:eastAsia="es-CO"/>
-        </w:rPr>
-        <w:t xml:space="preserve"> clientes de </w:t>
-      </w:r>
-      <w:r>
-        <w:rPr>
-          <w:b/>
-          <w:bCs/>
-          <w:lang w:val="es-419" w:eastAsia="es-CO"/>
-        </w:rPr>
-        <w:t>s</w:t>
-      </w:r>
-      <w:r>
-        <w:rPr>
-          <w:b/>
-          <w:bCs/>
-          <w:lang w:val="es-419" w:eastAsia="es-CO"/>
-        </w:rPr>
-        <w:t>us productos? ¿Qué estrategias utiliza?</w:t>
-      </w:r>
-    </w:p>
-    <w:p>
-      <w:pPr>
-        <w:rPr>
-          <w:lang w:val="es-419" w:eastAsia="es-CO"/>
-        </w:rPr>
-      </w:pPr>
-      <w:r>
-        <w:rPr>
-          <w:lang w:val="es-419" w:eastAsia="es-CO"/>
-        </w:rPr>
-        <w:t>Son las técnicas de publicidad para dar a conocer el servicio o producto en un mercado determinado. Podemos dar cuenta de medios, canales y técnicas que nos posibilitan dar a conocer nuestro producto.</w:t>
-      </w:r>
-    </w:p>
-    <w:p>
-      <w:pPr>
-        <w:rPr>
-          <w:lang w:val="es-419" w:eastAsia="es-CO"/>
-        </w:rPr>
-      </w:pPr>
-      <w:r>
-        <w:rPr>
-          <w:lang w:val="es-419" w:eastAsia="es-CO"/>
-        </w:rPr>
-        <w:t>Kotler y Armstrong (2013) definen la promoción como el conjunto de actividades sistemáticas que promueven información y datos sobre las cualidades de un producto o servicio para inculcar y promover la adquisición por parte del comprador.</w:t>
-      </w:r>
-    </w:p>
-    <w:p>
-      <w:pPr>
-        <w:rPr>
-          <w:b/>
-          <w:bCs/>
-          <w:lang w:val="es-419" w:eastAsia="es-CO"/>
-        </w:rPr>
-      </w:pPr>
-      <w:r>
-        <w:rPr>
-          <w:b/>
-          <w:bCs/>
-          <w:lang w:val="es-419" w:eastAsia="es-CO"/>
-        </w:rPr>
-        <w:lastRenderedPageBreak/>
         <w:t xml:space="preserve">¿Dónde promociona </w:t>
       </w:r>
       <w:r>
@@ -4855,27 +4907,31 @@
     </w:p>
     <w:p>
       <w:pPr>
+        <w:pStyle w:val="Prrafodelista"/>
+        <w:numPr>
+          <w:ilvl w:val="0"/>
+          <w:numId w:val="31"/>
+        </w:numPr>
+        <w:rPr>
+          <w:lang w:val="es-419" w:eastAsia="es-CO"/>
+        </w:rPr>
+      </w:pPr>
+      <w:r>
         <w:rPr>
           <w:b/>
           <w:bCs/>
           <w:lang w:val="es-419" w:eastAsia="es-CO"/>
         </w:rPr>
-      </w:pPr>
+        <w:t>Consumidor</w:t>
+      </w:r>
       <w:r>
         <w:rPr>
           <w:b/>
           <w:bCs/>
           <w:lang w:val="es-419" w:eastAsia="es-CO"/>
         </w:rPr>
-        <w:t>Consumidor</w:t>
-      </w:r>
-    </w:p>
-    <w:p>
-      <w:pPr>
-        <w:rPr>
-          <w:lang w:val="es-419" w:eastAsia="es-CO"/>
-        </w:rPr>
-      </w:pPr>
+        <w:t xml:space="preserve">. </w:t>
+      </w:r>
       <w:r>
         <w:rPr>
           <w:lang w:val="es-419" w:eastAsia="es-CO"/>
@@ -4893,32 +4949,43 @@
         <w:rPr>
           <w:lang w:val="es-419" w:eastAsia="es-CO"/>
         </w:rPr>
-        <w:t xml:space="preserve"> digital está tan enfocado en conocer y analizar su público a través de diversas técnicas para lograr efectividad en sus procesos.</w:t>
-      </w:r>
-    </w:p>
-    <w:p>
-      <w:pPr>
+        <w:t xml:space="preserve"> digital está tan enfocado en conocer y analizar su </w:t>
+      </w:r>
+      <w:r>
+        <w:rPr>
+          <w:lang w:val="es-419" w:eastAsia="es-CO"/>
+        </w:rPr>
+        <w:lastRenderedPageBreak/>
+        <w:t>público a través de diversas técnicas para lograr efectividad en sus procesos.</w:t>
+      </w:r>
+    </w:p>
+    <w:p>
+      <w:pPr>
+        <w:pStyle w:val="Prrafodelista"/>
+        <w:numPr>
+          <w:ilvl w:val="0"/>
+          <w:numId w:val="31"/>
+        </w:numPr>
+        <w:rPr>
+          <w:lang w:val="es-419" w:eastAsia="es-CO"/>
+        </w:rPr>
+      </w:pPr>
+      <w:r>
         <w:rPr>
           <w:b/>
           <w:bCs/>
           <w:lang w:val="es-419" w:eastAsia="es-CO"/>
         </w:rPr>
-      </w:pPr>
+        <w:t>Costo</w:t>
+      </w:r>
       <w:r>
         <w:rPr>
           <w:b/>
           <w:bCs/>
           <w:lang w:val="es-419" w:eastAsia="es-CO"/>
         </w:rPr>
-        <w:t>Costo</w:t>
-      </w:r>
-    </w:p>
-    <w:p>
-      <w:pPr>
-        <w:rPr>
-          <w:lang w:val="es-419" w:eastAsia="es-CO"/>
-        </w:rPr>
-      </w:pPr>
+        <w:t xml:space="preserve">. </w:t>
+      </w:r>
       <w:r>
         <w:rPr>
           <w:lang w:val="es-419" w:eastAsia="es-CO"/>
@@ -4928,6 +4995,11 @@
     </w:p>
     <w:p>
       <w:pPr>
+        <w:pStyle w:val="Prrafodelista"/>
+        <w:numPr>
+          <w:ilvl w:val="0"/>
+          <w:numId w:val="31"/>
+        </w:numPr>
         <w:rPr>
           <w:lang w:val="es-419" w:eastAsia="es-CO"/>
         </w:rPr>
@@ -4938,16 +5010,16 @@
           <w:bCs/>
           <w:lang w:val="es-419" w:eastAsia="es-CO"/>
         </w:rPr>
-        <w:lastRenderedPageBreak/>
         <w:t>Conveniencia</w:t>
       </w:r>
-    </w:p>
-    <w:p>
-      <w:pPr>
-        <w:rPr>
-          <w:lang w:val="es-419" w:eastAsia="es-CO"/>
-        </w:rPr>
-      </w:pPr>
+      <w:r>
+        <w:rPr>
+          <w:b/>
+          <w:bCs/>
+          <w:lang w:val="es-419" w:eastAsia="es-CO"/>
+        </w:rPr>
+        <w:t xml:space="preserve">. </w:t>
+      </w:r>
       <w:r>
         <w:rPr>
           <w:lang w:val="es-419" w:eastAsia="es-CO"/>
@@ -4957,6 +5029,11 @@
     </w:p>
     <w:p>
       <w:pPr>
+        <w:pStyle w:val="Prrafodelista"/>
+        <w:numPr>
+          <w:ilvl w:val="0"/>
+          <w:numId w:val="31"/>
+        </w:numPr>
         <w:rPr>
           <w:lang w:val="es-419" w:eastAsia="es-CO"/>
         </w:rPr>
@@ -4969,13 +5046,14 @@
         </w:rPr>
         <w:t>Comunicación</w:t>
       </w:r>
-    </w:p>
-    <w:p>
-      <w:pPr>
-        <w:rPr>
-          <w:lang w:val="es-419" w:eastAsia="es-CO"/>
-        </w:rPr>
-      </w:pPr>
+      <w:r>
+        <w:rPr>
+          <w:b/>
+          <w:bCs/>
+          <w:lang w:val="es-419" w:eastAsia="es-CO"/>
+        </w:rPr>
+        <w:t xml:space="preserve">. </w:t>
+      </w:r>
       <w:r>
         <w:rPr>
           <w:lang w:val="es-419" w:eastAsia="es-CO"/>
@@ -5015,7 +5093,7 @@
       <w:pPr>
         <w:pStyle w:val="Ttulo1"/>
       </w:pPr>
-      <w:bookmarkStart w:id="5" w:name="_Toc234503620"/>
+      <w:bookmarkStart w:id="5" w:name="_Toc242783387"/>
       <w:r>
         <w:lastRenderedPageBreak/>
         <w:t>Plan estratégico de mercadeo</w:t>
@@ -5221,9 +5299,9 @@
           <w:lang w:val="es-419" w:eastAsia="es-CO"/>
         </w:rPr>
         <w:drawing>
-          <wp:inline distT="0" distB="0" distL="0" distR="0" wp14:anchorId="7A31EF5F" wp14:editId="0129E62A">
-            <wp:extent cx="5810250" cy="1333500"/>
-            <wp:effectExtent l="0" t="0" r="0" b="0"/>
+          <wp:inline distT="0" distB="0" distL="0" distR="0" wp14:anchorId="7A31EF5F" wp14:editId="0F75FF51">
+            <wp:extent cx="4680000" cy="1072800"/>
+            <wp:effectExtent l="0" t="0" r="6350" b="0"/>
             <wp:docPr id="1307750530" name="Imagen 5" descr="La figura describe la estructura del plan de mercadeo mediante una ecuación conceptual. El esquema muestra que la combinación de un plan y el mercadeo da como resultado un documento estratégico."/>
             <wp:cNvGraphicFramePr>
               <a:graphicFrameLocks xmlns:a="http://schemas.openxmlformats.org/drawingml/2006/main" noChangeAspect="1"/>
@@ -5253,7 +5331,7 @@
                   <pic:spPr bwMode="auto">
                     <a:xfrm>
                       <a:off x="0" y="0"/>
-                      <a:ext cx="5810250" cy="1333500"/>
+                      <a:ext cx="4680000" cy="1072800"/>
                     </a:xfrm>
                     <a:prstGeom prst="rect">
                       <a:avLst/>
@@ -5270,13 +5348,6 @@
     <w:p>
       <w:pPr>
         <w:rPr>
-          <w:lang w:val="es-419" w:eastAsia="es-CO"/>
-        </w:rPr>
-      </w:pPr>
-    </w:p>
-    <w:p>
-      <w:pPr>
-        <w:rPr>
           <w:b/>
           <w:bCs/>
           <w:lang w:val="es-419" w:eastAsia="es-CO"/>
@@ -5675,6 +5746,21 @@
     </w:p>
     <w:p>
       <w:pPr>
+        <w:spacing w:before="0" w:after="160" w:line="259" w:lineRule="auto"/>
+        <w:ind w:firstLine="0"/>
+        <w:rPr>
+          <w:lang w:val="es-419" w:eastAsia="es-CO"/>
+        </w:rPr>
+      </w:pPr>
+      <w:r>
+        <w:rPr>
+          <w:lang w:val="es-419" w:eastAsia="es-CO"/>
+        </w:rPr>
+        <w:br w:type="page"/>
+      </w:r>
+    </w:p>
+    <w:p>
+      <w:pPr>
         <w:pStyle w:val="Prrafodelista"/>
         <w:numPr>
           <w:ilvl w:val="0"/>
@@ -5688,6 +5774,7 @@
         <w:rPr>
           <w:lang w:val="es-419" w:eastAsia="es-CO"/>
         </w:rPr>
+        <w:lastRenderedPageBreak/>
         <w:t>Unidad de negocio</w:t>
       </w:r>
     </w:p>
@@ -5701,7 +5788,6 @@
         <w:rPr>
           <w:lang w:val="es-419" w:eastAsia="es-CO"/>
         </w:rPr>
-        <w:lastRenderedPageBreak/>
         <w:t>Se definen una serie de actividades, sobre las cuales se deben planear estrategias para cada una.</w:t>
       </w:r>
     </w:p>
@@ -5960,6 +6046,7 @@
         <w:rPr>
           <w:lang w:val="es-419" w:eastAsia="es-CO"/>
         </w:rPr>
+        <w:lastRenderedPageBreak/>
         <w:t>Análisis de los objetivos propuestos.</w:t>
       </w:r>
     </w:p>
@@ -5978,7 +6065,6 @@
         <w:rPr>
           <w:lang w:val="es-419" w:eastAsia="es-CO"/>
         </w:rPr>
-        <w:lastRenderedPageBreak/>
         <w:t>Medida del desempeño alcanzado.</w:t>
       </w:r>
     </w:p>
@@ -6050,7 +6136,7 @@
       <w:pPr>
         <w:pStyle w:val="Ttulo1"/>
       </w:pPr>
-      <w:bookmarkStart w:id="6" w:name="_Toc234503621"/>
+      <w:bookmarkStart w:id="6" w:name="_Toc242783388"/>
       <w:r>
         <w:lastRenderedPageBreak/>
         <w:t>Análisis de competencia</w:t>
@@ -6071,7 +6157,7 @@
       <w:pPr>
         <w:pStyle w:val="Ttulo2"/>
       </w:pPr>
-      <w:bookmarkStart w:id="7" w:name="_Toc234503622"/>
+      <w:bookmarkStart w:id="7" w:name="_Toc242783389"/>
       <w:r>
         <w:t>Dimensiones en el análisis de la competencia</w:t>
       </w:r>
@@ -6088,962 +6174,6 @@
           <w:lang w:val="es-419" w:eastAsia="es-CO"/>
         </w:rPr>
         <w:t>El punto de partida para el análisis de la competencia es el análisis comparativo de la propuesta de valor, con sus características y beneficios del producto. Esto posibilita identificar los elementos diferenciadores frente a productos similares de otras empresas, teniendo claro que es importante generar diferencias racionales, como son las características del precio, y emocionales, como el significado de la marca en la vida de los consumidores. Para realizar el análisis de los competidores, hay que tener en cuenta las siguientes dimensiones:</w:t>
-      </w:r>
-    </w:p>
-    <w:p>
-      <w:pPr>
-        <w:rPr>
-          <w:b/>
-          <w:bCs/>
-          <w:lang w:val="es-419" w:eastAsia="es-CO"/>
-        </w:rPr>
-      </w:pPr>
-      <w:r>
-        <w:rPr>
-          <w:b/>
-          <w:bCs/>
-          <w:lang w:val="es-419" w:eastAsia="es-CO"/>
-        </w:rPr>
-        <w:t>Elementos relacionados con el posicionamiento de la marca</w:t>
-      </w:r>
-    </w:p>
-    <w:p>
-      <w:pPr>
-        <w:rPr>
-          <w:lang w:val="es-419" w:eastAsia="es-CO"/>
-        </w:rPr>
-      </w:pPr>
-      <w:r>
-        <w:rPr>
-          <w:lang w:val="es-419" w:eastAsia="es-CO"/>
-        </w:rPr>
-        <w:t xml:space="preserve">Posicionar es generar una imagen de la marca, producto, o servicio en las mentes de los consumidores. Se construye desde la percepción que tiene el consumidor individualmente con respecto a la competencia. Debe estar basado en elementos tales </w:t>
-      </w:r>
-      <w:r>
-        <w:rPr>
-          <w:lang w:val="es-419" w:eastAsia="es-CO"/>
-        </w:rPr>
-        <w:lastRenderedPageBreak/>
-        <w:t>como diferenciación, beneficios relevantes, inversiones rentables, comunicación clara y procesos de perfeccionamiento, con los que se incrementa cada vez más el valor añadido, generando ventajas competitivas.</w:t>
-      </w:r>
-    </w:p>
-    <w:p>
-      <w:pPr>
-        <w:rPr>
-          <w:b/>
-          <w:bCs/>
-          <w:lang w:val="es-419" w:eastAsia="es-CO"/>
-        </w:rPr>
-      </w:pPr>
-      <w:r>
-        <w:rPr>
-          <w:b/>
-          <w:bCs/>
-          <w:lang w:val="es-419" w:eastAsia="es-CO"/>
-        </w:rPr>
-        <w:t>Elementos de las ventas y la participación en el mercado</w:t>
-      </w:r>
-    </w:p>
-    <w:p>
-      <w:pPr>
-        <w:rPr>
-          <w:lang w:val="es-419" w:eastAsia="es-CO"/>
-        </w:rPr>
-      </w:pPr>
-      <w:r>
-        <w:rPr>
-          <w:lang w:val="es-419" w:eastAsia="es-CO"/>
-        </w:rPr>
-        <w:t>Consisten en el porcentaje de ventas y comercialización de un producto o servicio, y son el resultado de la estrategia de mercadeo, donde se identifican precios de comercialización, estrategias de publicidad, distribución, descuentos, identificando zonas geográficas fuertes y débiles, en comparación con los competidores.</w:t>
-      </w:r>
-    </w:p>
-    <w:p>
-      <w:pPr>
-        <w:rPr>
-          <w:b/>
-          <w:bCs/>
-          <w:lang w:val="es-419" w:eastAsia="es-CO"/>
-        </w:rPr>
-      </w:pPr>
-      <w:r>
-        <w:rPr>
-          <w:b/>
-          <w:bCs/>
-          <w:lang w:val="es-419" w:eastAsia="es-CO"/>
-        </w:rPr>
-        <w:t>Elementos de visibilidad y publicidad</w:t>
-      </w:r>
-    </w:p>
-    <w:p>
-      <w:pPr>
-        <w:rPr>
-          <w:lang w:val="es-419" w:eastAsia="es-CO"/>
-        </w:rPr>
-      </w:pPr>
-      <w:r>
-        <w:rPr>
-          <w:lang w:val="es-419" w:eastAsia="es-CO"/>
-        </w:rPr>
-        <w:t>Se busca identificar la inversión publicitaria y el ruido, es decir, volumen y cantidad de dicha publicidad en términos de frecuencia y alcance del mensaje.</w:t>
-      </w:r>
-    </w:p>
-    <w:p>
-      <w:pPr>
-        <w:rPr>
-          <w:b/>
-          <w:bCs/>
-          <w:lang w:val="es-419" w:eastAsia="es-CO"/>
-        </w:rPr>
-      </w:pPr>
-      <w:r>
-        <w:rPr>
-          <w:b/>
-          <w:bCs/>
-          <w:lang w:val="es-419" w:eastAsia="es-CO"/>
-        </w:rPr>
-        <w:t>Elementos de ventajas y características competitivas</w:t>
-      </w:r>
-    </w:p>
-    <w:p>
-      <w:pPr>
-        <w:rPr>
-          <w:lang w:val="es-419" w:eastAsia="es-CO"/>
-        </w:rPr>
-      </w:pPr>
-      <w:r>
-        <w:rPr>
-          <w:lang w:val="es-419" w:eastAsia="es-CO"/>
-        </w:rPr>
-        <w:t>Identificar los beneficios y características de los productos de nuestros competidores, para generar superioridad sobre ellos y que dichas características aíslen a nuestra empresa de dichos competidores.</w:t>
-      </w:r>
-    </w:p>
-    <w:p>
-      <w:pPr>
-        <w:rPr>
-          <w:b/>
-          <w:bCs/>
-          <w:lang w:val="es-419" w:eastAsia="es-CO"/>
-        </w:rPr>
-      </w:pPr>
-      <w:r>
-        <w:rPr>
-          <w:b/>
-          <w:bCs/>
-          <w:lang w:val="es-419" w:eastAsia="es-CO"/>
-        </w:rPr>
-        <w:t>Elementos de costo, rentabilidad y eficiencia logística</w:t>
-      </w:r>
-    </w:p>
-    <w:p>
-      <w:pPr>
-        <w:rPr>
-          <w:lang w:val="es-419" w:eastAsia="es-CO"/>
-        </w:rPr>
-      </w:pPr>
-      <w:r>
-        <w:rPr>
-          <w:lang w:val="es-419" w:eastAsia="es-CO"/>
-        </w:rPr>
-        <w:t>Analizar toda la estructura de costos de los competidores, su logística, y la eficiencia. Estos elementos pueden ser ventaja o barrera competitiva.</w:t>
-      </w:r>
-    </w:p>
-    <w:p>
-      <w:pPr>
-        <w:rPr>
-          <w:b/>
-          <w:bCs/>
-          <w:lang w:val="es-419" w:eastAsia="es-CO"/>
-        </w:rPr>
-      </w:pPr>
-      <w:r>
-        <w:rPr>
-          <w:b/>
-          <w:bCs/>
-          <w:lang w:val="es-419" w:eastAsia="es-CO"/>
-        </w:rPr>
-        <w:t>Elementos de precio</w:t>
-      </w:r>
-    </w:p>
-    <w:p>
-      <w:pPr>
-        <w:rPr>
-          <w:lang w:val="es-419" w:eastAsia="es-CO"/>
-        </w:rPr>
-      </w:pPr>
-      <w:r>
-        <w:rPr>
-          <w:lang w:val="es-419" w:eastAsia="es-CO"/>
-        </w:rPr>
-        <w:t>Para la estrategia de precios, es necesario conocer los precios, descuentos y las condiciones de negociación de la competencia.</w:t>
-      </w:r>
-    </w:p>
-    <w:p>
-      <w:pPr>
-        <w:rPr>
-          <w:b/>
-          <w:bCs/>
-          <w:lang w:val="es-419" w:eastAsia="es-CO"/>
-        </w:rPr>
-      </w:pPr>
-      <w:r>
-        <w:rPr>
-          <w:b/>
-          <w:bCs/>
-          <w:lang w:val="es-419" w:eastAsia="es-CO"/>
-        </w:rPr>
-        <w:lastRenderedPageBreak/>
-        <w:t>Elementos comunicativos</w:t>
-      </w:r>
-    </w:p>
-    <w:p>
-      <w:pPr>
-        <w:rPr>
-          <w:lang w:val="es-419" w:eastAsia="es-CO"/>
-        </w:rPr>
-      </w:pPr>
-      <w:r>
-        <w:rPr>
-          <w:lang w:val="es-419" w:eastAsia="es-CO"/>
-        </w:rPr>
-        <w:t xml:space="preserve">Identificar la estrategia comunicativa, el </w:t>
-      </w:r>
-      <w:r>
-        <w:rPr>
-          <w:rStyle w:val="Extranjerismo"/>
-        </w:rPr>
-        <w:t>target</w:t>
-      </w:r>
-      <w:r>
-        <w:rPr>
-          <w:lang w:val="es-419" w:eastAsia="es-CO"/>
-        </w:rPr>
-        <w:t>, elementos de la promesa de valor y todos aquellos elementos comunicativos diferenciadores de la marca.</w:t>
-      </w:r>
-    </w:p>
-    <w:p>
-      <w:pPr>
-        <w:rPr>
-          <w:b/>
-          <w:bCs/>
-          <w:lang w:val="es-419" w:eastAsia="es-CO"/>
-        </w:rPr>
-      </w:pPr>
-      <w:r>
-        <w:rPr>
-          <w:b/>
-          <w:bCs/>
-          <w:lang w:val="es-419" w:eastAsia="es-CO"/>
-        </w:rPr>
-        <w:t>Elementos de satisfacción del cliente</w:t>
-      </w:r>
-    </w:p>
-    <w:p>
-      <w:pPr>
-        <w:rPr>
-          <w:lang w:val="es-419" w:eastAsia="es-CO"/>
-        </w:rPr>
-      </w:pPr>
-      <w:r>
-        <w:rPr>
-          <w:lang w:val="es-419" w:eastAsia="es-CO"/>
-        </w:rPr>
-        <w:t xml:space="preserve">Establecer </w:t>
-      </w:r>
-      <w:r>
-        <w:rPr>
-          <w:rStyle w:val="Extranjerismo"/>
-          <w:lang w:val="es-419" w:eastAsia="es-CO"/>
-        </w:rPr>
-        <w:t>benchmarks</w:t>
-      </w:r>
-      <w:r>
-        <w:rPr>
-          <w:lang w:val="es-419" w:eastAsia="es-CO"/>
-        </w:rPr>
-        <w:t xml:space="preserve"> para identificar indicadores de satisfacción de los clientes propios y de la competencia.</w:t>
-      </w:r>
-    </w:p>
-    <w:p>
-      <w:pPr>
-        <w:rPr>
-          <w:b/>
-          <w:bCs/>
-          <w:lang w:val="es-419" w:eastAsia="es-CO"/>
-        </w:rPr>
-      </w:pPr>
-      <w:r>
-        <w:rPr>
-          <w:b/>
-          <w:bCs/>
-          <w:lang w:val="es-419" w:eastAsia="es-CO"/>
-        </w:rPr>
-        <w:t>Elementos de canales de distribución</w:t>
-      </w:r>
-    </w:p>
-    <w:p>
-      <w:pPr>
-        <w:rPr>
-          <w:lang w:val="es-419" w:eastAsia="es-CO"/>
-        </w:rPr>
-      </w:pPr>
-      <w:r>
-        <w:rPr>
-          <w:lang w:val="es-419" w:eastAsia="es-CO"/>
-        </w:rPr>
-        <w:t>Conocer la penetración y la presencia en el mercado del competidor.</w:t>
-      </w:r>
-    </w:p>
-    <w:p>
-      <w:pPr>
-        <w:rPr>
-          <w:b/>
-          <w:bCs/>
-          <w:lang w:val="es-419" w:eastAsia="es-CO"/>
-        </w:rPr>
-      </w:pPr>
-      <w:r>
-        <w:rPr>
-          <w:b/>
-          <w:bCs/>
-          <w:lang w:val="es-419" w:eastAsia="es-CO"/>
-        </w:rPr>
-        <w:t>Elementos de marca y actividades de punto de venta</w:t>
-      </w:r>
-    </w:p>
-    <w:p>
-      <w:pPr>
-        <w:rPr>
-          <w:lang w:val="es-419" w:eastAsia="es-CO"/>
-        </w:rPr>
-      </w:pPr>
-      <w:r>
-        <w:rPr>
-          <w:lang w:val="es-419" w:eastAsia="es-CO"/>
-        </w:rPr>
-        <w:t>Analizar las acciones de activación e impulso de marcas de la competencia en diferentes puntos de venta y en las estrategias de consumo masivo.</w:t>
-      </w:r>
-    </w:p>
-    <w:p>
-      <w:pPr>
-        <w:rPr>
-          <w:b/>
-          <w:bCs/>
-          <w:lang w:val="es-419" w:eastAsia="es-CO"/>
-        </w:rPr>
-      </w:pPr>
-      <w:r>
-        <w:rPr>
-          <w:b/>
-          <w:bCs/>
-          <w:lang w:val="es-419" w:eastAsia="es-CO"/>
-        </w:rPr>
-        <w:t>Elementos con el nivel de recomendación (NPS)</w:t>
-      </w:r>
-    </w:p>
-    <w:p>
-      <w:pPr>
-        <w:rPr>
-          <w:lang w:val="es-419" w:eastAsia="es-CO"/>
-        </w:rPr>
-      </w:pPr>
-      <w:r>
-        <w:rPr>
-          <w:lang w:val="es-419" w:eastAsia="es-CO"/>
-        </w:rPr>
-        <w:t>Medir la lealtad y la satisfacción del cliente permite generar mejores prácticas en términos de experiencias.</w:t>
-      </w:r>
-    </w:p>
-    <w:p>
-      <w:r>
-        <w:br w:type="page"/>
-      </w:r>
-    </w:p>
-    <w:p>
-      <w:pPr>
-        <w:pStyle w:val="Ttulo1"/>
-      </w:pPr>
-      <w:bookmarkStart w:id="8" w:name="_Toc234503623"/>
-      <w:r>
-        <w:lastRenderedPageBreak/>
-        <w:t xml:space="preserve">Marco legal vigente, </w:t>
-      </w:r>
-      <w:r>
-        <w:rPr>
-          <w:rStyle w:val="Extranjerismo"/>
-        </w:rPr>
-        <w:t>e-commerce</w:t>
-      </w:r>
-      <w:r>
-        <w:t xml:space="preserve"> y redes sociales</w:t>
-      </w:r>
-      <w:bookmarkEnd w:id="8"/>
-    </w:p>
-    <w:p>
-      <w:pPr>
-        <w:rPr>
-          <w:lang w:val="es-419" w:eastAsia="es-CO"/>
-        </w:rPr>
-      </w:pPr>
-      <w:r>
-        <w:rPr>
-          <w:lang w:val="es-419" w:eastAsia="es-CO"/>
-        </w:rPr>
-        <w:t xml:space="preserve">Se puede plantear el comercio electrónico, o </w:t>
-      </w:r>
-      <w:r>
-        <w:rPr>
-          <w:rStyle w:val="Extranjerismo"/>
-          <w:lang w:val="es-419" w:eastAsia="es-CO"/>
-        </w:rPr>
-        <w:t>e-commerce</w:t>
-      </w:r>
-      <w:r>
-        <w:rPr>
-          <w:lang w:val="es-419" w:eastAsia="es-CO"/>
-        </w:rPr>
-        <w:t>, en su definición más amplia, como el proceso de comercialización (compra y venta) de productos por medios electrónicos, utilizando aplicaciones móviles e Internet; o como una acción empresarial para mejorar sus ventas a través del uso de las nuevas tecnologías.</w:t>
-      </w:r>
-    </w:p>
-    <w:p>
-      <w:pPr>
-        <w:rPr>
-          <w:lang w:val="es-419" w:eastAsia="es-CO"/>
-        </w:rPr>
-      </w:pPr>
-      <w:r>
-        <w:rPr>
-          <w:lang w:val="es-419" w:eastAsia="es-CO"/>
-        </w:rPr>
-        <w:t>Según Rincón (2017), el comercio electrónico es una metodología inteligente para hacer negocios, la cual es capaz de detectar necesidades de empresas, comerciantes y consumidores. Asimismo, ayuda a la reducción de costos de operación y desplazamientos de los intervinientes en la relación comercial, además de mejorar el tiempo de entrega de los bienes, ya sean estos productos o servicios.</w:t>
-      </w:r>
-    </w:p>
-    <w:p>
-      <w:pPr>
-        <w:rPr>
-          <w:lang w:val="es-419" w:eastAsia="es-CO"/>
-        </w:rPr>
-      </w:pPr>
-      <w:r>
-        <w:rPr>
-          <w:lang w:val="es-419" w:eastAsia="es-CO"/>
-        </w:rPr>
-        <w:t>Igualmente, para la Ley 517 de 1999, en su artículo 2º, el comercio electrónico abarca las cuestiones suscitadas por toda relación de índole comercial, sea o no contractual, estructurada a partir de la utilización de uno o más mensajes de datos o de cualquier otro medio similar. Las relaciones de índole comercial comprenden, sin limitarse a ellas, las siguientes operaciones: toda operación comercial de suministro o intercambio de bienes o servicios; todo acuerdo de distribución; toda operación de representación o mandato comercial; todo tipo de operaciones financieras, bursátiles y de seguros; de construcción de obras; de consultoría; de ingeniería; de concesión de licencias; todo acuerdo de concesión o explotación de un servicio público; de empresa conjunta y otras formas de cooperación industrial o comercial; de transporte de mercancías o de pasajeros, por vía aérea, marítima, férrea, o por carretera.</w:t>
-      </w:r>
-    </w:p>
-    <w:p>
-      <w:pPr>
-        <w:pStyle w:val="Ttulo2"/>
-      </w:pPr>
-      <w:bookmarkStart w:id="9" w:name="_Toc234503624"/>
-      <w:r>
-        <w:lastRenderedPageBreak/>
-        <w:t>Generalidades del comercio electrónico</w:t>
-      </w:r>
-      <w:bookmarkEnd w:id="9"/>
-    </w:p>
-    <w:p>
-      <w:pPr>
-        <w:rPr>
-          <w:lang w:val="es-419" w:eastAsia="es-CO"/>
-        </w:rPr>
-      </w:pPr>
-      <w:r>
-        <w:rPr>
-          <w:lang w:val="es-419" w:eastAsia="es-CO"/>
-        </w:rPr>
-        <w:t>El comercio electrónico tiene sus cimientos en el año 1920, cuando diversas empresas mayoristas generaron catálogos impresos, donde incluían imágenes e información de sus productos. Este material permitía que las personas desde sus casas escogieran dichos productos para su compra (Silva Murillo, 2009). Posterior a esto, con la llegada del computador y el Internet se generaron nuevas rutas para conectar las empresas con su público objetivo, rompiendo barreras de espacio haciendo uso de las diferentes herramientas desarrolladas junto a los avances tecnológicos.</w:t>
-      </w:r>
-    </w:p>
-    <w:p>
-      <w:pPr>
-        <w:rPr>
-          <w:lang w:val="es-419" w:eastAsia="es-CO"/>
-        </w:rPr>
-      </w:pPr>
-      <w:r>
-        <w:rPr>
-          <w:lang w:val="es-419" w:eastAsia="es-CO"/>
-        </w:rPr>
-        <w:t xml:space="preserve">El </w:t>
-      </w:r>
-      <w:r>
-        <w:rPr>
-          <w:rStyle w:val="Extranjerismo"/>
-          <w:lang w:val="es-419" w:eastAsia="es-CO"/>
-        </w:rPr>
-        <w:t>e-commerce</w:t>
-      </w:r>
-      <w:r>
-        <w:rPr>
-          <w:lang w:val="es-419" w:eastAsia="es-CO"/>
-        </w:rPr>
-        <w:t xml:space="preserve"> surge como una manera de cubrir la demanda de negocios globales y hace parte de la economía mundial. Se considera fundamental para el desarrollo empresarial a nivel internacional e, incluso a nivel social, está definiendo con fuerza, pues permite eliminar barreras entre países con el intercambio de bienes y servicios, mediante un contacto totalmente digitalizado, en tiempo real, entre un proveedor y un cliente con fines netamente comerciales, lo que posibilita altas penetraciones a nivel global. Existen varias modalidades de comercio electrónico. Es de </w:t>
-      </w:r>
-      <w:r>
-        <w:rPr>
-          <w:lang w:val="es-419" w:eastAsia="es-CO"/>
-        </w:rPr>
-        <w:t xml:space="preserve">destacar que se pueden definir cuatro tipos de comercio electrónico (Silva Murillo, 2009, p.158-161), </w:t>
-      </w:r>
-      <w:r>
-        <w:rPr>
-          <w:lang w:val="es-419" w:eastAsia="es-CO"/>
-        </w:rPr>
-        <w:t>como se describe a continuación</w:t>
-      </w:r>
-      <w:r>
-        <w:rPr>
-          <w:lang w:val="es-419" w:eastAsia="es-CO"/>
-        </w:rPr>
-        <w:t>.</w:t>
-      </w:r>
-    </w:p>
-    <w:p>
-      <w:pPr>
-        <w:rPr>
-          <w:b/>
-          <w:bCs/>
-          <w:lang w:val="es-419" w:eastAsia="es-CO"/>
-        </w:rPr>
-      </w:pPr>
-      <w:r>
-        <w:rPr>
-          <w:b/>
-          <w:bCs/>
-          <w:lang w:val="es-419" w:eastAsia="es-CO"/>
-        </w:rPr>
-        <w:t>Negocio a Negocio B2B</w:t>
-      </w:r>
-    </w:p>
-    <w:p>
-      <w:pPr>
-        <w:rPr>
-          <w:lang w:val="es-419" w:eastAsia="es-CO"/>
-        </w:rPr>
-      </w:pPr>
-      <w:r>
-        <w:rPr>
-          <w:lang w:val="es-419" w:eastAsia="es-CO"/>
-        </w:rPr>
-        <w:t>El intercambio es mediante canales digitales.</w:t>
-      </w:r>
-    </w:p>
-    <w:p>
-      <w:pPr>
-        <w:rPr>
-          <w:b/>
-          <w:bCs/>
-          <w:lang w:val="es-419" w:eastAsia="es-CO"/>
-        </w:rPr>
-      </w:pPr>
-      <w:r>
-        <w:rPr>
-          <w:b/>
-          <w:bCs/>
-          <w:lang w:val="es-419" w:eastAsia="es-CO"/>
-        </w:rPr>
-        <w:t>Negocio a Cliente B2C</w:t>
-      </w:r>
-    </w:p>
-    <w:p>
-      <w:pPr>
-        <w:rPr>
-          <w:lang w:val="es-419" w:eastAsia="es-CO"/>
-        </w:rPr>
-      </w:pPr>
-      <w:r>
-        <w:rPr>
-          <w:lang w:val="es-419" w:eastAsia="es-CO"/>
-        </w:rPr>
-        <w:t>Se utiliza un sitio web para exponer sus productos.</w:t>
-      </w:r>
-    </w:p>
-    <w:p>
-      <w:pPr>
-        <w:rPr>
-          <w:lang w:val="es-419" w:eastAsia="es-CO"/>
-        </w:rPr>
-      </w:pPr>
-    </w:p>
-    <w:p>
-      <w:pPr>
-        <w:rPr>
-          <w:b/>
-          <w:bCs/>
-          <w:lang w:val="es-419" w:eastAsia="es-CO"/>
-        </w:rPr>
-      </w:pPr>
-      <w:r>
-        <w:rPr>
-          <w:b/>
-          <w:bCs/>
-          <w:lang w:val="es-419" w:eastAsia="es-CO"/>
-        </w:rPr>
-        <w:lastRenderedPageBreak/>
-        <w:t>Cliente a Cliente C2C</w:t>
-      </w:r>
-    </w:p>
-    <w:p>
-      <w:pPr>
-        <w:rPr>
-          <w:lang w:val="es-419" w:eastAsia="es-CO"/>
-        </w:rPr>
-      </w:pPr>
-      <w:r>
-        <w:rPr>
-          <w:lang w:val="es-419" w:eastAsia="es-CO"/>
-        </w:rPr>
-        <w:t>Relación entre clientes, a través de la web, para venta y compra.</w:t>
-      </w:r>
-    </w:p>
-    <w:p>
-      <w:pPr>
-        <w:rPr>
-          <w:b/>
-          <w:bCs/>
-          <w:lang w:val="es-419" w:eastAsia="es-CO"/>
-        </w:rPr>
-      </w:pPr>
-      <w:r>
-        <w:rPr>
-          <w:b/>
-          <w:bCs/>
-          <w:lang w:val="es-419" w:eastAsia="es-CO"/>
-        </w:rPr>
-        <w:t>Cliente a Negocio C2B</w:t>
-      </w:r>
-    </w:p>
-    <w:p>
-      <w:pPr>
-        <w:rPr>
-          <w:lang w:val="es-419" w:eastAsia="es-CO"/>
-        </w:rPr>
-      </w:pPr>
-      <w:r>
-        <w:rPr>
-          <w:lang w:val="es-419" w:eastAsia="es-CO"/>
-        </w:rPr>
-        <w:t>Se comunica la necesidad y la empresa la resuelve.</w:t>
-      </w:r>
-    </w:p>
-    <w:p>
-      <w:pPr>
-        <w:pStyle w:val="Ttulo2"/>
-      </w:pPr>
-      <w:bookmarkStart w:id="10" w:name="_Toc234503625"/>
-      <w:r>
-        <w:t>Características del comercio electrónico</w:t>
-      </w:r>
-      <w:bookmarkEnd w:id="10"/>
-    </w:p>
-    <w:p>
-      <w:pPr>
-        <w:rPr>
-          <w:lang w:val="es-419" w:eastAsia="es-CO"/>
-        </w:rPr>
-      </w:pPr>
-      <w:r>
-        <w:rPr>
-          <w:lang w:val="es-419" w:eastAsia="es-CO"/>
-        </w:rPr>
-        <w:t>El comercio electrónico se caracteriza por varios elementos.</w:t>
-      </w:r>
-    </w:p>
-    <w:p>
-      <w:pPr>
-        <w:rPr>
-          <w:b/>
-          <w:bCs/>
-          <w:lang w:val="es-419" w:eastAsia="es-CO"/>
-        </w:rPr>
-      </w:pPr>
-      <w:r>
-        <w:rPr>
-          <w:b/>
-          <w:bCs/>
-          <w:lang w:val="es-419" w:eastAsia="es-CO"/>
-        </w:rPr>
-        <w:t>Ubicuidad</w:t>
-      </w:r>
-    </w:p>
-    <w:p>
-      <w:pPr>
-        <w:rPr>
-          <w:lang w:val="es-419" w:eastAsia="es-CO"/>
-        </w:rPr>
-      </w:pPr>
-      <w:r>
-        <w:rPr>
-          <w:lang w:val="es-419" w:eastAsia="es-CO"/>
-        </w:rPr>
-        <w:t>No se requiere lugar físico para la realización de transacciones. Internet posibilita disponibilidad horaria, de espacio y de momento, es decir, la red de Internet está disponible en todos lados.</w:t>
-      </w:r>
-    </w:p>
-    <w:p>
-      <w:pPr>
-        <w:rPr>
-          <w:b/>
-          <w:bCs/>
-          <w:lang w:val="es-419" w:eastAsia="es-CO"/>
-        </w:rPr>
-      </w:pPr>
-      <w:r>
-        <w:rPr>
-          <w:b/>
-          <w:bCs/>
-          <w:lang w:val="es-419" w:eastAsia="es-CO"/>
-        </w:rPr>
-        <w:t>Alcance global</w:t>
-      </w:r>
-    </w:p>
-    <w:p>
-      <w:pPr>
-        <w:rPr>
-          <w:lang w:val="es-419" w:eastAsia="es-CO"/>
-        </w:rPr>
-      </w:pPr>
-      <w:r>
-        <w:rPr>
-          <w:lang w:val="es-419" w:eastAsia="es-CO"/>
-        </w:rPr>
-        <w:t>Posibilita la configuración de un mercado con transacciones comerciales sin límites.</w:t>
-      </w:r>
-    </w:p>
-    <w:p>
-      <w:pPr>
-        <w:rPr>
-          <w:b/>
-          <w:bCs/>
-          <w:lang w:val="es-419" w:eastAsia="es-CO"/>
-        </w:rPr>
-      </w:pPr>
-      <w:r>
-        <w:rPr>
-          <w:b/>
-          <w:bCs/>
-          <w:lang w:val="es-419" w:eastAsia="es-CO"/>
-        </w:rPr>
-        <w:t>Interactividad</w:t>
-      </w:r>
-    </w:p>
-    <w:p>
-      <w:pPr>
-        <w:rPr>
-          <w:lang w:val="es-419" w:eastAsia="es-CO"/>
-        </w:rPr>
-      </w:pPr>
-      <w:r>
-        <w:rPr>
-          <w:lang w:val="es-419" w:eastAsia="es-CO"/>
-        </w:rPr>
-        <w:t>En aras de satisfacer las necesidades del cliente, el comercio electrónico genera estrategias de interacción permanente entre comerciante y usuario.</w:t>
-      </w:r>
-    </w:p>
-    <w:p>
-      <w:pPr>
-        <w:rPr>
-          <w:lang w:val="es-419" w:eastAsia="es-CO"/>
-        </w:rPr>
-      </w:pPr>
-      <w:r>
-        <w:rPr>
-          <w:b/>
-          <w:bCs/>
-          <w:lang w:val="es-419" w:eastAsia="es-CO"/>
-        </w:rPr>
-        <w:t>Personalización</w:t>
-      </w:r>
-    </w:p>
-    <w:p>
-      <w:pPr>
-        <w:rPr>
-          <w:lang w:val="es-419" w:eastAsia="es-CO"/>
-        </w:rPr>
-      </w:pPr>
-      <w:r>
-        <w:rPr>
-          <w:lang w:val="es-419" w:eastAsia="es-CO"/>
-        </w:rPr>
-        <w:t>A través de una segmentación, se puede contactar al consumidor y ajustar el mensaje con sus intereses específicos.</w:t>
-      </w:r>
-    </w:p>
-    <w:p>
-      <w:pPr>
-        <w:rPr>
-          <w:lang w:val="es-419" w:eastAsia="es-CO"/>
-        </w:rPr>
-      </w:pPr>
-    </w:p>
-    <w:p>
-      <w:pPr>
-        <w:rPr>
-          <w:b/>
-          <w:bCs/>
-          <w:lang w:val="es-419" w:eastAsia="es-CO"/>
-        </w:rPr>
-      </w:pPr>
-      <w:r>
-        <w:rPr>
-          <w:b/>
-          <w:bCs/>
-          <w:lang w:val="es-419" w:eastAsia="es-CO"/>
-        </w:rPr>
-        <w:lastRenderedPageBreak/>
-        <w:t>Adecuación</w:t>
-      </w:r>
-    </w:p>
-    <w:p>
-      <w:pPr>
-        <w:rPr>
-          <w:lang w:val="es-419" w:eastAsia="es-CO"/>
-        </w:rPr>
-      </w:pPr>
-      <w:r>
-        <w:rPr>
-          <w:lang w:val="es-419" w:eastAsia="es-CO"/>
-        </w:rPr>
-        <w:t>Con base en las preferencias o comportamiento del usuario, se pueden generar cambios de producto o servicio.</w:t>
-      </w:r>
-    </w:p>
-    <w:p>
-      <w:pPr>
-        <w:rPr>
-          <w:b/>
-          <w:bCs/>
-          <w:lang w:val="es-419" w:eastAsia="es-CO"/>
-        </w:rPr>
-      </w:pPr>
-      <w:r>
-        <w:rPr>
-          <w:b/>
-          <w:bCs/>
-          <w:lang w:val="es-419" w:eastAsia="es-CO"/>
-        </w:rPr>
-        <w:t>Tecnología social</w:t>
-      </w:r>
-    </w:p>
-    <w:p>
-      <w:pPr>
-        <w:rPr>
-          <w:lang w:val="es-419" w:eastAsia="es-CO"/>
-        </w:rPr>
-      </w:pPr>
-      <w:r>
-        <w:rPr>
-          <w:lang w:val="es-419" w:eastAsia="es-CO"/>
-        </w:rPr>
-        <w:t>Posibilidad de que el usuario genere contenidos que pueden ser compartidos por medio de canales de internet o redes sociales.</w:t>
-      </w:r>
-    </w:p>
-    <w:p>
-      <w:pPr>
-        <w:rPr>
-          <w:b/>
-          <w:bCs/>
-          <w:lang w:val="es-419" w:eastAsia="es-CO"/>
-        </w:rPr>
-      </w:pPr>
-      <w:r>
-        <w:rPr>
-          <w:b/>
-          <w:bCs/>
-          <w:lang w:val="es-419" w:eastAsia="es-CO"/>
-        </w:rPr>
-        <w:t>Densidad de la información</w:t>
-      </w:r>
-    </w:p>
-    <w:p>
-      <w:pPr>
-        <w:rPr>
-          <w:lang w:val="es-419" w:eastAsia="es-CO"/>
-        </w:rPr>
-      </w:pPr>
-      <w:r>
-        <w:rPr>
-          <w:lang w:val="es-419" w:eastAsia="es-CO"/>
-        </w:rPr>
-        <w:t>Disponibilidad de la información para clientes, comerciantes y participantes del mercado, en igual condición, posibilitando intercambios permanentes.</w:t>
-      </w:r>
-    </w:p>
-    <w:p>
-      <w:pPr>
-        <w:rPr>
-          <w:b/>
-          <w:bCs/>
-          <w:lang w:val="es-419" w:eastAsia="es-CO"/>
-        </w:rPr>
-      </w:pPr>
-      <w:r>
-        <w:rPr>
-          <w:b/>
-          <w:bCs/>
-          <w:lang w:val="es-419" w:eastAsia="es-CO"/>
-        </w:rPr>
-        <w:t>Estándares universales</w:t>
-      </w:r>
-    </w:p>
-    <w:p>
-      <w:pPr>
-        <w:rPr>
-          <w:lang w:val="es-419" w:eastAsia="es-CO"/>
-        </w:rPr>
-      </w:pPr>
-      <w:r>
-        <w:rPr>
-          <w:lang w:val="es-419" w:eastAsia="es-CO"/>
-        </w:rPr>
-        <w:t>Implementación de plataformas y métodos estandarizados que reducen costos y esfuerzos de búsqueda para los consumidores.</w:t>
-      </w:r>
-    </w:p>
-    <w:p>
-      <w:pPr>
-        <w:rPr>
-          <w:lang w:val="es-419" w:eastAsia="es-CO"/>
-        </w:rPr>
-      </w:pPr>
-      <w:r>
-        <w:rPr>
-          <w:b/>
-          <w:bCs/>
-          <w:lang w:val="es-419" w:eastAsia="es-CO"/>
-        </w:rPr>
-        <w:t>Riqueza</w:t>
-      </w:r>
-    </w:p>
-    <w:p>
-      <w:pPr>
-        <w:rPr>
-          <w:lang w:val="es-419" w:eastAsia="es-CO"/>
-        </w:rPr>
-      </w:pPr>
-      <w:r>
-        <w:rPr>
-          <w:lang w:val="es-419" w:eastAsia="es-CO"/>
-        </w:rPr>
-        <w:t>La web permite, durante la venta de bienes y servicios, transmitir mensajes, textos, imágenes, videos que generan interactividad y riqueza.</w:t>
-      </w:r>
-    </w:p>
-    <w:p>
-      <w:pPr>
-        <w:pStyle w:val="Ttulo2"/>
-      </w:pPr>
-      <w:bookmarkStart w:id="11" w:name="_Toc234503626"/>
-      <w:r>
-        <w:t>Regulación del comercio electrónico</w:t>
-      </w:r>
-      <w:bookmarkEnd w:id="11"/>
-    </w:p>
-    <w:p>
-      <w:pPr>
-        <w:rPr>
-          <w:lang w:val="es-419" w:eastAsia="es-CO"/>
-        </w:rPr>
-      </w:pPr>
-      <w:r>
-        <w:rPr>
-          <w:lang w:val="es-419" w:eastAsia="es-CO"/>
-        </w:rPr>
-        <w:t>Al hablar de las acciones regulatorias del comercio electrónico, es posible afirmar que se encuentran en permanente discusión y nombrar las tres tendencias existentes.</w:t>
       </w:r>
     </w:p>
     <w:p>
@@ -7051,29 +6181,41 @@
         <w:pStyle w:val="Prrafodelista"/>
         <w:numPr>
           <w:ilvl w:val="0"/>
-          <w:numId w:val="28"/>
+          <w:numId w:val="32"/>
         </w:numPr>
         <w:rPr>
-          <w:lang w:val="es-419" w:eastAsia="es-CO"/>
-        </w:rPr>
-      </w:pPr>
-      <w:r>
-        <w:rPr>
-          <w:lang w:val="es-419" w:eastAsia="es-CO"/>
-        </w:rPr>
-        <w:t>Abstención absoluta de intromisión legislativa en el ciberespacio.</w:t>
-      </w:r>
-      <w:r>
-        <w:rPr>
-          <w:lang w:val="es-419" w:eastAsia="es-CO"/>
-        </w:rPr>
-        <w:t xml:space="preserve"> S</w:t>
-      </w:r>
-      <w:r>
-        <w:rPr>
-          <w:lang w:val="es-419" w:eastAsia="es-CO"/>
-        </w:rPr>
-        <w:t>e afirma que el ciberespacio es un escenario con autonomía y sin jurisdicción del Estado.</w:t>
+          <w:b/>
+          <w:bCs/>
+          <w:lang w:val="es-419" w:eastAsia="es-CO"/>
+        </w:rPr>
+      </w:pPr>
+      <w:r>
+        <w:rPr>
+          <w:b/>
+          <w:bCs/>
+          <w:lang w:val="es-419" w:eastAsia="es-CO"/>
+        </w:rPr>
+        <w:t>Elementos relacionados con el posicionamiento de la marca</w:t>
+      </w:r>
+    </w:p>
+    <w:p>
+      <w:pPr>
+        <w:rPr>
+          <w:lang w:val="es-419" w:eastAsia="es-CO"/>
+        </w:rPr>
+      </w:pPr>
+      <w:r>
+        <w:rPr>
+          <w:lang w:val="es-419" w:eastAsia="es-CO"/>
+        </w:rPr>
+        <w:t xml:space="preserve">Posicionar es generar una imagen de la marca, producto, o servicio en las mentes de los consumidores. Se construye desde la percepción que tiene el consumidor individualmente con respecto a la competencia. Debe estar basado en elementos tales </w:t>
+      </w:r>
+      <w:r>
+        <w:rPr>
+          <w:lang w:val="es-419" w:eastAsia="es-CO"/>
+        </w:rPr>
+        <w:lastRenderedPageBreak/>
+        <w:t>como diferenciación, beneficios relevantes, inversiones rentables, comunicación clara y procesos de perfeccionamiento, con los que se incrementa cada vez más el valor añadido, generando ventajas competitivas.</w:t>
       </w:r>
     </w:p>
     <w:p>
@@ -7081,30 +6223,34 @@
         <w:pStyle w:val="Prrafodelista"/>
         <w:numPr>
           <w:ilvl w:val="0"/>
-          <w:numId w:val="28"/>
+          <w:numId w:val="32"/>
         </w:numPr>
         <w:rPr>
-          <w:lang w:val="es-419" w:eastAsia="es-CO"/>
-        </w:rPr>
-      </w:pPr>
-      <w:r>
-        <w:rPr>
-          <w:lang w:val="es-419" w:eastAsia="es-CO"/>
-        </w:rPr>
-        <w:lastRenderedPageBreak/>
-        <w:t>Autorregulación a partir del marco propiciado por los sujetos involucrados.</w:t>
-      </w:r>
-      <w:r>
-        <w:rPr>
-          <w:lang w:val="es-419" w:eastAsia="es-CO"/>
-        </w:rPr>
-        <w:t xml:space="preserve"> </w:t>
-      </w:r>
-      <w:r>
-        <w:rPr>
-          <w:lang w:val="es-419" w:eastAsia="es-CO"/>
-        </w:rPr>
-        <w:t>Son códigos de conducta derivados de la participación de los grupos, gremios o asociaciones suministradoras de acceso a Internet.</w:t>
+          <w:b/>
+          <w:bCs/>
+          <w:lang w:val="es-419" w:eastAsia="es-CO"/>
+        </w:rPr>
+      </w:pPr>
+      <w:r>
+        <w:rPr>
+          <w:b/>
+          <w:bCs/>
+          <w:lang w:val="es-419" w:eastAsia="es-CO"/>
+        </w:rPr>
+        <w:t>Elementos de las ventas y la participación en el mercado</w:t>
+      </w:r>
+    </w:p>
+    <w:p>
+      <w:pPr>
+        <w:rPr>
+          <w:lang w:val="es-419" w:eastAsia="es-CO"/>
+        </w:rPr>
+      </w:pPr>
+      <w:r>
+        <w:rPr>
+          <w:lang w:val="es-419" w:eastAsia="es-CO"/>
+        </w:rPr>
+        <w:t>Consisten en el porcentaje de ventas y comercialización de un producto o servicio, y son el resultado de la estrategia de mercadeo, donde se identifican precios de comercialización, estrategias de publicidad, distribución, descuentos, identificando zonas geográficas fuertes y débiles, en comparación con los competidores.</w:t>
       </w:r>
     </w:p>
     <w:p>
@@ -7112,9 +6258,1045 @@
         <w:pStyle w:val="Prrafodelista"/>
         <w:numPr>
           <w:ilvl w:val="0"/>
-          <w:numId w:val="28"/>
+          <w:numId w:val="32"/>
         </w:numPr>
         <w:rPr>
+          <w:b/>
+          <w:bCs/>
+          <w:lang w:val="es-419" w:eastAsia="es-CO"/>
+        </w:rPr>
+      </w:pPr>
+      <w:r>
+        <w:rPr>
+          <w:b/>
+          <w:bCs/>
+          <w:lang w:val="es-419" w:eastAsia="es-CO"/>
+        </w:rPr>
+        <w:t>Elementos de visibilidad y publicidad</w:t>
+      </w:r>
+    </w:p>
+    <w:p>
+      <w:pPr>
+        <w:rPr>
+          <w:lang w:val="es-419" w:eastAsia="es-CO"/>
+        </w:rPr>
+      </w:pPr>
+      <w:r>
+        <w:rPr>
+          <w:lang w:val="es-419" w:eastAsia="es-CO"/>
+        </w:rPr>
+        <w:t>Se busca identificar la inversión publicitaria y el ruido, es decir, volumen y cantidad de dicha publicidad en términos de frecuencia y alcance del mensaje.</w:t>
+      </w:r>
+    </w:p>
+    <w:p>
+      <w:pPr>
+        <w:pStyle w:val="Prrafodelista"/>
+        <w:numPr>
+          <w:ilvl w:val="0"/>
+          <w:numId w:val="32"/>
+        </w:numPr>
+        <w:rPr>
+          <w:b/>
+          <w:bCs/>
+          <w:lang w:val="es-419" w:eastAsia="es-CO"/>
+        </w:rPr>
+      </w:pPr>
+      <w:r>
+        <w:rPr>
+          <w:b/>
+          <w:bCs/>
+          <w:lang w:val="es-419" w:eastAsia="es-CO"/>
+        </w:rPr>
+        <w:t>Elementos de ventajas y características competitivas</w:t>
+      </w:r>
+    </w:p>
+    <w:p>
+      <w:pPr>
+        <w:rPr>
+          <w:lang w:val="es-419" w:eastAsia="es-CO"/>
+        </w:rPr>
+      </w:pPr>
+      <w:r>
+        <w:rPr>
+          <w:lang w:val="es-419" w:eastAsia="es-CO"/>
+        </w:rPr>
+        <w:t>Identificar los beneficios y características de los productos de nuestros competidores, para generar superioridad sobre ellos y que dichas características aíslen a nuestra empresa de dichos competidores.</w:t>
+      </w:r>
+    </w:p>
+    <w:p>
+      <w:pPr>
+        <w:pStyle w:val="Prrafodelista"/>
+        <w:numPr>
+          <w:ilvl w:val="0"/>
+          <w:numId w:val="32"/>
+        </w:numPr>
+        <w:rPr>
+          <w:b/>
+          <w:bCs/>
+          <w:lang w:val="es-419" w:eastAsia="es-CO"/>
+        </w:rPr>
+      </w:pPr>
+      <w:r>
+        <w:rPr>
+          <w:b/>
+          <w:bCs/>
+          <w:lang w:val="es-419" w:eastAsia="es-CO"/>
+        </w:rPr>
+        <w:t>Elementos de costo, rentabilidad y eficiencia logística</w:t>
+      </w:r>
+    </w:p>
+    <w:p>
+      <w:pPr>
+        <w:rPr>
+          <w:lang w:val="es-419" w:eastAsia="es-CO"/>
+        </w:rPr>
+      </w:pPr>
+      <w:r>
+        <w:rPr>
+          <w:lang w:val="es-419" w:eastAsia="es-CO"/>
+        </w:rPr>
+        <w:t>Analizar toda la estructura de costos de los competidores, su logística, y la eficiencia. Estos elementos pueden ser ventaja o barrera competitiva.</w:t>
+      </w:r>
+    </w:p>
+    <w:p>
+      <w:pPr>
+        <w:pStyle w:val="Prrafodelista"/>
+        <w:numPr>
+          <w:ilvl w:val="0"/>
+          <w:numId w:val="32"/>
+        </w:numPr>
+        <w:rPr>
+          <w:b/>
+          <w:bCs/>
+          <w:lang w:val="es-419" w:eastAsia="es-CO"/>
+        </w:rPr>
+      </w:pPr>
+      <w:r>
+        <w:rPr>
+          <w:b/>
+          <w:bCs/>
+          <w:lang w:val="es-419" w:eastAsia="es-CO"/>
+        </w:rPr>
+        <w:t>Elementos de precio</w:t>
+      </w:r>
+    </w:p>
+    <w:p>
+      <w:pPr>
+        <w:rPr>
+          <w:lang w:val="es-419" w:eastAsia="es-CO"/>
+        </w:rPr>
+      </w:pPr>
+      <w:r>
+        <w:rPr>
+          <w:lang w:val="es-419" w:eastAsia="es-CO"/>
+        </w:rPr>
+        <w:t>Para la estrategia de precios, es necesario conocer los precios, descuentos y las condiciones de negociación de la competencia.</w:t>
+      </w:r>
+    </w:p>
+    <w:p>
+      <w:pPr>
+        <w:pStyle w:val="Prrafodelista"/>
+        <w:numPr>
+          <w:ilvl w:val="0"/>
+          <w:numId w:val="32"/>
+        </w:numPr>
+        <w:rPr>
+          <w:b/>
+          <w:bCs/>
+          <w:lang w:val="es-419" w:eastAsia="es-CO"/>
+        </w:rPr>
+      </w:pPr>
+      <w:r>
+        <w:rPr>
+          <w:b/>
+          <w:bCs/>
+          <w:lang w:val="es-419" w:eastAsia="es-CO"/>
+        </w:rPr>
+        <w:lastRenderedPageBreak/>
+        <w:t>Elementos comunicativos</w:t>
+      </w:r>
+    </w:p>
+    <w:p>
+      <w:pPr>
+        <w:rPr>
+          <w:lang w:val="es-419" w:eastAsia="es-CO"/>
+        </w:rPr>
+      </w:pPr>
+      <w:r>
+        <w:rPr>
+          <w:lang w:val="es-419" w:eastAsia="es-CO"/>
+        </w:rPr>
+        <w:t xml:space="preserve">Identificar la estrategia comunicativa, el </w:t>
+      </w:r>
+      <w:r>
+        <w:rPr>
+          <w:rStyle w:val="Extranjerismo"/>
+        </w:rPr>
+        <w:t>target</w:t>
+      </w:r>
+      <w:r>
+        <w:rPr>
+          <w:lang w:val="es-419" w:eastAsia="es-CO"/>
+        </w:rPr>
+        <w:t>, elementos de la promesa de valor y todos aquellos elementos comunicativos diferenciadores de la marca.</w:t>
+      </w:r>
+    </w:p>
+    <w:p>
+      <w:pPr>
+        <w:pStyle w:val="Prrafodelista"/>
+        <w:numPr>
+          <w:ilvl w:val="0"/>
+          <w:numId w:val="32"/>
+        </w:numPr>
+        <w:rPr>
+          <w:b/>
+          <w:bCs/>
+          <w:lang w:val="es-419" w:eastAsia="es-CO"/>
+        </w:rPr>
+      </w:pPr>
+      <w:r>
+        <w:rPr>
+          <w:b/>
+          <w:bCs/>
+          <w:lang w:val="es-419" w:eastAsia="es-CO"/>
+        </w:rPr>
+        <w:t>Elementos de satisfacción del cliente</w:t>
+      </w:r>
+    </w:p>
+    <w:p>
+      <w:pPr>
+        <w:rPr>
+          <w:lang w:val="es-419" w:eastAsia="es-CO"/>
+        </w:rPr>
+      </w:pPr>
+      <w:r>
+        <w:rPr>
+          <w:lang w:val="es-419" w:eastAsia="es-CO"/>
+        </w:rPr>
+        <w:t xml:space="preserve">Establecer </w:t>
+      </w:r>
+      <w:r>
+        <w:rPr>
+          <w:rStyle w:val="Extranjerismo"/>
+          <w:lang w:val="es-419" w:eastAsia="es-CO"/>
+        </w:rPr>
+        <w:t>benchmarks</w:t>
+      </w:r>
+      <w:r>
+        <w:rPr>
+          <w:lang w:val="es-419" w:eastAsia="es-CO"/>
+        </w:rPr>
+        <w:t xml:space="preserve"> para identificar indicadores de satisfacción de los clientes propios y de la competencia.</w:t>
+      </w:r>
+    </w:p>
+    <w:p>
+      <w:pPr>
+        <w:pStyle w:val="Prrafodelista"/>
+        <w:numPr>
+          <w:ilvl w:val="0"/>
+          <w:numId w:val="32"/>
+        </w:numPr>
+        <w:rPr>
+          <w:b/>
+          <w:bCs/>
+          <w:lang w:val="es-419" w:eastAsia="es-CO"/>
+        </w:rPr>
+      </w:pPr>
+      <w:r>
+        <w:rPr>
+          <w:b/>
+          <w:bCs/>
+          <w:lang w:val="es-419" w:eastAsia="es-CO"/>
+        </w:rPr>
+        <w:t>Elementos de canales de distribución</w:t>
+      </w:r>
+    </w:p>
+    <w:p>
+      <w:pPr>
+        <w:rPr>
+          <w:lang w:val="es-419" w:eastAsia="es-CO"/>
+        </w:rPr>
+      </w:pPr>
+      <w:r>
+        <w:rPr>
+          <w:lang w:val="es-419" w:eastAsia="es-CO"/>
+        </w:rPr>
+        <w:t>Conocer la penetración y la presencia en el mercado del competidor.</w:t>
+      </w:r>
+    </w:p>
+    <w:p>
+      <w:pPr>
+        <w:pStyle w:val="Prrafodelista"/>
+        <w:numPr>
+          <w:ilvl w:val="0"/>
+          <w:numId w:val="32"/>
+        </w:numPr>
+        <w:rPr>
+          <w:b/>
+          <w:bCs/>
+          <w:lang w:val="es-419" w:eastAsia="es-CO"/>
+        </w:rPr>
+      </w:pPr>
+      <w:r>
+        <w:rPr>
+          <w:b/>
+          <w:bCs/>
+          <w:lang w:val="es-419" w:eastAsia="es-CO"/>
+        </w:rPr>
+        <w:t>Elementos de marca y actividades de punto de venta</w:t>
+      </w:r>
+    </w:p>
+    <w:p>
+      <w:pPr>
+        <w:rPr>
+          <w:lang w:val="es-419" w:eastAsia="es-CO"/>
+        </w:rPr>
+      </w:pPr>
+      <w:r>
+        <w:rPr>
+          <w:lang w:val="es-419" w:eastAsia="es-CO"/>
+        </w:rPr>
+        <w:t>Analizar las acciones de activación e impulso de marcas de la competencia en diferentes puntos de venta y en las estrategias de consumo masivo.</w:t>
+      </w:r>
+    </w:p>
+    <w:p>
+      <w:pPr>
+        <w:pStyle w:val="Prrafodelista"/>
+        <w:numPr>
+          <w:ilvl w:val="0"/>
+          <w:numId w:val="32"/>
+        </w:numPr>
+        <w:rPr>
+          <w:b/>
+          <w:bCs/>
+          <w:lang w:val="es-419" w:eastAsia="es-CO"/>
+        </w:rPr>
+      </w:pPr>
+      <w:r>
+        <w:rPr>
+          <w:b/>
+          <w:bCs/>
+          <w:lang w:val="es-419" w:eastAsia="es-CO"/>
+        </w:rPr>
+        <w:t>Elementos con el nivel de recomendación (NPS)</w:t>
+      </w:r>
+    </w:p>
+    <w:p>
+      <w:pPr>
+        <w:rPr>
+          <w:lang w:val="es-419" w:eastAsia="es-CO"/>
+        </w:rPr>
+      </w:pPr>
+      <w:r>
+        <w:rPr>
+          <w:lang w:val="es-419" w:eastAsia="es-CO"/>
+        </w:rPr>
+        <w:t>Medir la lealtad y la satisfacción del cliente permite generar mejores prácticas en términos de experiencias.</w:t>
+      </w:r>
+    </w:p>
+    <w:p>
+      <w:r>
+        <w:br w:type="page"/>
+      </w:r>
+    </w:p>
+    <w:p>
+      <w:pPr>
+        <w:pStyle w:val="Ttulo1"/>
+      </w:pPr>
+      <w:bookmarkStart w:id="8" w:name="_Toc242783390"/>
+      <w:r>
+        <w:lastRenderedPageBreak/>
+        <w:t xml:space="preserve">Marco legal vigente, </w:t>
+      </w:r>
+      <w:r>
+        <w:rPr>
+          <w:rStyle w:val="Extranjerismo"/>
+        </w:rPr>
+        <w:t>e-commerce</w:t>
+      </w:r>
+      <w:r>
+        <w:t xml:space="preserve"> y redes sociales</w:t>
+      </w:r>
+      <w:bookmarkEnd w:id="8"/>
+    </w:p>
+    <w:p>
+      <w:pPr>
+        <w:rPr>
+          <w:lang w:val="es-419" w:eastAsia="es-CO"/>
+        </w:rPr>
+      </w:pPr>
+      <w:r>
+        <w:rPr>
+          <w:lang w:val="es-419" w:eastAsia="es-CO"/>
+        </w:rPr>
+        <w:t xml:space="preserve">Se puede plantear el comercio electrónico, o </w:t>
+      </w:r>
+      <w:r>
+        <w:rPr>
+          <w:rStyle w:val="Extranjerismo"/>
+          <w:lang w:val="es-419" w:eastAsia="es-CO"/>
+        </w:rPr>
+        <w:t>e-commerce</w:t>
+      </w:r>
+      <w:r>
+        <w:rPr>
+          <w:lang w:val="es-419" w:eastAsia="es-CO"/>
+        </w:rPr>
+        <w:t>, en su definición más amplia, como el proceso de comercialización (compra y venta) de productos por medios electrónicos, utilizando aplicaciones móviles e Internet; o como una acción empresarial para mejorar sus ventas a través del uso de las nuevas tecnologías.</w:t>
+      </w:r>
+    </w:p>
+    <w:p>
+      <w:pPr>
+        <w:rPr>
+          <w:lang w:val="es-419" w:eastAsia="es-CO"/>
+        </w:rPr>
+      </w:pPr>
+      <w:r>
+        <w:rPr>
+          <w:lang w:val="es-419" w:eastAsia="es-CO"/>
+        </w:rPr>
+        <w:t>Según Rincón (2017), el comercio electrónico es una metodología inteligente para hacer negocios, la cual es capaz de detectar necesidades de empresas, comerciantes y consumidores. Asimismo, ayuda a la reducción de costos de operación y desplazamientos de los intervinientes en la relación comercial, además de mejorar el tiempo de entrega de los bienes, ya sean estos productos o servicios.</w:t>
+      </w:r>
+    </w:p>
+    <w:p>
+      <w:pPr>
+        <w:rPr>
+          <w:lang w:val="es-419" w:eastAsia="es-CO"/>
+        </w:rPr>
+      </w:pPr>
+      <w:r>
+        <w:rPr>
+          <w:lang w:val="es-419" w:eastAsia="es-CO"/>
+        </w:rPr>
+        <w:t>Igualmente, para la Ley 517 de 1999, en su artículo 2º, el comercio electrónico abarca las cuestiones suscitadas por toda relación de índole comercial, sea o no contractual, estructurada a partir de la utilización de uno o más mensajes de datos o de cualquier otro medio similar. Las relaciones de índole comercial comprenden, sin limitarse a ellas, las siguientes operaciones: toda operación comercial de suministro o intercambio de bienes o servicios; todo acuerdo de distribución; toda operación de representación o mandato comercial; todo tipo de operaciones financieras, bursátiles y de seguros; de construcción de obras; de consultoría; de ingeniería; de concesión de licencias; todo acuerdo de concesión o explotación de un servicio público; de empresa conjunta y otras formas de cooperación industrial o comercial; de transporte de mercancías o de pasajeros, por vía aérea, marítima, férrea, o por carretera.</w:t>
+      </w:r>
+    </w:p>
+    <w:p>
+      <w:pPr>
+        <w:pStyle w:val="Ttulo2"/>
+      </w:pPr>
+      <w:bookmarkStart w:id="9" w:name="_Toc242783391"/>
+      <w:r>
+        <w:lastRenderedPageBreak/>
+        <w:t>Generalidades del comercio electrónico</w:t>
+      </w:r>
+      <w:bookmarkEnd w:id="9"/>
+    </w:p>
+    <w:p>
+      <w:pPr>
+        <w:rPr>
+          <w:lang w:val="es-419" w:eastAsia="es-CO"/>
+        </w:rPr>
+      </w:pPr>
+      <w:r>
+        <w:rPr>
+          <w:lang w:val="es-419" w:eastAsia="es-CO"/>
+        </w:rPr>
+        <w:t>El comercio electrónico tiene sus cimientos en el año 1920, cuando diversas empresas mayoristas generaron catálogos impresos, donde incluían imágenes e información de sus productos. Este material permitía que las personas desde sus casas escogieran dichos productos para su compra (Silva Murillo, 2009). Posterior a esto, con la llegada del computador y el Internet se generaron nuevas rutas para conectar las empresas con su público objetivo, rompiendo barreras de espacio haciendo uso de las diferentes herramientas desarrolladas junto a los avances tecnológicos.</w:t>
+      </w:r>
+    </w:p>
+    <w:p>
+      <w:pPr>
+        <w:rPr>
+          <w:lang w:val="es-419" w:eastAsia="es-CO"/>
+        </w:rPr>
+      </w:pPr>
+      <w:r>
+        <w:rPr>
+          <w:lang w:val="es-419" w:eastAsia="es-CO"/>
+        </w:rPr>
+        <w:t xml:space="preserve">El </w:t>
+      </w:r>
+      <w:r>
+        <w:rPr>
+          <w:rStyle w:val="Extranjerismo"/>
+          <w:lang w:val="es-419" w:eastAsia="es-CO"/>
+        </w:rPr>
+        <w:t>e-commerce</w:t>
+      </w:r>
+      <w:r>
+        <w:rPr>
+          <w:lang w:val="es-419" w:eastAsia="es-CO"/>
+        </w:rPr>
+        <w:t xml:space="preserve"> surge como una manera de cubrir la demanda de negocios globales y hace parte de la economía mundial. Se considera fundamental para el desarrollo empresarial a nivel internacional e, incluso a nivel social, está definiendo con fuerza, pues permite eliminar barreras entre países con el intercambio de bienes y servicios, mediante un contacto totalmente digitalizado, en tiempo real, entre un proveedor y un cliente con fines netamente comerciales, lo que posibilita altas penetraciones a nivel global. Existen varias modalidades de comercio electrónico. Es de </w:t>
+      </w:r>
+      <w:r>
+        <w:rPr>
+          <w:lang w:val="es-419" w:eastAsia="es-CO"/>
+        </w:rPr>
+        <w:t xml:space="preserve">destacar que se pueden definir cuatro tipos de comercio electrónico (Silva Murillo, 2009, p.158-161), </w:t>
+      </w:r>
+      <w:r>
+        <w:rPr>
+          <w:lang w:val="es-419" w:eastAsia="es-CO"/>
+        </w:rPr>
+        <w:t>como se describe a continuación</w:t>
+      </w:r>
+      <w:r>
+        <w:rPr>
+          <w:lang w:val="es-419" w:eastAsia="es-CO"/>
+        </w:rPr>
+        <w:t>.</w:t>
+      </w:r>
+    </w:p>
+    <w:p>
+      <w:pPr>
+        <w:pStyle w:val="Prrafodelista"/>
+        <w:numPr>
+          <w:ilvl w:val="0"/>
+          <w:numId w:val="33"/>
+        </w:numPr>
+        <w:rPr>
+          <w:lang w:val="es-419" w:eastAsia="es-CO"/>
+        </w:rPr>
+      </w:pPr>
+      <w:r>
+        <w:rPr>
+          <w:b/>
+          <w:bCs/>
+          <w:lang w:val="es-419" w:eastAsia="es-CO"/>
+        </w:rPr>
+        <w:t>Negocio a Negocio B2B</w:t>
+      </w:r>
+      <w:r>
+        <w:rPr>
+          <w:b/>
+          <w:bCs/>
+          <w:lang w:val="es-419" w:eastAsia="es-CO"/>
+        </w:rPr>
+        <w:t xml:space="preserve">. </w:t>
+      </w:r>
+      <w:r>
+        <w:rPr>
+          <w:lang w:val="es-419" w:eastAsia="es-CO"/>
+        </w:rPr>
+        <w:t>El intercambio es mediante canales digitales.</w:t>
+      </w:r>
+    </w:p>
+    <w:p>
+      <w:pPr>
+        <w:pStyle w:val="Prrafodelista"/>
+        <w:numPr>
+          <w:ilvl w:val="0"/>
+          <w:numId w:val="33"/>
+        </w:numPr>
+        <w:rPr>
+          <w:lang w:val="es-419" w:eastAsia="es-CO"/>
+        </w:rPr>
+      </w:pPr>
+      <w:r>
+        <w:rPr>
+          <w:b/>
+          <w:bCs/>
+          <w:lang w:val="es-419" w:eastAsia="es-CO"/>
+        </w:rPr>
+        <w:t>Negocio a Cliente B2C</w:t>
+      </w:r>
+      <w:r>
+        <w:rPr>
+          <w:b/>
+          <w:bCs/>
+          <w:lang w:val="es-419" w:eastAsia="es-CO"/>
+        </w:rPr>
+        <w:t xml:space="preserve">. </w:t>
+      </w:r>
+      <w:r>
+        <w:rPr>
+          <w:lang w:val="es-419" w:eastAsia="es-CO"/>
+        </w:rPr>
+        <w:t>Se utiliza un sitio web para exponer sus productos.</w:t>
+      </w:r>
+    </w:p>
+    <w:p>
+      <w:pPr>
+        <w:pStyle w:val="Prrafodelista"/>
+        <w:numPr>
+          <w:ilvl w:val="0"/>
+          <w:numId w:val="33"/>
+        </w:numPr>
+        <w:rPr>
+          <w:lang w:val="es-419" w:eastAsia="es-CO"/>
+        </w:rPr>
+      </w:pPr>
+      <w:r>
+        <w:rPr>
+          <w:b/>
+          <w:bCs/>
+          <w:lang w:val="es-419" w:eastAsia="es-CO"/>
+        </w:rPr>
+        <w:t>Cliente a Cliente C2C</w:t>
+      </w:r>
+      <w:r>
+        <w:rPr>
+          <w:b/>
+          <w:bCs/>
+          <w:lang w:val="es-419" w:eastAsia="es-CO"/>
+        </w:rPr>
+        <w:t xml:space="preserve">. </w:t>
+      </w:r>
+      <w:r>
+        <w:rPr>
+          <w:lang w:val="es-419" w:eastAsia="es-CO"/>
+        </w:rPr>
+        <w:t>Relación entre clientes, a través de la web, para venta y compra.</w:t>
+      </w:r>
+    </w:p>
+    <w:p>
+      <w:pPr>
+        <w:pStyle w:val="Prrafodelista"/>
+        <w:numPr>
+          <w:ilvl w:val="0"/>
+          <w:numId w:val="33"/>
+        </w:numPr>
+        <w:rPr>
+          <w:lang w:val="es-419" w:eastAsia="es-CO"/>
+        </w:rPr>
+      </w:pPr>
+      <w:r>
+        <w:rPr>
+          <w:b/>
+          <w:bCs/>
+          <w:lang w:val="es-419" w:eastAsia="es-CO"/>
+        </w:rPr>
+        <w:t>Cliente a Negocio C2B</w:t>
+      </w:r>
+      <w:r>
+        <w:rPr>
+          <w:b/>
+          <w:bCs/>
+          <w:lang w:val="es-419" w:eastAsia="es-CO"/>
+        </w:rPr>
+        <w:t xml:space="preserve">. </w:t>
+      </w:r>
+      <w:r>
+        <w:rPr>
+          <w:lang w:val="es-419" w:eastAsia="es-CO"/>
+        </w:rPr>
+        <w:t>Se comunica la necesidad y la empresa la resuelve.</w:t>
+      </w:r>
+    </w:p>
+    <w:p>
+      <w:pPr>
+        <w:pStyle w:val="Ttulo2"/>
+      </w:pPr>
+      <w:bookmarkStart w:id="10" w:name="_Toc242783392"/>
+      <w:r>
+        <w:lastRenderedPageBreak/>
+        <w:t>Características del comercio electrónico</w:t>
+      </w:r>
+      <w:bookmarkEnd w:id="10"/>
+    </w:p>
+    <w:p>
+      <w:pPr>
+        <w:rPr>
+          <w:lang w:val="es-419" w:eastAsia="es-CO"/>
+        </w:rPr>
+      </w:pPr>
+      <w:r>
+        <w:rPr>
+          <w:lang w:val="es-419" w:eastAsia="es-CO"/>
+        </w:rPr>
+        <w:t>El comercio electrónico se caracteriza por varios elementos.</w:t>
+      </w:r>
+    </w:p>
+    <w:p>
+      <w:pPr>
+        <w:pStyle w:val="Prrafodelista"/>
+        <w:numPr>
+          <w:ilvl w:val="0"/>
+          <w:numId w:val="32"/>
+        </w:numPr>
+        <w:rPr>
+          <w:lang w:val="es-419" w:eastAsia="es-CO"/>
+        </w:rPr>
+      </w:pPr>
+      <w:r>
+        <w:rPr>
+          <w:b/>
+          <w:bCs/>
+          <w:lang w:val="es-419" w:eastAsia="es-CO"/>
+        </w:rPr>
+        <w:t>Ubicuidad</w:t>
+      </w:r>
+      <w:r>
+        <w:rPr>
+          <w:b/>
+          <w:bCs/>
+          <w:lang w:val="es-419" w:eastAsia="es-CO"/>
+        </w:rPr>
+        <w:t xml:space="preserve">. </w:t>
+      </w:r>
+      <w:r>
+        <w:rPr>
+          <w:lang w:val="es-419" w:eastAsia="es-CO"/>
+        </w:rPr>
+        <w:t>No se requiere lugar físico para la realización de transacciones. Internet posibilita disponibilidad horaria, de espacio y de momento, es decir, la red de Internet está disponible en todos lados.</w:t>
+      </w:r>
+    </w:p>
+    <w:p>
+      <w:pPr>
+        <w:pStyle w:val="Prrafodelista"/>
+        <w:numPr>
+          <w:ilvl w:val="0"/>
+          <w:numId w:val="32"/>
+        </w:numPr>
+        <w:rPr>
+          <w:lang w:val="es-419" w:eastAsia="es-CO"/>
+        </w:rPr>
+      </w:pPr>
+      <w:r>
+        <w:rPr>
+          <w:b/>
+          <w:bCs/>
+          <w:lang w:val="es-419" w:eastAsia="es-CO"/>
+        </w:rPr>
+        <w:t>Alcance global</w:t>
+      </w:r>
+      <w:r>
+        <w:rPr>
+          <w:b/>
+          <w:bCs/>
+          <w:lang w:val="es-419" w:eastAsia="es-CO"/>
+        </w:rPr>
+        <w:t xml:space="preserve">. </w:t>
+      </w:r>
+      <w:r>
+        <w:rPr>
+          <w:lang w:val="es-419" w:eastAsia="es-CO"/>
+        </w:rPr>
+        <w:t>Posibilita la configuración de un mercado con transacciones comerciales sin límites.</w:t>
+      </w:r>
+    </w:p>
+    <w:p>
+      <w:pPr>
+        <w:pStyle w:val="Prrafodelista"/>
+        <w:numPr>
+          <w:ilvl w:val="0"/>
+          <w:numId w:val="32"/>
+        </w:numPr>
+        <w:rPr>
+          <w:lang w:val="es-419" w:eastAsia="es-CO"/>
+        </w:rPr>
+      </w:pPr>
+      <w:r>
+        <w:rPr>
+          <w:b/>
+          <w:bCs/>
+          <w:lang w:val="es-419" w:eastAsia="es-CO"/>
+        </w:rPr>
+        <w:t>Interactividad</w:t>
+      </w:r>
+      <w:r>
+        <w:rPr>
+          <w:b/>
+          <w:bCs/>
+          <w:lang w:val="es-419" w:eastAsia="es-CO"/>
+        </w:rPr>
+        <w:t xml:space="preserve">. </w:t>
+      </w:r>
+      <w:r>
+        <w:rPr>
+          <w:lang w:val="es-419" w:eastAsia="es-CO"/>
+        </w:rPr>
+        <w:t>En aras de satisfacer las necesidades del cliente, el comercio electrónico genera estrategias de interacción permanente entre comerciante y usuario.</w:t>
+      </w:r>
+    </w:p>
+    <w:p>
+      <w:pPr>
+        <w:pStyle w:val="Prrafodelista"/>
+        <w:numPr>
+          <w:ilvl w:val="0"/>
+          <w:numId w:val="32"/>
+        </w:numPr>
+        <w:rPr>
+          <w:lang w:val="es-419" w:eastAsia="es-CO"/>
+        </w:rPr>
+      </w:pPr>
+      <w:r>
+        <w:rPr>
+          <w:b/>
+          <w:bCs/>
+          <w:lang w:val="es-419" w:eastAsia="es-CO"/>
+        </w:rPr>
+        <w:t>Personalización</w:t>
+      </w:r>
+      <w:r>
+        <w:rPr>
+          <w:b/>
+          <w:bCs/>
+          <w:lang w:val="es-419" w:eastAsia="es-CO"/>
+        </w:rPr>
+        <w:t xml:space="preserve">. </w:t>
+      </w:r>
+      <w:r>
+        <w:rPr>
+          <w:lang w:val="es-419" w:eastAsia="es-CO"/>
+        </w:rPr>
+        <w:t>A través de una segmentación, se puede contactar al consumidor y ajustar el mensaje con sus intereses específicos.</w:t>
+      </w:r>
+    </w:p>
+    <w:p>
+      <w:pPr>
+        <w:pStyle w:val="Prrafodelista"/>
+        <w:numPr>
+          <w:ilvl w:val="0"/>
+          <w:numId w:val="32"/>
+        </w:numPr>
+        <w:rPr>
+          <w:lang w:val="es-419" w:eastAsia="es-CO"/>
+        </w:rPr>
+      </w:pPr>
+      <w:r>
+        <w:rPr>
+          <w:b/>
+          <w:bCs/>
+          <w:lang w:val="es-419" w:eastAsia="es-CO"/>
+        </w:rPr>
+        <w:t>Adecuación</w:t>
+      </w:r>
+      <w:r>
+        <w:rPr>
+          <w:b/>
+          <w:bCs/>
+          <w:lang w:val="es-419" w:eastAsia="es-CO"/>
+        </w:rPr>
+        <w:t xml:space="preserve">. </w:t>
+      </w:r>
+      <w:r>
+        <w:rPr>
+          <w:lang w:val="es-419" w:eastAsia="es-CO"/>
+        </w:rPr>
+        <w:t>Con base en las preferencias o comportamiento del usuario, se pueden generar cambios de producto o servicio.</w:t>
+      </w:r>
+    </w:p>
+    <w:p>
+      <w:pPr>
+        <w:pStyle w:val="Prrafodelista"/>
+        <w:numPr>
+          <w:ilvl w:val="0"/>
+          <w:numId w:val="32"/>
+        </w:numPr>
+        <w:rPr>
+          <w:lang w:val="es-419" w:eastAsia="es-CO"/>
+        </w:rPr>
+      </w:pPr>
+      <w:r>
+        <w:rPr>
+          <w:b/>
+          <w:bCs/>
+          <w:lang w:val="es-419" w:eastAsia="es-CO"/>
+        </w:rPr>
+        <w:t>Tecnología social</w:t>
+      </w:r>
+      <w:r>
+        <w:rPr>
+          <w:b/>
+          <w:bCs/>
+          <w:lang w:val="es-419" w:eastAsia="es-CO"/>
+        </w:rPr>
+        <w:t xml:space="preserve">. </w:t>
+      </w:r>
+      <w:r>
+        <w:rPr>
+          <w:lang w:val="es-419" w:eastAsia="es-CO"/>
+        </w:rPr>
+        <w:t>Posibilidad de que el usuario genere contenidos que pueden ser compartidos por medio de canales de internet o redes sociales.</w:t>
+      </w:r>
+    </w:p>
+    <w:p>
+      <w:pPr>
+        <w:pStyle w:val="Prrafodelista"/>
+        <w:numPr>
+          <w:ilvl w:val="0"/>
+          <w:numId w:val="32"/>
+        </w:numPr>
+        <w:rPr>
+          <w:lang w:val="es-419" w:eastAsia="es-CO"/>
+        </w:rPr>
+      </w:pPr>
+      <w:r>
+        <w:rPr>
+          <w:b/>
+          <w:bCs/>
+          <w:lang w:val="es-419" w:eastAsia="es-CO"/>
+        </w:rPr>
+        <w:t>Densidad de la información</w:t>
+      </w:r>
+      <w:r>
+        <w:rPr>
+          <w:b/>
+          <w:bCs/>
+          <w:lang w:val="es-419" w:eastAsia="es-CO"/>
+        </w:rPr>
+        <w:t xml:space="preserve">. </w:t>
+      </w:r>
+      <w:r>
+        <w:rPr>
+          <w:lang w:val="es-419" w:eastAsia="es-CO"/>
+        </w:rPr>
+        <w:t>Disponibilidad de la información para clientes, comerciantes y participantes del mercado, en igual condición, posibilitando intercambios permanentes.</w:t>
+      </w:r>
+    </w:p>
+    <w:p>
+      <w:pPr>
+        <w:pStyle w:val="Prrafodelista"/>
+        <w:numPr>
+          <w:ilvl w:val="0"/>
+          <w:numId w:val="32"/>
+        </w:numPr>
+        <w:rPr>
+          <w:lang w:val="es-419" w:eastAsia="es-CO"/>
+        </w:rPr>
+      </w:pPr>
+      <w:r>
+        <w:rPr>
+          <w:b/>
+          <w:bCs/>
+          <w:lang w:val="es-419" w:eastAsia="es-CO"/>
+        </w:rPr>
+        <w:t>Estándares universales</w:t>
+      </w:r>
+      <w:r>
+        <w:rPr>
+          <w:b/>
+          <w:bCs/>
+          <w:lang w:val="es-419" w:eastAsia="es-CO"/>
+        </w:rPr>
+        <w:t xml:space="preserve">. </w:t>
+      </w:r>
+      <w:r>
+        <w:rPr>
+          <w:lang w:val="es-419" w:eastAsia="es-CO"/>
+        </w:rPr>
+        <w:t>Implementación de plataformas y métodos estandarizados que reducen costos y esfuerzos de búsqueda para los consumidores.</w:t>
+      </w:r>
+    </w:p>
+    <w:p>
+      <w:pPr>
+        <w:pStyle w:val="Prrafodelista"/>
+        <w:numPr>
+          <w:ilvl w:val="0"/>
+          <w:numId w:val="32"/>
+        </w:numPr>
+        <w:rPr>
+          <w:lang w:val="es-419" w:eastAsia="es-CO"/>
+        </w:rPr>
+      </w:pPr>
+      <w:r>
+        <w:rPr>
+          <w:b/>
+          <w:bCs/>
+          <w:lang w:val="es-419" w:eastAsia="es-CO"/>
+        </w:rPr>
+        <w:t>Riqueza</w:t>
+      </w:r>
+      <w:r>
+        <w:rPr>
+          <w:b/>
+          <w:bCs/>
+          <w:lang w:val="es-419" w:eastAsia="es-CO"/>
+        </w:rPr>
+        <w:t xml:space="preserve">. </w:t>
+      </w:r>
+      <w:r>
+        <w:rPr>
+          <w:lang w:val="es-419" w:eastAsia="es-CO"/>
+        </w:rPr>
+        <w:t>La web permite, durante la venta de bienes y servicios, transmitir mensajes, textos, imágenes, videos que generan interactividad y riqueza.</w:t>
+      </w:r>
+    </w:p>
+    <w:p>
+      <w:pPr>
+        <w:pStyle w:val="Ttulo2"/>
+      </w:pPr>
+      <w:bookmarkStart w:id="11" w:name="_Toc242783393"/>
+      <w:r>
+        <w:lastRenderedPageBreak/>
+        <w:t>Regulación del comercio electrónico</w:t>
+      </w:r>
+      <w:bookmarkEnd w:id="11"/>
+    </w:p>
+    <w:p>
+      <w:pPr>
+        <w:rPr>
+          <w:lang w:val="es-419" w:eastAsia="es-CO"/>
+        </w:rPr>
+      </w:pPr>
+      <w:r>
+        <w:rPr>
+          <w:lang w:val="es-419" w:eastAsia="es-CO"/>
+        </w:rPr>
+        <w:t>Al hablar de las acciones regulatorias del comercio electrónico, es posible afirmar que se encuentran en permanente discusión y nombrar las tres tendencias existentes.</w:t>
+      </w:r>
+    </w:p>
+    <w:p>
+      <w:pPr>
+        <w:pStyle w:val="Prrafodelista"/>
+        <w:numPr>
+          <w:ilvl w:val="0"/>
+          <w:numId w:val="34"/>
+        </w:numPr>
+        <w:rPr>
+          <w:lang w:val="es-419" w:eastAsia="es-CO"/>
+        </w:rPr>
+      </w:pPr>
+      <w:r>
+        <w:rPr>
+          <w:lang w:val="es-419" w:eastAsia="es-CO"/>
+        </w:rPr>
+        <w:t>Abstención absoluta de intromisión legislativa en el ciberespacio.</w:t>
+      </w:r>
+      <w:r>
+        <w:rPr>
+          <w:lang w:val="es-419" w:eastAsia="es-CO"/>
+        </w:rPr>
+        <w:t xml:space="preserve"> S</w:t>
+      </w:r>
+      <w:r>
+        <w:rPr>
+          <w:lang w:val="es-419" w:eastAsia="es-CO"/>
+        </w:rPr>
+        <w:t>e afirma que el ciberespacio es un escenario con autonomía y sin jurisdicción del Estado.</w:t>
+      </w:r>
+    </w:p>
+    <w:p>
+      <w:pPr>
+        <w:pStyle w:val="Prrafodelista"/>
+        <w:numPr>
+          <w:ilvl w:val="0"/>
+          <w:numId w:val="34"/>
+        </w:numPr>
+        <w:rPr>
+          <w:lang w:val="es-419" w:eastAsia="es-CO"/>
+        </w:rPr>
+      </w:pPr>
+      <w:r>
+        <w:rPr>
+          <w:lang w:val="es-419" w:eastAsia="es-CO"/>
+        </w:rPr>
+        <w:t>Autorregulación a partir del marco propiciado por los sujetos involucrados.</w:t>
+      </w:r>
+      <w:r>
+        <w:rPr>
+          <w:lang w:val="es-419" w:eastAsia="es-CO"/>
+        </w:rPr>
+        <w:t xml:space="preserve"> </w:t>
+      </w:r>
+      <w:r>
+        <w:rPr>
+          <w:lang w:val="es-419" w:eastAsia="es-CO"/>
+        </w:rPr>
+        <w:t>Son códigos de conducta derivados de la participación de los grupos, gremios o asociaciones suministradoras de acceso a Internet.</w:t>
+      </w:r>
+    </w:p>
+    <w:p>
+      <w:pPr>
+        <w:pStyle w:val="Prrafodelista"/>
+        <w:numPr>
+          <w:ilvl w:val="0"/>
+          <w:numId w:val="34"/>
+        </w:numPr>
+        <w:rPr>
           <w:lang w:val="es-419" w:eastAsia="es-CO"/>
         </w:rPr>
       </w:pPr>
@@ -7141,7 +7323,7 @@
       <w:pPr>
         <w:pStyle w:val="Ttulo2"/>
       </w:pPr>
-      <w:bookmarkStart w:id="12" w:name="_Toc234503627"/>
+      <w:bookmarkStart w:id="12" w:name="_Toc242783394"/>
       <w:r>
         <w:t>Normatividad del comercio electrónico</w:t>
       </w:r>
@@ -7200,7 +7382,14 @@
         <w:rPr>
           <w:lang w:val="es-419" w:eastAsia="es-CO"/>
         </w:rPr>
-        <w:t>Es la encargada de regular las transacciones en la red y brindar el soporte jurídico para la realización de las operaciones por medios electrónicos. El uso de los mensajes de datos, las firmas digitales y las entidades de certificación para las actividades de comercio electrónico están reglamentados a partir de esta ley. Adicionalmente, la firma electrónica fue reglamentada mediante el Decreto 2364 de 2012, mientras que el régimen de entidades de certificación fue actualizado mediante el Decreto 333 de 2014.</w:t>
+        <w:t xml:space="preserve">Es la encargada de regular las transacciones en la red y brindar el soporte jurídico para la realización de las operaciones por medios electrónicos. El uso de los mensajes de datos, las firmas digitales y las entidades de certificación para las actividades de comercio electrónico están reglamentados a partir de esta ley. Adicionalmente, la firma </w:t>
+      </w:r>
+      <w:r>
+        <w:rPr>
+          <w:lang w:val="es-419" w:eastAsia="es-CO"/>
+        </w:rPr>
+        <w:lastRenderedPageBreak/>
+        <w:t>electrónica fue reglamentada mediante el Decreto 2364 de 2012, mientras que el régimen de entidades de certificación fue actualizado mediante el Decreto 333 de 2014.</w:t>
       </w:r>
     </w:p>
     <w:p>
@@ -7230,82 +7419,76 @@
         <w:rPr>
           <w:lang w:val="es-419" w:eastAsia="es-CO"/>
         </w:rPr>
-        <w:t xml:space="preserve">Reglamenta parcialmente la Ley 527 de 1999 en lo relacionado con las entidades de certificación, los certificados y las firmas digitales. Está fundamentado en principios </w:t>
-      </w:r>
+        <w:t>Reglamenta parcialmente la Ley 527 de 1999 en lo relacionado con las entidades de certificación, los certificados y las firmas digitales. Está fundamentado en principios internacionales aplicables al comercio electrónico y actualiza el régimen jurídico de certificación digital en Colombia.</w:t>
+      </w:r>
+    </w:p>
+    <w:p>
+      <w:pPr>
+        <w:rPr>
+          <w:lang w:val="es-419" w:eastAsia="es-CO"/>
+        </w:rPr>
+      </w:pPr>
+      <w:r>
+        <w:rPr>
+          <w:lang w:val="es-419" w:eastAsia="es-CO"/>
+        </w:rPr>
+        <w:t>Aunque no regula de manera específica la protección al consumidor, esta materia se encuentra desarrollada en la Ley 1480 de 2011 (Estatuto del Consumidor), la cual protege los derechos de los consumidores y establece disposiciones aplicables a las transacciones realizadas mediante comercio electrónico.</w:t>
+      </w:r>
+    </w:p>
+    <w:p>
+      <w:pPr>
+        <w:rPr>
+          <w:b/>
+          <w:bCs/>
+          <w:lang w:val="es-419" w:eastAsia="es-CO"/>
+        </w:rPr>
+      </w:pPr>
+      <w:r>
+        <w:rPr>
+          <w:b/>
+          <w:bCs/>
+          <w:lang w:val="es-419" w:eastAsia="es-CO"/>
+        </w:rPr>
+        <w:t>CONPES 3620 de 2009</w:t>
+      </w:r>
+    </w:p>
+    <w:p>
+      <w:pPr>
+        <w:rPr>
+          <w:lang w:val="es-419" w:eastAsia="es-CO"/>
+        </w:rPr>
+      </w:pPr>
+      <w:r>
+        <w:rPr>
+          <w:lang w:val="es-419" w:eastAsia="es-CO"/>
+        </w:rPr>
+        <w:t>Este documento de política pública contiene los lineamientos para el desarrollo e impulso del comercio electrónico en Colombia. Aunque no constituye una norma jurídica vigente, representa un referente para la formulación de estrategias relacionadas con la transformación digital y el comercio electrónico.</w:t>
+      </w:r>
+    </w:p>
+    <w:p>
+      <w:pPr>
+        <w:rPr>
+          <w:lang w:val="es-419" w:eastAsia="es-CO"/>
+        </w:rPr>
+      </w:pPr>
+      <w:r>
+        <w:rPr>
+          <w:lang w:val="es-419" w:eastAsia="es-CO"/>
+        </w:rPr>
+        <w:t>Asimismo, recomienda promover y aplicar las disposiciones relacionadas con la protección de datos y el hábeas data. En este sentido, la Ley 1266 de 2008 regula el manejo de la información financiera, crediticia, comercial, de servicios y la proveniente de terceros países, mientras que la Ley 1581 de 2012 establece el régimen general de protección de datos personales en Colombia. Estas disposiciones se encuentran reglamentadas y compiladas en el Decreto 1074 de 2015.</w:t>
+      </w:r>
+    </w:p>
+    <w:p>
+      <w:pPr>
+        <w:rPr>
+          <w:lang w:val="es-419" w:eastAsia="es-CO"/>
+        </w:rPr>
+      </w:pPr>
       <w:r>
         <w:rPr>
           <w:lang w:val="es-419" w:eastAsia="es-CO"/>
         </w:rPr>
         <w:lastRenderedPageBreak/>
-        <w:t>internacionales aplicables al comercio electrónico y actualiza el régimen jurídico de certificación digital en Colombia.</w:t>
-      </w:r>
-    </w:p>
-    <w:p>
-      <w:pPr>
-        <w:rPr>
-          <w:lang w:val="es-419" w:eastAsia="es-CO"/>
-        </w:rPr>
-      </w:pPr>
-      <w:r>
-        <w:rPr>
-          <w:lang w:val="es-419" w:eastAsia="es-CO"/>
-        </w:rPr>
-        <w:t>Aunque no regula de manera específica la protección al consumidor, esta materia se encuentra desarrollada en la Ley 1480 de 2011 (Estatuto del Consumidor), la cual protege los derechos de los consumidores y establece disposiciones aplicables a las transacciones realizadas mediante comercio electrónico.</w:t>
-      </w:r>
-    </w:p>
-    <w:p>
-      <w:pPr>
-        <w:rPr>
-          <w:b/>
-          <w:bCs/>
-          <w:lang w:val="es-419" w:eastAsia="es-CO"/>
-        </w:rPr>
-      </w:pPr>
-      <w:r>
-        <w:rPr>
-          <w:b/>
-          <w:bCs/>
-          <w:lang w:val="es-419" w:eastAsia="es-CO"/>
-        </w:rPr>
-        <w:t>CONPES 3620 de 2009</w:t>
-      </w:r>
-    </w:p>
-    <w:p>
-      <w:pPr>
-        <w:rPr>
-          <w:lang w:val="es-419" w:eastAsia="es-CO"/>
-        </w:rPr>
-      </w:pPr>
-      <w:r>
-        <w:rPr>
-          <w:lang w:val="es-419" w:eastAsia="es-CO"/>
-        </w:rPr>
-        <w:t>Este documento de política pública contiene los lineamientos para el desarrollo e impulso del comercio electrónico en Colombia. Aunque no constituye una norma jurídica vigente, representa un referente para la formulación de estrategias relacionadas con la transformación digital y el comercio electrónico.</w:t>
-      </w:r>
-    </w:p>
-    <w:p>
-      <w:pPr>
-        <w:rPr>
-          <w:lang w:val="es-419" w:eastAsia="es-CO"/>
-        </w:rPr>
-      </w:pPr>
-      <w:r>
-        <w:rPr>
-          <w:lang w:val="es-419" w:eastAsia="es-CO"/>
-        </w:rPr>
-        <w:t>Asimismo, recomienda promover y aplicar las disposiciones relacionadas con la protección de datos y el hábeas data. En este sentido, la Ley 1266 de 2008 regula el manejo de la información financiera, crediticia, comercial, de servicios y la proveniente de terceros países, mientras que la Ley 1581 de 2012 establece el régimen general de protección de datos personales en Colombia. Estas disposiciones se encuentran reglamentadas y compiladas en el Decreto 1074 de 2015.</w:t>
-      </w:r>
-    </w:p>
-    <w:p>
-      <w:pPr>
-        <w:rPr>
-          <w:lang w:val="es-419" w:eastAsia="es-CO"/>
-        </w:rPr>
-      </w:pPr>
-      <w:r>
-        <w:rPr>
-          <w:lang w:val="es-419" w:eastAsia="es-CO"/>
-        </w:rPr>
         <w:t>A pesar de que Colombia cuenta con un marco normativo cada vez más robusto para regular el comercio electrónico, continúan existiendo desafíos asociados a la evolución tecnológica, la seguridad digital y la adecuada aplicación de las normas, aspectos que pueden afectar la relación entre compradores y vendedores y, por ende, la confianza en los entornos digitales. A continuación, se enuncian algunos de dichos vacíos.</w:t>
       </w:r>
     </w:p>
@@ -7324,7 +7507,6 @@
         <w:rPr>
           <w:lang w:val="es-419" w:eastAsia="es-CO"/>
         </w:rPr>
-        <w:lastRenderedPageBreak/>
         <w:t>Bajos niveles de seguridad.</w:t>
       </w:r>
     </w:p>
@@ -7405,7 +7587,14 @@
         <w:rPr>
           <w:lang w:val="es-419" w:eastAsia="es-CO"/>
         </w:rPr>
-        <w:t xml:space="preserve"> y redes sociales. Es recomendable mantener una actitud de aprendizaje a lo largo de la vida en los temas que aquí convocan, ya que, debido a las dinámicas sociales, ellos pueden tener mejoras conceptuales.</w:t>
+        <w:t xml:space="preserve"> y redes sociales. Es recomendable mantener una actitud de aprendizaje a lo largo de la vida en </w:t>
+      </w:r>
+      <w:r>
+        <w:rPr>
+          <w:lang w:val="es-419" w:eastAsia="es-CO"/>
+        </w:rPr>
+        <w:lastRenderedPageBreak/>
+        <w:t>los temas que aquí convocan, ya que, debido a las dinámicas sociales, ellos pueden tener mejoras conceptuales.</w:t>
       </w:r>
     </w:p>
     <w:p>
@@ -7419,7 +7608,7 @@
       <w:pPr>
         <w:pStyle w:val="Titulosgenerales"/>
       </w:pPr>
-      <w:bookmarkStart w:id="13" w:name="_Toc234503628"/>
+      <w:bookmarkStart w:id="13" w:name="_Toc242783395"/>
       <w:r>
         <w:lastRenderedPageBreak/>
         <w:t>S</w:t>
@@ -7460,6 +7649,8 @@
     </w:p>
     <w:p>
       <w:pPr>
+        <w:ind w:firstLine="0"/>
+        <w:jc w:val="center"/>
         <w:rPr>
           <w:lang w:val="es-419" w:eastAsia="es-CO"/>
         </w:rPr>
@@ -7470,9 +7661,9 @@
           <w:lang w:val="es-419" w:eastAsia="es-CO"/>
         </w:rPr>
         <w:drawing>
-          <wp:inline distT="0" distB="0" distL="0" distR="0" wp14:anchorId="1129F105" wp14:editId="1641BB20">
-            <wp:extent cx="5753100" cy="2457704"/>
-            <wp:effectExtent l="0" t="0" r="0" b="0"/>
+          <wp:inline distT="0" distB="0" distL="0" distR="0" wp14:anchorId="1129F105" wp14:editId="3E0E8436">
+            <wp:extent cx="6411433" cy="2738941"/>
+            <wp:effectExtent l="0" t="0" r="8890" b="4445"/>
             <wp:docPr id="208503106" name="Imagen 1" descr="Esquema jerárquico titulado “Fundamentos del mercadeo”, del cual se desprenden varios componentes principales organizados en bloques: inducción al mercadeo, tipos de mercadeo, importancia del mercadeo, variables del mercadeo, plan estratégico del mercadeo, análisis de competencia y un apartado sobre el marco legal vigente del e-commerce y redes sociales; este último se desarrolla en subtemas que incluyen generalidades, características, regulación y normatividad del comercio electrónico, mostrando así una estructura integral de los elementos clave que conforman el estudio del mercadeo."/>
             <wp:cNvGraphicFramePr>
               <a:graphicFrameLocks xmlns:a="http://schemas.openxmlformats.org/drawingml/2006/main" noChangeAspect="1"/>
@@ -7493,7 +7684,7 @@
                   <pic:spPr>
                     <a:xfrm>
                       <a:off x="0" y="0"/>
-                      <a:ext cx="5776485" cy="2467694"/>
+                      <a:ext cx="6459047" cy="2759281"/>
                     </a:xfrm>
                     <a:prstGeom prst="rect">
                       <a:avLst/>
@@ -7505,13 +7696,6 @@
           </wp:inline>
         </w:drawing>
       </w:r>
-    </w:p>
-    <w:p>
-      <w:pPr>
-        <w:rPr>
-          <w:lang w:val="es-419" w:eastAsia="es-CO"/>
-        </w:rPr>
-      </w:pPr>
       <w:r>
         <w:rPr>
           <w:lang w:val="es-419" w:eastAsia="es-CO"/>
@@ -7523,7 +7707,7 @@
       <w:pPr>
         <w:pStyle w:val="Titulosgenerales"/>
       </w:pPr>
-      <w:bookmarkStart w:id="14" w:name="_Toc234503629"/>
+      <w:bookmarkStart w:id="14" w:name="_Toc242783396"/>
       <w:r>
         <w:lastRenderedPageBreak/>
         <w:t>Glosario</w:t>
@@ -7619,7 +7803,7 @@
       <w:pPr>
         <w:pStyle w:val="Titulosgenerales"/>
       </w:pPr>
-      <w:bookmarkStart w:id="15" w:name="_Toc234503630"/>
+      <w:bookmarkStart w:id="15" w:name="_Toc242783397"/>
       <w:r>
         <w:lastRenderedPageBreak/>
         <w:t>Referencias bibliográficas</w:t>
@@ -7673,15 +7857,16 @@
         <w:t>marketing</w:t>
       </w:r>
       <w:r>
-        <w:t xml:space="preserve">: Decisiones sobre producto, precio, distribución, comunicación y marketing directo. Editorial </w:t>
-      </w:r>
-      <w:proofErr w:type="spellStart"/>
-      <w:r>
-        <w:t>UOC</w:t>
-      </w:r>
-      <w:proofErr w:type="spellEnd"/>
-      <w:r>
-        <w:t>.</w:t>
+        <w:t xml:space="preserve">: Decisiones sobre producto, precio, distribución, comunicación y </w:t>
+      </w:r>
+      <w:r>
+        <w:rPr>
+          <w:rStyle w:val="Extranjerismo"/>
+        </w:rPr>
+        <w:t>marketing</w:t>
+      </w:r>
+      <w:r>
+        <w:t xml:space="preserve"> directo. Editorial UOC.</w:t>
       </w:r>
     </w:p>
     <w:p>
@@ -7842,7 +8027,16 @@
     </w:p>
     <w:p>
       <w:r>
-        <w:t>Olamendi, G. (2021). Diccionario de marketing. EIG Business School.</w:t>
+        <w:t xml:space="preserve">Olamendi, G. (2021). Diccionario de </w:t>
+      </w:r>
+      <w:r>
+        <w:rPr>
+          <w:rStyle w:val="Extranjerismo"/>
+        </w:rPr>
+        <w:t>marketing</w:t>
+      </w:r>
+      <w:r>
+        <w:t>. EIG Business School.</w:t>
       </w:r>
     </w:p>
     <w:p>
@@ -7901,7 +8095,16 @@
     </w:p>
     <w:p>
       <w:r>
-        <w:t>Rosenstiehl, J. L. (2016). Tópicos generales de marketing estratégico. Notas de Clase No. 39.</w:t>
+        <w:t xml:space="preserve">Rosenstiehl, J. L. (2016). Tópicos generales de </w:t>
+      </w:r>
+      <w:r>
+        <w:rPr>
+          <w:rStyle w:val="Extranjerismo"/>
+        </w:rPr>
+        <w:t>marketing</w:t>
+      </w:r>
+      <w:r>
+        <w:t xml:space="preserve"> estratégico. Notas de Clase No. 39.</w:t>
       </w:r>
     </w:p>
     <w:p>
@@ -7915,15 +8118,7 @@
         <w:t>marketing</w:t>
       </w:r>
       <w:r>
-        <w:t xml:space="preserve"> en la práctica. </w:t>
-      </w:r>
-      <w:proofErr w:type="spellStart"/>
-      <w:r>
-        <w:t>ESIC</w:t>
-      </w:r>
-      <w:proofErr w:type="spellEnd"/>
-      <w:r>
-        <w:t xml:space="preserve"> Editorial.</w:t>
+        <w:t xml:space="preserve"> en la práctica. ESIC Editorial.</w:t>
       </w:r>
     </w:p>
     <w:p>
@@ -7995,7 +8190,7 @@
       <w:pPr>
         <w:pStyle w:val="Titulosgenerales"/>
       </w:pPr>
-      <w:bookmarkStart w:id="16" w:name="_Toc234503631"/>
+      <w:bookmarkStart w:id="16" w:name="_Toc242783398"/>
       <w:r>
         <w:lastRenderedPageBreak/>
         <w:t>Créditos</w:t>
@@ -9338,7 +9533,7 @@
                 <w:rFonts w:cs="Calibri"/>
                 <w:szCs w:val="24"/>
               </w:rPr>
-              <w:t>Jonathan Adié Villafañe</w:t>
+              <w:t>Luis Gabriel Urueta Álvarez</w:t>
             </w:r>
           </w:p>
         </w:tc>
@@ -9356,80 +9551,6 @@
             </w:pPr>
             <w:r>
               <w:t>Validador y vinculador de recursos digitales</w:t>
-            </w:r>
-          </w:p>
-        </w:tc>
-        <w:tc>
-          <w:tcPr>
-            <w:tcW w:w="3969" w:type="dxa"/>
-          </w:tcPr>
-          <w:p>
-            <w:pPr>
-              <w:pStyle w:val="TextoTablas"/>
-              <w:rPr>
-                <w:rFonts w:cs="Calibri"/>
-                <w:szCs w:val="24"/>
-              </w:rPr>
-            </w:pPr>
-            <w:r>
-              <w:t xml:space="preserve">Centro de Comercio y Servicios </w:t>
-            </w:r>
-            <w:r>
-              <w:t>-</w:t>
-            </w:r>
-            <w:r>
-              <w:t>Regional Atlántico</w:t>
-            </w:r>
-          </w:p>
-        </w:tc>
-      </w:tr>
-      <w:tr>
-        <w:trPr>
-          <w:cnfStyle w:val="000000100000" w:firstRow="0" w:lastRow="0" w:firstColumn="0" w:lastColumn="0" w:oddVBand="0" w:evenVBand="0" w:oddHBand="1" w:evenHBand="0" w:firstRowFirstColumn="0" w:firstRowLastColumn="0" w:lastRowFirstColumn="0" w:lastRowLastColumn="0"/>
-        </w:trPr>
-        <w:tc>
-          <w:tcPr>
-            <w:tcW w:w="2830" w:type="dxa"/>
-          </w:tcPr>
-          <w:p>
-            <w:pPr>
-              <w:pStyle w:val="TextoTablas"/>
-              <w:rPr>
-                <w:rFonts w:cs="Calibri"/>
-                <w:szCs w:val="24"/>
-              </w:rPr>
-            </w:pPr>
-            <w:r>
-              <w:t>Karine Isabel Ospino Fritz</w:t>
-            </w:r>
-          </w:p>
-        </w:tc>
-        <w:tc>
-          <w:tcPr>
-            <w:tcW w:w="3261" w:type="dxa"/>
-          </w:tcPr>
-          <w:p>
-            <w:pPr>
-              <w:pStyle w:val="TextoTablas"/>
-              <w:rPr>
-                <w:rFonts w:cs="Calibri"/>
-                <w:szCs w:val="24"/>
-              </w:rPr>
-            </w:pPr>
-            <w:r>
-              <w:t>Validador</w:t>
-            </w:r>
-            <w:r>
-              <w:t>a</w:t>
-            </w:r>
-            <w:r>
-              <w:t xml:space="preserve"> y vinculador</w:t>
-            </w:r>
-            <w:r>
-              <w:t>a</w:t>
-            </w:r>
-            <w:r>
-              <w:t xml:space="preserve"> de recursos digitales </w:t>
             </w:r>
           </w:p>
         </w:tc>
@@ -9473,7 +9594,7 @@
 </file>
 
 <file path=word/endnotes.xml><?xml version="1.0" encoding="utf-8"?>
-<w:endnotes xmlns:wpc="http://schemas.microsoft.com/office/word/2010/wordprocessingCanvas" xmlns:cx="http://schemas.microsoft.com/office/drawing/2014/chartex" xmlns:cx1="http://schemas.microsoft.com/office/drawing/2015/9/8/chartex" xmlns:cx2="http://schemas.microsoft.com/office/drawing/2015/10/21/chartex" xmlns:cx3="http://schemas.microsoft.com/office/drawing/2016/5/9/chartex" xmlns:cx4="http://schemas.microsoft.com/office/drawing/2016/5/10/chartex" xmlns:cx5="http://schemas.microsoft.com/office/drawing/2016/5/11/chartex" xmlns:cx6="http://schemas.microsoft.com/office/drawing/2016/5/12/chartex" xmlns:cx7="http://schemas.microsoft.com/office/drawing/2016/5/13/chartex" xmlns:cx8="http://schemas.microsoft.com/office/drawing/2016/5/14/chartex" xmlns:mc="http://schemas.openxmlformats.org/markup-compatibility/2006" xmlns:m="http://schemas.openxmlformats.org/officeDocument/2006/math" xmlns:aink="http://schemas.microsoft.com/office/drawing/2016/ink" xmlns:am3d="http://schemas.microsoft.com/office/drawing/2017/model3d" xmlns:oel="http://schemas.microsoft.com/office/2019/extlst" xmlns:r="http://schemas.openxmlformats.org/officeDocument/2006/relationships" xmlns:wp14="http://schemas.microsoft.com/office/word/2010/wordprocessingDrawing" xmlns:wp="http://schemas.openxmlformats.org/drawingml/2006/wordprocessingDrawing" xmlns:wpg="http://schemas.microsoft.com/office/word/2010/wordprocessingGroup" xmlns:wpi="http://schemas.microsoft.com/office/word/2010/wordprocessingInk" xmlns:wps="http://schemas.microsoft.com/office/word/2010/wordprocessingShape" xmlns:o="urn:schemas-microsoft-com:office:office" xmlns:v="urn:schemas-microsoft-com:vml" xmlns:w10="urn:schemas-microsoft-com:office:word" xmlns:w="http://schemas.openxmlformats.org/wordprocessingml/2006/main" xmlns:w14="http://schemas.microsoft.com/office/word/2010/wordml" xmlns:w15="http://schemas.microsoft.com/office/word/2012/wordml" xmlns:w16cex="http://schemas.microsoft.com/office/word/2018/wordml/cex" xmlns:w16cid="http://schemas.microsoft.com/office/word/2016/wordml/cid" xmlns:w16="http://schemas.microsoft.com/office/word/2018/wordml" xmlns:w16sdtdh="http://schemas.microsoft.com/office/word/2020/wordml/sdtdatahash" xmlns:w16sdtfl="http://schemas.microsoft.com/office/word/2024/wordml/sdtformatlock" xmlns:w16se="http://schemas.microsoft.com/office/word/2015/wordml/symex" xmlns:w16du="http://schemas.microsoft.com/office/word/2023/wordml/word16du" xmlns:wne="http://schemas.microsoft.com/office/word/2006/wordml" mc:Ignorable="w14 w15 w16se w16cid w16 w16cex w16sdtdh w16sdtfl w16du wp14">
+<w:endnotes xmlns:wpc="http://schemas.microsoft.com/office/word/2010/wordprocessingCanvas" xmlns:cx="http://schemas.microsoft.com/office/drawing/2014/chartex" xmlns:cx1="http://schemas.microsoft.com/office/drawing/2015/9/8/chartex" xmlns:cx2="http://schemas.microsoft.com/office/drawing/2015/10/21/chartex" xmlns:cx3="http://schemas.microsoft.com/office/drawing/2016/5/9/chartex" xmlns:cx4="http://schemas.microsoft.com/office/drawing/2016/5/10/chartex" xmlns:cx5="http://schemas.microsoft.com/office/drawing/2016/5/11/chartex" xmlns:cx6="http://schemas.microsoft.com/office/drawing/2016/5/12/chartex" xmlns:cx7="http://schemas.microsoft.com/office/drawing/2016/5/13/chartex" xmlns:cx8="http://schemas.microsoft.com/office/drawing/2016/5/14/chartex" xmlns:mc="http://schemas.openxmlformats.org/markup-compatibility/2006" xmlns:aink="http://schemas.microsoft.com/office/drawing/2016/ink" xmlns:am3d="http://schemas.microsoft.com/office/drawing/2017/model3d" xmlns:o="urn:schemas-microsoft-com:office:office" xmlns:r="http://schemas.openxmlformats.org/officeDocument/2006/relationships" xmlns:m="http://schemas.openxmlformats.org/officeDocument/2006/math" xmlns:v="urn:schemas-microsoft-com:vml" xmlns:wp14="http://schemas.microsoft.com/office/word/2010/wordprocessingDrawing" xmlns:wp="http://schemas.openxmlformats.org/drawingml/2006/wordprocessingDrawing" xmlns:w10="urn:schemas-microsoft-com:office:word" xmlns:w="http://schemas.openxmlformats.org/wordprocessingml/2006/main" xmlns:w14="http://schemas.microsoft.com/office/word/2010/wordml" xmlns:w15="http://schemas.microsoft.com/office/word/2012/wordml" xmlns:w16cex="http://schemas.microsoft.com/office/word/2018/wordml/cex" xmlns:w16cid="http://schemas.microsoft.com/office/word/2016/wordml/cid" xmlns:w16="http://schemas.microsoft.com/office/word/2018/wordml" xmlns:w16sdtdh="http://schemas.microsoft.com/office/word/2020/wordml/sdtdatahash" xmlns:w16se="http://schemas.microsoft.com/office/word/2015/wordml/symex" xmlns:wpg="http://schemas.microsoft.com/office/word/2010/wordprocessingGroup" xmlns:wpi="http://schemas.microsoft.com/office/word/2010/wordprocessingInk" xmlns:wne="http://schemas.microsoft.com/office/word/2006/wordml" xmlns:wps="http://schemas.microsoft.com/office/word/2010/wordprocessingShape" mc:Ignorable="w14 w15 w16se w16cid w16 w16cex w16sdtdh wp14">
   <w:endnote w:type="separator" w:id="-1">
     <w:p>
       <w:pPr>
@@ -9498,7 +9619,7 @@
 </file>
 
 <file path=word/footer1.xml><?xml version="1.0" encoding="utf-8"?>
-<w:ftr xmlns:wpc="http://schemas.microsoft.com/office/word/2010/wordprocessingCanvas" xmlns:cx="http://schemas.microsoft.com/office/drawing/2014/chartex" xmlns:cx1="http://schemas.microsoft.com/office/drawing/2015/9/8/chartex" xmlns:cx2="http://schemas.microsoft.com/office/drawing/2015/10/21/chartex" xmlns:cx3="http://schemas.microsoft.com/office/drawing/2016/5/9/chartex" xmlns:cx4="http://schemas.microsoft.com/office/drawing/2016/5/10/chartex" xmlns:cx5="http://schemas.microsoft.com/office/drawing/2016/5/11/chartex" xmlns:cx6="http://schemas.microsoft.com/office/drawing/2016/5/12/chartex" xmlns:cx7="http://schemas.microsoft.com/office/drawing/2016/5/13/chartex" xmlns:cx8="http://schemas.microsoft.com/office/drawing/2016/5/14/chartex" xmlns:mc="http://schemas.openxmlformats.org/markup-compatibility/2006" xmlns:m="http://schemas.openxmlformats.org/officeDocument/2006/math" xmlns:aink="http://schemas.microsoft.com/office/drawing/2016/ink" xmlns:am3d="http://schemas.microsoft.com/office/drawing/2017/model3d" xmlns:oel="http://schemas.microsoft.com/office/2019/extlst" xmlns:r="http://schemas.openxmlformats.org/officeDocument/2006/relationships" xmlns:wp14="http://schemas.microsoft.com/office/word/2010/wordprocessingDrawing" xmlns:wp="http://schemas.openxmlformats.org/drawingml/2006/wordprocessingDrawing" xmlns:wpg="http://schemas.microsoft.com/office/word/2010/wordprocessingGroup" xmlns:wpi="http://schemas.microsoft.com/office/word/2010/wordprocessingInk" xmlns:wps="http://schemas.microsoft.com/office/word/2010/wordprocessingShape" xmlns:o="urn:schemas-microsoft-com:office:office" xmlns:v="urn:schemas-microsoft-com:vml" xmlns:w10="urn:schemas-microsoft-com:office:word" xmlns:w="http://schemas.openxmlformats.org/wordprocessingml/2006/main" xmlns:w14="http://schemas.microsoft.com/office/word/2010/wordml" xmlns:w15="http://schemas.microsoft.com/office/word/2012/wordml" xmlns:w16cex="http://schemas.microsoft.com/office/word/2018/wordml/cex" xmlns:w16cid="http://schemas.microsoft.com/office/word/2016/wordml/cid" xmlns:w16="http://schemas.microsoft.com/office/word/2018/wordml" xmlns:w16sdtdh="http://schemas.microsoft.com/office/word/2020/wordml/sdtdatahash" xmlns:w16sdtfl="http://schemas.microsoft.com/office/word/2024/wordml/sdtformatlock" xmlns:w16se="http://schemas.microsoft.com/office/word/2015/wordml/symex" xmlns:w16du="http://schemas.microsoft.com/office/word/2023/wordml/word16du" xmlns:wne="http://schemas.microsoft.com/office/word/2006/wordml" mc:Ignorable="w14 w15 w16se w16cid w16 w16cex w16sdtdh w16sdtfl w16du wp14">
+<w:ftr xmlns:wpc="http://schemas.microsoft.com/office/word/2010/wordprocessingCanvas" xmlns:cx="http://schemas.microsoft.com/office/drawing/2014/chartex" xmlns:cx1="http://schemas.microsoft.com/office/drawing/2015/9/8/chartex" xmlns:cx2="http://schemas.microsoft.com/office/drawing/2015/10/21/chartex" xmlns:cx3="http://schemas.microsoft.com/office/drawing/2016/5/9/chartex" xmlns:cx4="http://schemas.microsoft.com/office/drawing/2016/5/10/chartex" xmlns:cx5="http://schemas.microsoft.com/office/drawing/2016/5/11/chartex" xmlns:cx6="http://schemas.microsoft.com/office/drawing/2016/5/12/chartex" xmlns:cx7="http://schemas.microsoft.com/office/drawing/2016/5/13/chartex" xmlns:cx8="http://schemas.microsoft.com/office/drawing/2016/5/14/chartex" xmlns:mc="http://schemas.openxmlformats.org/markup-compatibility/2006" xmlns:aink="http://schemas.microsoft.com/office/drawing/2016/ink" xmlns:am3d="http://schemas.microsoft.com/office/drawing/2017/model3d" xmlns:o="urn:schemas-microsoft-com:office:office" xmlns:r="http://schemas.openxmlformats.org/officeDocument/2006/relationships" xmlns:m="http://schemas.openxmlformats.org/officeDocument/2006/math" xmlns:v="urn:schemas-microsoft-com:vml" xmlns:wp14="http://schemas.microsoft.com/office/word/2010/wordprocessingDrawing" xmlns:wp="http://schemas.openxmlformats.org/drawingml/2006/wordprocessingDrawing" xmlns:w10="urn:schemas-microsoft-com:office:word" xmlns:w="http://schemas.openxmlformats.org/wordprocessingml/2006/main" xmlns:w14="http://schemas.microsoft.com/office/word/2010/wordml" xmlns:w15="http://schemas.microsoft.com/office/word/2012/wordml" xmlns:w16cex="http://schemas.microsoft.com/office/word/2018/wordml/cex" xmlns:w16cid="http://schemas.microsoft.com/office/word/2016/wordml/cid" xmlns:w16="http://schemas.microsoft.com/office/word/2018/wordml" xmlns:w16sdtdh="http://schemas.microsoft.com/office/word/2020/wordml/sdtdatahash" xmlns:w16se="http://schemas.microsoft.com/office/word/2015/wordml/symex" xmlns:wpg="http://schemas.microsoft.com/office/word/2010/wordprocessingGroup" xmlns:wpi="http://schemas.microsoft.com/office/word/2010/wordprocessingInk" xmlns:wne="http://schemas.microsoft.com/office/word/2006/wordml" xmlns:wps="http://schemas.microsoft.com/office/word/2010/wordprocessingShape" mc:Ignorable="w14 w15 w16se w16cid w16 w16cex w16sdtdh wp14">
   <w:sdt>
     <w:sdtPr>
       <w:id w:val="-701017035"/>
@@ -9507,6 +9628,7 @@
         <w:docPartUnique/>
       </w:docPartObj>
     </w:sdtPr>
+    <w:sdtEndPr/>
     <w:sdtContent>
       <w:p>
         <w:pPr>
@@ -9525,7 +9647,7 @@
 </file>
 
 <file path=word/footer2.xml><?xml version="1.0" encoding="utf-8"?>
-<w:ftr xmlns:wpc="http://schemas.microsoft.com/office/word/2010/wordprocessingCanvas" xmlns:cx="http://schemas.microsoft.com/office/drawing/2014/chartex" xmlns:cx1="http://schemas.microsoft.com/office/drawing/2015/9/8/chartex" xmlns:cx2="http://schemas.microsoft.com/office/drawing/2015/10/21/chartex" xmlns:cx3="http://schemas.microsoft.com/office/drawing/2016/5/9/chartex" xmlns:cx4="http://schemas.microsoft.com/office/drawing/2016/5/10/chartex" xmlns:cx5="http://schemas.microsoft.com/office/drawing/2016/5/11/chartex" xmlns:cx6="http://schemas.microsoft.com/office/drawing/2016/5/12/chartex" xmlns:cx7="http://schemas.microsoft.com/office/drawing/2016/5/13/chartex" xmlns:cx8="http://schemas.microsoft.com/office/drawing/2016/5/14/chartex" xmlns:mc="http://schemas.openxmlformats.org/markup-compatibility/2006" xmlns:m="http://schemas.openxmlformats.org/officeDocument/2006/math" xmlns:aink="http://schemas.microsoft.com/office/drawing/2016/ink" xmlns:am3d="http://schemas.microsoft.com/office/drawing/2017/model3d" xmlns:oel="http://schemas.microsoft.com/office/2019/extlst" xmlns:r="http://schemas.openxmlformats.org/officeDocument/2006/relationships" xmlns:wp14="http://schemas.microsoft.com/office/word/2010/wordprocessingDrawing" xmlns:wp="http://schemas.openxmlformats.org/drawingml/2006/wordprocessingDrawing" xmlns:wpg="http://schemas.microsoft.com/office/word/2010/wordprocessingGroup" xmlns:wpi="http://schemas.microsoft.com/office/word/2010/wordprocessingInk" xmlns:wps="http://schemas.microsoft.com/office/word/2010/wordprocessingShape" xmlns:o="urn:schemas-microsoft-com:office:office" xmlns:v="urn:schemas-microsoft-com:vml" xmlns:w10="urn:schemas-microsoft-com:office:word" xmlns:w="http://schemas.openxmlformats.org/wordprocessingml/2006/main" xmlns:w14="http://schemas.microsoft.com/office/word/2010/wordml" xmlns:w15="http://schemas.microsoft.com/office/word/2012/wordml" xmlns:w16cex="http://schemas.microsoft.com/office/word/2018/wordml/cex" xmlns:w16cid="http://schemas.microsoft.com/office/word/2016/wordml/cid" xmlns:w16="http://schemas.microsoft.com/office/word/2018/wordml" xmlns:w16sdtdh="http://schemas.microsoft.com/office/word/2020/wordml/sdtdatahash" xmlns:w16sdtfl="http://schemas.microsoft.com/office/word/2024/wordml/sdtformatlock" xmlns:w16se="http://schemas.microsoft.com/office/word/2015/wordml/symex" xmlns:w16du="http://schemas.microsoft.com/office/word/2023/wordml/word16du" xmlns:wne="http://schemas.microsoft.com/office/word/2006/wordml" mc:Ignorable="w14 w15 w16se w16cid w16 w16cex w16sdtdh w16sdtfl w16du wp14">
+<w:ftr xmlns:wpc="http://schemas.microsoft.com/office/word/2010/wordprocessingCanvas" xmlns:cx="http://schemas.microsoft.com/office/drawing/2014/chartex" xmlns:cx1="http://schemas.microsoft.com/office/drawing/2015/9/8/chartex" xmlns:cx2="http://schemas.microsoft.com/office/drawing/2015/10/21/chartex" xmlns:cx3="http://schemas.microsoft.com/office/drawing/2016/5/9/chartex" xmlns:cx4="http://schemas.microsoft.com/office/drawing/2016/5/10/chartex" xmlns:cx5="http://schemas.microsoft.com/office/drawing/2016/5/11/chartex" xmlns:cx6="http://schemas.microsoft.com/office/drawing/2016/5/12/chartex" xmlns:cx7="http://schemas.microsoft.com/office/drawing/2016/5/13/chartex" xmlns:cx8="http://schemas.microsoft.com/office/drawing/2016/5/14/chartex" xmlns:mc="http://schemas.openxmlformats.org/markup-compatibility/2006" xmlns:aink="http://schemas.microsoft.com/office/drawing/2016/ink" xmlns:am3d="http://schemas.microsoft.com/office/drawing/2017/model3d" xmlns:o="urn:schemas-microsoft-com:office:office" xmlns:r="http://schemas.openxmlformats.org/officeDocument/2006/relationships" xmlns:m="http://schemas.openxmlformats.org/officeDocument/2006/math" xmlns:v="urn:schemas-microsoft-com:vml" xmlns:wp14="http://schemas.microsoft.com/office/word/2010/wordprocessingDrawing" xmlns:wp="http://schemas.openxmlformats.org/drawingml/2006/wordprocessingDrawing" xmlns:w10="urn:schemas-microsoft-com:office:word" xmlns:w="http://schemas.openxmlformats.org/wordprocessingml/2006/main" xmlns:w14="http://schemas.microsoft.com/office/word/2010/wordml" xmlns:w15="http://schemas.microsoft.com/office/word/2012/wordml" xmlns:w16cex="http://schemas.microsoft.com/office/word/2018/wordml/cex" xmlns:w16cid="http://schemas.microsoft.com/office/word/2016/wordml/cid" xmlns:w16="http://schemas.microsoft.com/office/word/2018/wordml" xmlns:w16sdtdh="http://schemas.microsoft.com/office/word/2020/wordml/sdtdatahash" xmlns:w16se="http://schemas.microsoft.com/office/word/2015/wordml/symex" xmlns:wpg="http://schemas.microsoft.com/office/word/2010/wordprocessingGroup" xmlns:wpi="http://schemas.microsoft.com/office/word/2010/wordprocessingInk" xmlns:wne="http://schemas.microsoft.com/office/word/2006/wordml" xmlns:wps="http://schemas.microsoft.com/office/word/2010/wordprocessingShape" mc:Ignorable="w14 w15 w16se w16cid w16 w16cex w16sdtdh wp14">
   <w:sdt>
     <w:sdtPr>
       <w:id w:val="-1465197936"/>
@@ -9534,6 +9656,7 @@
         <w:docPartUnique/>
       </w:docPartObj>
     </w:sdtPr>
+    <w:sdtEndPr/>
     <w:sdtContent>
       <w:p>
         <w:pPr>
@@ -9570,7 +9693,7 @@
 </file>
 
 <file path=word/footnotes.xml><?xml version="1.0" encoding="utf-8"?>
-<w:footnotes xmlns:wpc="http://schemas.microsoft.com/office/word/2010/wordprocessingCanvas" xmlns:cx="http://schemas.microsoft.com/office/drawing/2014/chartex" xmlns:cx1="http://schemas.microsoft.com/office/drawing/2015/9/8/chartex" xmlns:cx2="http://schemas.microsoft.com/office/drawing/2015/10/21/chartex" xmlns:cx3="http://schemas.microsoft.com/office/drawing/2016/5/9/chartex" xmlns:cx4="http://schemas.microsoft.com/office/drawing/2016/5/10/chartex" xmlns:cx5="http://schemas.microsoft.com/office/drawing/2016/5/11/chartex" xmlns:cx6="http://schemas.microsoft.com/office/drawing/2016/5/12/chartex" xmlns:cx7="http://schemas.microsoft.com/office/drawing/2016/5/13/chartex" xmlns:cx8="http://schemas.microsoft.com/office/drawing/2016/5/14/chartex" xmlns:mc="http://schemas.openxmlformats.org/markup-compatibility/2006" xmlns:m="http://schemas.openxmlformats.org/officeDocument/2006/math" xmlns:aink="http://schemas.microsoft.com/office/drawing/2016/ink" xmlns:am3d="http://schemas.microsoft.com/office/drawing/2017/model3d" xmlns:oel="http://schemas.microsoft.com/office/2019/extlst" xmlns:r="http://schemas.openxmlformats.org/officeDocument/2006/relationships" xmlns:wp14="http://schemas.microsoft.com/office/word/2010/wordprocessingDrawing" xmlns:wp="http://schemas.openxmlformats.org/drawingml/2006/wordprocessingDrawing" xmlns:wpg="http://schemas.microsoft.com/office/word/2010/wordprocessingGroup" xmlns:wpi="http://schemas.microsoft.com/office/word/2010/wordprocessingInk" xmlns:wps="http://schemas.microsoft.com/office/word/2010/wordprocessingShape" xmlns:o="urn:schemas-microsoft-com:office:office" xmlns:v="urn:schemas-microsoft-com:vml" xmlns:w10="urn:schemas-microsoft-com:office:word" xmlns:w="http://schemas.openxmlformats.org/wordprocessingml/2006/main" xmlns:w14="http://schemas.microsoft.com/office/word/2010/wordml" xmlns:w15="http://schemas.microsoft.com/office/word/2012/wordml" xmlns:w16cex="http://schemas.microsoft.com/office/word/2018/wordml/cex" xmlns:w16cid="http://schemas.microsoft.com/office/word/2016/wordml/cid" xmlns:w16="http://schemas.microsoft.com/office/word/2018/wordml" xmlns:w16sdtdh="http://schemas.microsoft.com/office/word/2020/wordml/sdtdatahash" xmlns:w16sdtfl="http://schemas.microsoft.com/office/word/2024/wordml/sdtformatlock" xmlns:w16se="http://schemas.microsoft.com/office/word/2015/wordml/symex" xmlns:w16du="http://schemas.microsoft.com/office/word/2023/wordml/word16du" xmlns:wne="http://schemas.microsoft.com/office/word/2006/wordml" mc:Ignorable="w14 w15 w16se w16cid w16 w16cex w16sdtdh w16sdtfl w16du wp14">
+<w:footnotes xmlns:wpc="http://schemas.microsoft.com/office/word/2010/wordprocessingCanvas" xmlns:cx="http://schemas.microsoft.com/office/drawing/2014/chartex" xmlns:cx1="http://schemas.microsoft.com/office/drawing/2015/9/8/chartex" xmlns:cx2="http://schemas.microsoft.com/office/drawing/2015/10/21/chartex" xmlns:cx3="http://schemas.microsoft.com/office/drawing/2016/5/9/chartex" xmlns:cx4="http://schemas.microsoft.com/office/drawing/2016/5/10/chartex" xmlns:cx5="http://schemas.microsoft.com/office/drawing/2016/5/11/chartex" xmlns:cx6="http://schemas.microsoft.com/office/drawing/2016/5/12/chartex" xmlns:cx7="http://schemas.microsoft.com/office/drawing/2016/5/13/chartex" xmlns:cx8="http://schemas.microsoft.com/office/drawing/2016/5/14/chartex" xmlns:mc="http://schemas.openxmlformats.org/markup-compatibility/2006" xmlns:aink="http://schemas.microsoft.com/office/drawing/2016/ink" xmlns:am3d="http://schemas.microsoft.com/office/drawing/2017/model3d" xmlns:o="urn:schemas-microsoft-com:office:office" xmlns:r="http://schemas.openxmlformats.org/officeDocument/2006/relationships" xmlns:m="http://schemas.openxmlformats.org/officeDocument/2006/math" xmlns:v="urn:schemas-microsoft-com:vml" xmlns:wp14="http://schemas.microsoft.com/office/word/2010/wordprocessingDrawing" xmlns:wp="http://schemas.openxmlformats.org/drawingml/2006/wordprocessingDrawing" xmlns:w10="urn:schemas-microsoft-com:office:word" xmlns:w="http://schemas.openxmlformats.org/wordprocessingml/2006/main" xmlns:w14="http://schemas.microsoft.com/office/word/2010/wordml" xmlns:w15="http://schemas.microsoft.com/office/word/2012/wordml" xmlns:w16cex="http://schemas.microsoft.com/office/word/2018/wordml/cex" xmlns:w16cid="http://schemas.microsoft.com/office/word/2016/wordml/cid" xmlns:w16="http://schemas.microsoft.com/office/word/2018/wordml" xmlns:w16sdtdh="http://schemas.microsoft.com/office/word/2020/wordml/sdtdatahash" xmlns:w16se="http://schemas.microsoft.com/office/word/2015/wordml/symex" xmlns:wpg="http://schemas.microsoft.com/office/word/2010/wordprocessingGroup" xmlns:wpi="http://schemas.microsoft.com/office/word/2010/wordprocessingInk" xmlns:wne="http://schemas.microsoft.com/office/word/2006/wordml" xmlns:wps="http://schemas.microsoft.com/office/word/2010/wordprocessingShape" mc:Ignorable="w14 w15 w16se w16cid w16 w16cex w16sdtdh wp14">
   <w:footnote w:type="separator" w:id="-1">
     <w:p>
       <w:pPr>
@@ -9595,7 +9718,7 @@
 </file>
 
 <file path=word/header1.xml><?xml version="1.0" encoding="utf-8"?>
-<w:hdr xmlns:wpc="http://schemas.microsoft.com/office/word/2010/wordprocessingCanvas" xmlns:cx="http://schemas.microsoft.com/office/drawing/2014/chartex" xmlns:cx1="http://schemas.microsoft.com/office/drawing/2015/9/8/chartex" xmlns:cx2="http://schemas.microsoft.com/office/drawing/2015/10/21/chartex" xmlns:cx3="http://schemas.microsoft.com/office/drawing/2016/5/9/chartex" xmlns:cx4="http://schemas.microsoft.com/office/drawing/2016/5/10/chartex" xmlns:cx5="http://schemas.microsoft.com/office/drawing/2016/5/11/chartex" xmlns:cx6="http://schemas.microsoft.com/office/drawing/2016/5/12/chartex" xmlns:cx7="http://schemas.microsoft.com/office/drawing/2016/5/13/chartex" xmlns:cx8="http://schemas.microsoft.com/office/drawing/2016/5/14/chartex" xmlns:mc="http://schemas.openxmlformats.org/markup-compatibility/2006" xmlns:m="http://schemas.openxmlformats.org/officeDocument/2006/math" xmlns:aink="http://schemas.microsoft.com/office/drawing/2016/ink" xmlns:am3d="http://schemas.microsoft.com/office/drawing/2017/model3d" xmlns:oel="http://schemas.microsoft.com/office/2019/extlst" xmlns:r="http://schemas.openxmlformats.org/officeDocument/2006/relationships" xmlns:wp14="http://schemas.microsoft.com/office/word/2010/wordprocessingDrawing" xmlns:wp="http://schemas.openxmlformats.org/drawingml/2006/wordprocessingDrawing" xmlns:wpg="http://schemas.microsoft.com/office/word/2010/wordprocessingGroup" xmlns:wpi="http://schemas.microsoft.com/office/word/2010/wordprocessingInk" xmlns:wps="http://schemas.microsoft.com/office/word/2010/wordprocessingShape" xmlns:o="urn:schemas-microsoft-com:office:office" xmlns:v="urn:schemas-microsoft-com:vml" xmlns:w10="urn:schemas-microsoft-com:office:word" xmlns:w="http://schemas.openxmlformats.org/wordprocessingml/2006/main" xmlns:w14="http://schemas.microsoft.com/office/word/2010/wordml" xmlns:w15="http://schemas.microsoft.com/office/word/2012/wordml" xmlns:w16cex="http://schemas.microsoft.com/office/word/2018/wordml/cex" xmlns:w16cid="http://schemas.microsoft.com/office/word/2016/wordml/cid" xmlns:w16="http://schemas.microsoft.com/office/word/2018/wordml" xmlns:w16sdtdh="http://schemas.microsoft.com/office/word/2020/wordml/sdtdatahash" xmlns:w16sdtfl="http://schemas.microsoft.com/office/word/2024/wordml/sdtformatlock" xmlns:w16se="http://schemas.microsoft.com/office/word/2015/wordml/symex" xmlns:w16du="http://schemas.microsoft.com/office/word/2023/wordml/word16du" xmlns:wne="http://schemas.microsoft.com/office/word/2006/wordml" mc:Ignorable="w14 w15 w16se w16cid w16 w16cex w16sdtdh w16sdtfl w16du wp14">
+<w:hdr xmlns:wpc="http://schemas.microsoft.com/office/word/2010/wordprocessingCanvas" xmlns:cx="http://schemas.microsoft.com/office/drawing/2014/chartex" xmlns:cx1="http://schemas.microsoft.com/office/drawing/2015/9/8/chartex" xmlns:cx2="http://schemas.microsoft.com/office/drawing/2015/10/21/chartex" xmlns:cx3="http://schemas.microsoft.com/office/drawing/2016/5/9/chartex" xmlns:cx4="http://schemas.microsoft.com/office/drawing/2016/5/10/chartex" xmlns:cx5="http://schemas.microsoft.com/office/drawing/2016/5/11/chartex" xmlns:cx6="http://schemas.microsoft.com/office/drawing/2016/5/12/chartex" xmlns:cx7="http://schemas.microsoft.com/office/drawing/2016/5/13/chartex" xmlns:cx8="http://schemas.microsoft.com/office/drawing/2016/5/14/chartex" xmlns:mc="http://schemas.openxmlformats.org/markup-compatibility/2006" xmlns:aink="http://schemas.microsoft.com/office/drawing/2016/ink" xmlns:am3d="http://schemas.microsoft.com/office/drawing/2017/model3d" xmlns:o="urn:schemas-microsoft-com:office:office" xmlns:r="http://schemas.openxmlformats.org/officeDocument/2006/relationships" xmlns:m="http://schemas.openxmlformats.org/officeDocument/2006/math" xmlns:v="urn:schemas-microsoft-com:vml" xmlns:wp14="http://schemas.microsoft.com/office/word/2010/wordprocessingDrawing" xmlns:wp="http://schemas.openxmlformats.org/drawingml/2006/wordprocessingDrawing" xmlns:w10="urn:schemas-microsoft-com:office:word" xmlns:w="http://schemas.openxmlformats.org/wordprocessingml/2006/main" xmlns:w14="http://schemas.microsoft.com/office/word/2010/wordml" xmlns:w15="http://schemas.microsoft.com/office/word/2012/wordml" xmlns:w16cex="http://schemas.microsoft.com/office/word/2018/wordml/cex" xmlns:w16cid="http://schemas.microsoft.com/office/word/2016/wordml/cid" xmlns:w16="http://schemas.microsoft.com/office/word/2018/wordml" xmlns:w16sdtdh="http://schemas.microsoft.com/office/word/2020/wordml/sdtdatahash" xmlns:w16se="http://schemas.microsoft.com/office/word/2015/wordml/symex" xmlns:wpg="http://schemas.microsoft.com/office/word/2010/wordprocessingGroup" xmlns:wpi="http://schemas.microsoft.com/office/word/2010/wordprocessingInk" xmlns:wne="http://schemas.microsoft.com/office/word/2006/wordml" xmlns:wps="http://schemas.microsoft.com/office/word/2010/wordprocessingShape" mc:Ignorable="w14 w15 w16se w16cid w16 w16cex w16sdtdh wp14">
   <w:p>
     <w:pPr>
       <w:pStyle w:val="Encabezado"/>
@@ -9680,7 +9803,7 @@
 </file>
 
 <file path=word/numbering.xml><?xml version="1.0" encoding="utf-8"?>
-<w:numbering xmlns:wpc="http://schemas.microsoft.com/office/word/2010/wordprocessingCanvas" xmlns:cx="http://schemas.microsoft.com/office/drawing/2014/chartex" xmlns:cx1="http://schemas.microsoft.com/office/drawing/2015/9/8/chartex" xmlns:cx2="http://schemas.microsoft.com/office/drawing/2015/10/21/chartex" xmlns:cx3="http://schemas.microsoft.com/office/drawing/2016/5/9/chartex" xmlns:cx4="http://schemas.microsoft.com/office/drawing/2016/5/10/chartex" xmlns:cx5="http://schemas.microsoft.com/office/drawing/2016/5/11/chartex" xmlns:cx6="http://schemas.microsoft.com/office/drawing/2016/5/12/chartex" xmlns:cx7="http://schemas.microsoft.com/office/drawing/2016/5/13/chartex" xmlns:cx8="http://schemas.microsoft.com/office/drawing/2016/5/14/chartex" xmlns:mc="http://schemas.openxmlformats.org/markup-compatibility/2006" xmlns:m="http://schemas.openxmlformats.org/officeDocument/2006/math" xmlns:aink="http://schemas.microsoft.com/office/drawing/2016/ink" xmlns:am3d="http://schemas.microsoft.com/office/drawing/2017/model3d" xmlns:oel="http://schemas.microsoft.com/office/2019/extlst" xmlns:r="http://schemas.openxmlformats.org/officeDocument/2006/relationships" xmlns:wp14="http://schemas.microsoft.com/office/word/2010/wordprocessingDrawing" xmlns:wp="http://schemas.openxmlformats.org/drawingml/2006/wordprocessingDrawing" xmlns:wpg="http://schemas.microsoft.com/office/word/2010/wordprocessingGroup" xmlns:wpi="http://schemas.microsoft.com/office/word/2010/wordprocessingInk" xmlns:wps="http://schemas.microsoft.com/office/word/2010/wordprocessingShape" xmlns:o="urn:schemas-microsoft-com:office:office" xmlns:v="urn:schemas-microsoft-com:vml" xmlns:w10="urn:schemas-microsoft-com:office:word" xmlns:w="http://schemas.openxmlformats.org/wordprocessingml/2006/main" xmlns:w14="http://schemas.microsoft.com/office/word/2010/wordml" xmlns:w15="http://schemas.microsoft.com/office/word/2012/wordml" xmlns:w16cex="http://schemas.microsoft.com/office/word/2018/wordml/cex" xmlns:w16cid="http://schemas.microsoft.com/office/word/2016/wordml/cid" xmlns:w16="http://schemas.microsoft.com/office/word/2018/wordml" xmlns:w16sdtdh="http://schemas.microsoft.com/office/word/2020/wordml/sdtdatahash" xmlns:w16sdtfl="http://schemas.microsoft.com/office/word/2024/wordml/sdtformatlock" xmlns:w16se="http://schemas.microsoft.com/office/word/2015/wordml/symex" xmlns:w16du="http://schemas.microsoft.com/office/word/2023/wordml/word16du" xmlns:wne="http://schemas.microsoft.com/office/word/2006/wordml" mc:Ignorable="w14 w15 w16se w16cid w16 w16cex w16sdtdh w16sdtfl w16du wp14">
+<w:numbering xmlns:wpc="http://schemas.microsoft.com/office/word/2010/wordprocessingCanvas" xmlns:cx="http://schemas.microsoft.com/office/drawing/2014/chartex" xmlns:cx1="http://schemas.microsoft.com/office/drawing/2015/9/8/chartex" xmlns:cx2="http://schemas.microsoft.com/office/drawing/2015/10/21/chartex" xmlns:cx3="http://schemas.microsoft.com/office/drawing/2016/5/9/chartex" xmlns:cx4="http://schemas.microsoft.com/office/drawing/2016/5/10/chartex" xmlns:cx5="http://schemas.microsoft.com/office/drawing/2016/5/11/chartex" xmlns:cx6="http://schemas.microsoft.com/office/drawing/2016/5/12/chartex" xmlns:cx7="http://schemas.microsoft.com/office/drawing/2016/5/13/chartex" xmlns:cx8="http://schemas.microsoft.com/office/drawing/2016/5/14/chartex" xmlns:mc="http://schemas.openxmlformats.org/markup-compatibility/2006" xmlns:aink="http://schemas.microsoft.com/office/drawing/2016/ink" xmlns:am3d="http://schemas.microsoft.com/office/drawing/2017/model3d" xmlns:o="urn:schemas-microsoft-com:office:office" xmlns:r="http://schemas.openxmlformats.org/officeDocument/2006/relationships" xmlns:m="http://schemas.openxmlformats.org/officeDocument/2006/math" xmlns:v="urn:schemas-microsoft-com:vml" xmlns:wp14="http://schemas.microsoft.com/office/word/2010/wordprocessingDrawing" xmlns:wp="http://schemas.openxmlformats.org/drawingml/2006/wordprocessingDrawing" xmlns:w10="urn:schemas-microsoft-com:office:word" xmlns:w="http://schemas.openxmlformats.org/wordprocessingml/2006/main" xmlns:w14="http://schemas.microsoft.com/office/word/2010/wordml" xmlns:w15="http://schemas.microsoft.com/office/word/2012/wordml" xmlns:w16cex="http://schemas.microsoft.com/office/word/2018/wordml/cex" xmlns:w16cid="http://schemas.microsoft.com/office/word/2016/wordml/cid" xmlns:w16="http://schemas.microsoft.com/office/word/2018/wordml" xmlns:w16sdtdh="http://schemas.microsoft.com/office/word/2020/wordml/sdtdatahash" xmlns:w16se="http://schemas.microsoft.com/office/word/2015/wordml/symex" xmlns:wpg="http://schemas.microsoft.com/office/word/2010/wordprocessingGroup" xmlns:wpi="http://schemas.microsoft.com/office/word/2010/wordprocessingInk" xmlns:wne="http://schemas.microsoft.com/office/word/2006/wordml" xmlns:wps="http://schemas.microsoft.com/office/word/2010/wordprocessingShape" mc:Ignorable="w14 w15 w16se w16cid w16 w16cex w16sdtdh wp14">
   <w:abstractNum w:abstractNumId="0" w15:restartNumberingAfterBreak="0">
     <w:nsid w:val="FFFFFF89"/>
     <w:multiLevelType w:val="singleLevel"/>
@@ -10784,6 +10907,119 @@
     </w:lvl>
   </w:abstractNum>
   <w:abstractNum w:abstractNumId="11" w15:restartNumberingAfterBreak="0">
+    <w:nsid w:val="2FE06001"/>
+    <w:multiLevelType w:val="hybridMultilevel"/>
+    <w:tmpl w:val="38ACA7DA"/>
+    <w:lvl w:ilvl="0" w:tplc="240A0001">
+      <w:start w:val="1"/>
+      <w:numFmt w:val="bullet"/>
+      <w:lvlText w:val=""/>
+      <w:lvlJc w:val="left"/>
+      <w:pPr>
+        <w:ind w:left="1429" w:hanging="360"/>
+      </w:pPr>
+      <w:rPr>
+        <w:rFonts w:ascii="Symbol" w:hAnsi="Symbol" w:hint="default"/>
+      </w:rPr>
+    </w:lvl>
+    <w:lvl w:ilvl="1" w:tplc="240A0003" w:tentative="1">
+      <w:start w:val="1"/>
+      <w:numFmt w:val="bullet"/>
+      <w:lvlText w:val="o"/>
+      <w:lvlJc w:val="left"/>
+      <w:pPr>
+        <w:ind w:left="2149" w:hanging="360"/>
+      </w:pPr>
+      <w:rPr>
+        <w:rFonts w:ascii="Courier New" w:hAnsi="Courier New" w:cs="Courier New" w:hint="default"/>
+      </w:rPr>
+    </w:lvl>
+    <w:lvl w:ilvl="2" w:tplc="240A0005" w:tentative="1">
+      <w:start w:val="1"/>
+      <w:numFmt w:val="bullet"/>
+      <w:lvlText w:val=""/>
+      <w:lvlJc w:val="left"/>
+      <w:pPr>
+        <w:ind w:left="2869" w:hanging="360"/>
+      </w:pPr>
+      <w:rPr>
+        <w:rFonts w:ascii="Wingdings" w:hAnsi="Wingdings" w:hint="default"/>
+      </w:rPr>
+    </w:lvl>
+    <w:lvl w:ilvl="3" w:tplc="240A0001" w:tentative="1">
+      <w:start w:val="1"/>
+      <w:numFmt w:val="bullet"/>
+      <w:lvlText w:val=""/>
+      <w:lvlJc w:val="left"/>
+      <w:pPr>
+        <w:ind w:left="3589" w:hanging="360"/>
+      </w:pPr>
+      <w:rPr>
+        <w:rFonts w:ascii="Symbol" w:hAnsi="Symbol" w:hint="default"/>
+      </w:rPr>
+    </w:lvl>
+    <w:lvl w:ilvl="4" w:tplc="240A0003" w:tentative="1">
+      <w:start w:val="1"/>
+      <w:numFmt w:val="bullet"/>
+      <w:lvlText w:val="o"/>
+      <w:lvlJc w:val="left"/>
+      <w:pPr>
+        <w:ind w:left="4309" w:hanging="360"/>
+      </w:pPr>
+      <w:rPr>
+        <w:rFonts w:ascii="Courier New" w:hAnsi="Courier New" w:cs="Courier New" w:hint="default"/>
+      </w:rPr>
+    </w:lvl>
+    <w:lvl w:ilvl="5" w:tplc="240A0005" w:tentative="1">
+      <w:start w:val="1"/>
+      <w:numFmt w:val="bullet"/>
+      <w:lvlText w:val=""/>
+      <w:lvlJc w:val="left"/>
+      <w:pPr>
+        <w:ind w:left="5029" w:hanging="360"/>
+      </w:pPr>
+      <w:rPr>
+        <w:rFonts w:ascii="Wingdings" w:hAnsi="Wingdings" w:hint="default"/>
+      </w:rPr>
+    </w:lvl>
+    <w:lvl w:ilvl="6" w:tplc="240A0001" w:tentative="1">
+      <w:start w:val="1"/>
+      <w:numFmt w:val="bullet"/>
+      <w:lvlText w:val=""/>
+      <w:lvlJc w:val="left"/>
+      <w:pPr>
+        <w:ind w:left="5749" w:hanging="360"/>
+      </w:pPr>
+      <w:rPr>
+        <w:rFonts w:ascii="Symbol" w:hAnsi="Symbol" w:hint="default"/>
+      </w:rPr>
+    </w:lvl>
+    <w:lvl w:ilvl="7" w:tplc="240A0003" w:tentative="1">
+      <w:start w:val="1"/>
+      <w:numFmt w:val="bullet"/>
+      <w:lvlText w:val="o"/>
+      <w:lvlJc w:val="left"/>
+      <w:pPr>
+        <w:ind w:left="6469" w:hanging="360"/>
+      </w:pPr>
+      <w:rPr>
+        <w:rFonts w:ascii="Courier New" w:hAnsi="Courier New" w:cs="Courier New" w:hint="default"/>
+      </w:rPr>
+    </w:lvl>
+    <w:lvl w:ilvl="8" w:tplc="240A0005" w:tentative="1">
+      <w:start w:val="1"/>
+      <w:numFmt w:val="bullet"/>
+      <w:lvlText w:val=""/>
+      <w:lvlJc w:val="left"/>
+      <w:pPr>
+        <w:ind w:left="7189" w:hanging="360"/>
+      </w:pPr>
+      <w:rPr>
+        <w:rFonts w:ascii="Wingdings" w:hAnsi="Wingdings" w:hint="default"/>
+      </w:rPr>
+    </w:lvl>
+  </w:abstractNum>
+  <w:abstractNum w:abstractNumId="12" w15:restartNumberingAfterBreak="0">
     <w:nsid w:val="359307E0"/>
     <w:multiLevelType w:val="hybridMultilevel"/>
     <w:tmpl w:val="157224D4"/>
@@ -10896,7 +11132,7 @@
       </w:rPr>
     </w:lvl>
   </w:abstractNum>
-  <w:abstractNum w:abstractNumId="12" w15:restartNumberingAfterBreak="0">
+  <w:abstractNum w:abstractNumId="13" w15:restartNumberingAfterBreak="0">
     <w:nsid w:val="368E176E"/>
     <w:multiLevelType w:val="hybridMultilevel"/>
     <w:tmpl w:val="BDF054FE"/>
@@ -10990,7 +11226,7 @@
       </w:pPr>
     </w:lvl>
   </w:abstractNum>
-  <w:abstractNum w:abstractNumId="13" w15:restartNumberingAfterBreak="0">
+  <w:abstractNum w:abstractNumId="14" w15:restartNumberingAfterBreak="0">
     <w:nsid w:val="3A4E0BB0"/>
     <w:multiLevelType w:val="hybridMultilevel"/>
     <w:tmpl w:val="39B8A032"/>
@@ -11103,7 +11339,7 @@
       </w:rPr>
     </w:lvl>
   </w:abstractNum>
-  <w:abstractNum w:abstractNumId="14" w15:restartNumberingAfterBreak="0">
+  <w:abstractNum w:abstractNumId="15" w15:restartNumberingAfterBreak="0">
     <w:nsid w:val="3D8D1230"/>
     <w:multiLevelType w:val="hybridMultilevel"/>
     <w:tmpl w:val="DF660736"/>
@@ -11216,7 +11452,7 @@
       </w:rPr>
     </w:lvl>
   </w:abstractNum>
-  <w:abstractNum w:abstractNumId="15" w15:restartNumberingAfterBreak="0">
+  <w:abstractNum w:abstractNumId="16" w15:restartNumberingAfterBreak="0">
     <w:nsid w:val="3F350256"/>
     <w:multiLevelType w:val="hybridMultilevel"/>
     <w:tmpl w:val="B4EEAD5C"/>
@@ -11329,7 +11565,7 @@
       </w:rPr>
     </w:lvl>
   </w:abstractNum>
-  <w:abstractNum w:abstractNumId="16" w15:restartNumberingAfterBreak="0">
+  <w:abstractNum w:abstractNumId="17" w15:restartNumberingAfterBreak="0">
     <w:nsid w:val="41AC19A4"/>
     <w:multiLevelType w:val="hybridMultilevel"/>
     <w:tmpl w:val="B26A2772"/>
@@ -11415,7 +11651,7 @@
       </w:pPr>
     </w:lvl>
   </w:abstractNum>
-  <w:abstractNum w:abstractNumId="17" w15:restartNumberingAfterBreak="0">
+  <w:abstractNum w:abstractNumId="18" w15:restartNumberingAfterBreak="0">
     <w:nsid w:val="451F6FB9"/>
     <w:multiLevelType w:val="hybridMultilevel"/>
     <w:tmpl w:val="DA36D3DA"/>
@@ -11528,7 +11764,7 @@
       </w:rPr>
     </w:lvl>
   </w:abstractNum>
-  <w:abstractNum w:abstractNumId="18" w15:restartNumberingAfterBreak="0">
+  <w:abstractNum w:abstractNumId="19" w15:restartNumberingAfterBreak="0">
     <w:nsid w:val="46142B4E"/>
     <w:multiLevelType w:val="hybridMultilevel"/>
     <w:tmpl w:val="C0BEC2AE"/>
@@ -11641,7 +11877,7 @@
       </w:rPr>
     </w:lvl>
   </w:abstractNum>
-  <w:abstractNum w:abstractNumId="19" w15:restartNumberingAfterBreak="0">
+  <w:abstractNum w:abstractNumId="20" w15:restartNumberingAfterBreak="0">
     <w:nsid w:val="46D63BAD"/>
     <w:multiLevelType w:val="hybridMultilevel"/>
     <w:tmpl w:val="4BBA93AC"/>
@@ -11754,7 +11990,7 @@
       </w:rPr>
     </w:lvl>
   </w:abstractNum>
-  <w:abstractNum w:abstractNumId="20" w15:restartNumberingAfterBreak="0">
+  <w:abstractNum w:abstractNumId="21" w15:restartNumberingAfterBreak="0">
     <w:nsid w:val="4D1A1241"/>
     <w:multiLevelType w:val="hybridMultilevel"/>
     <w:tmpl w:val="7CFE90AE"/>
@@ -11867,7 +12103,7 @@
       </w:rPr>
     </w:lvl>
   </w:abstractNum>
-  <w:abstractNum w:abstractNumId="21" w15:restartNumberingAfterBreak="0">
+  <w:abstractNum w:abstractNumId="22" w15:restartNumberingAfterBreak="0">
     <w:nsid w:val="4EBE1EF6"/>
     <w:multiLevelType w:val="hybridMultilevel"/>
     <w:tmpl w:val="F6A60586"/>
@@ -11960,7 +12196,7 @@
       </w:pPr>
     </w:lvl>
   </w:abstractNum>
-  <w:abstractNum w:abstractNumId="22" w15:restartNumberingAfterBreak="0">
+  <w:abstractNum w:abstractNumId="23" w15:restartNumberingAfterBreak="0">
     <w:nsid w:val="59BF5078"/>
     <w:multiLevelType w:val="multilevel"/>
     <w:tmpl w:val="C7D2423E"/>
@@ -12085,7 +12321,7 @@
       </w:rPr>
     </w:lvl>
   </w:abstractNum>
-  <w:abstractNum w:abstractNumId="23" w15:restartNumberingAfterBreak="0">
+  <w:abstractNum w:abstractNumId="24" w15:restartNumberingAfterBreak="0">
     <w:nsid w:val="607A65EC"/>
     <w:multiLevelType w:val="hybridMultilevel"/>
     <w:tmpl w:val="9FB8042E"/>
@@ -12198,7 +12434,7 @@
       </w:rPr>
     </w:lvl>
   </w:abstractNum>
-  <w:abstractNum w:abstractNumId="24" w15:restartNumberingAfterBreak="0">
+  <w:abstractNum w:abstractNumId="25" w15:restartNumberingAfterBreak="0">
     <w:nsid w:val="638A77B3"/>
     <w:multiLevelType w:val="hybridMultilevel"/>
     <w:tmpl w:val="C1C05C84"/>
@@ -12311,7 +12547,120 @@
       </w:rPr>
     </w:lvl>
   </w:abstractNum>
-  <w:abstractNum w:abstractNumId="25" w15:restartNumberingAfterBreak="0">
+  <w:abstractNum w:abstractNumId="26" w15:restartNumberingAfterBreak="0">
+    <w:nsid w:val="6408645F"/>
+    <w:multiLevelType w:val="hybridMultilevel"/>
+    <w:tmpl w:val="91889078"/>
+    <w:lvl w:ilvl="0" w:tplc="240A0003">
+      <w:start w:val="1"/>
+      <w:numFmt w:val="bullet"/>
+      <w:lvlText w:val="o"/>
+      <w:lvlJc w:val="left"/>
+      <w:pPr>
+        <w:ind w:left="1429" w:hanging="360"/>
+      </w:pPr>
+      <w:rPr>
+        <w:rFonts w:ascii="Courier New" w:hAnsi="Courier New" w:cs="Courier New" w:hint="default"/>
+      </w:rPr>
+    </w:lvl>
+    <w:lvl w:ilvl="1" w:tplc="240A0003" w:tentative="1">
+      <w:start w:val="1"/>
+      <w:numFmt w:val="bullet"/>
+      <w:lvlText w:val="o"/>
+      <w:lvlJc w:val="left"/>
+      <w:pPr>
+        <w:ind w:left="2149" w:hanging="360"/>
+      </w:pPr>
+      <w:rPr>
+        <w:rFonts w:ascii="Courier New" w:hAnsi="Courier New" w:cs="Courier New" w:hint="default"/>
+      </w:rPr>
+    </w:lvl>
+    <w:lvl w:ilvl="2" w:tplc="240A0005" w:tentative="1">
+      <w:start w:val="1"/>
+      <w:numFmt w:val="bullet"/>
+      <w:lvlText w:val=""/>
+      <w:lvlJc w:val="left"/>
+      <w:pPr>
+        <w:ind w:left="2869" w:hanging="360"/>
+      </w:pPr>
+      <w:rPr>
+        <w:rFonts w:ascii="Wingdings" w:hAnsi="Wingdings" w:hint="default"/>
+      </w:rPr>
+    </w:lvl>
+    <w:lvl w:ilvl="3" w:tplc="240A0001" w:tentative="1">
+      <w:start w:val="1"/>
+      <w:numFmt w:val="bullet"/>
+      <w:lvlText w:val=""/>
+      <w:lvlJc w:val="left"/>
+      <w:pPr>
+        <w:ind w:left="3589" w:hanging="360"/>
+      </w:pPr>
+      <w:rPr>
+        <w:rFonts w:ascii="Symbol" w:hAnsi="Symbol" w:hint="default"/>
+      </w:rPr>
+    </w:lvl>
+    <w:lvl w:ilvl="4" w:tplc="240A0003" w:tentative="1">
+      <w:start w:val="1"/>
+      <w:numFmt w:val="bullet"/>
+      <w:lvlText w:val="o"/>
+      <w:lvlJc w:val="left"/>
+      <w:pPr>
+        <w:ind w:left="4309" w:hanging="360"/>
+      </w:pPr>
+      <w:rPr>
+        <w:rFonts w:ascii="Courier New" w:hAnsi="Courier New" w:cs="Courier New" w:hint="default"/>
+      </w:rPr>
+    </w:lvl>
+    <w:lvl w:ilvl="5" w:tplc="240A0005" w:tentative="1">
+      <w:start w:val="1"/>
+      <w:numFmt w:val="bullet"/>
+      <w:lvlText w:val=""/>
+      <w:lvlJc w:val="left"/>
+      <w:pPr>
+        <w:ind w:left="5029" w:hanging="360"/>
+      </w:pPr>
+      <w:rPr>
+        <w:rFonts w:ascii="Wingdings" w:hAnsi="Wingdings" w:hint="default"/>
+      </w:rPr>
+    </w:lvl>
+    <w:lvl w:ilvl="6" w:tplc="240A0001" w:tentative="1">
+      <w:start w:val="1"/>
+      <w:numFmt w:val="bullet"/>
+      <w:lvlText w:val=""/>
+      <w:lvlJc w:val="left"/>
+      <w:pPr>
+        <w:ind w:left="5749" w:hanging="360"/>
+      </w:pPr>
+      <w:rPr>
+        <w:rFonts w:ascii="Symbol" w:hAnsi="Symbol" w:hint="default"/>
+      </w:rPr>
+    </w:lvl>
+    <w:lvl w:ilvl="7" w:tplc="240A0003" w:tentative="1">
+      <w:start w:val="1"/>
+      <w:numFmt w:val="bullet"/>
+      <w:lvlText w:val="o"/>
+      <w:lvlJc w:val="left"/>
+      <w:pPr>
+        <w:ind w:left="6469" w:hanging="360"/>
+      </w:pPr>
+      <w:rPr>
+        <w:rFonts w:ascii="Courier New" w:hAnsi="Courier New" w:cs="Courier New" w:hint="default"/>
+      </w:rPr>
+    </w:lvl>
+    <w:lvl w:ilvl="8" w:tplc="240A0005" w:tentative="1">
+      <w:start w:val="1"/>
+      <w:numFmt w:val="bullet"/>
+      <w:lvlText w:val=""/>
+      <w:lvlJc w:val="left"/>
+      <w:pPr>
+        <w:ind w:left="7189" w:hanging="360"/>
+      </w:pPr>
+      <w:rPr>
+        <w:rFonts w:ascii="Wingdings" w:hAnsi="Wingdings" w:hint="default"/>
+      </w:rPr>
+    </w:lvl>
+  </w:abstractNum>
+  <w:abstractNum w:abstractNumId="27" w15:restartNumberingAfterBreak="0">
     <w:nsid w:val="6BE62DB1"/>
     <w:multiLevelType w:val="hybridMultilevel"/>
     <w:tmpl w:val="5C1E46B8"/>
@@ -12424,7 +12773,120 @@
       </w:rPr>
     </w:lvl>
   </w:abstractNum>
-  <w:abstractNum w:abstractNumId="26" w15:restartNumberingAfterBreak="0">
+  <w:abstractNum w:abstractNumId="28" w15:restartNumberingAfterBreak="0">
+    <w:nsid w:val="6D8255DB"/>
+    <w:multiLevelType w:val="hybridMultilevel"/>
+    <w:tmpl w:val="FC2CA6FA"/>
+    <w:lvl w:ilvl="0" w:tplc="240A0003">
+      <w:start w:val="1"/>
+      <w:numFmt w:val="bullet"/>
+      <w:lvlText w:val="o"/>
+      <w:lvlJc w:val="left"/>
+      <w:pPr>
+        <w:ind w:left="1429" w:hanging="360"/>
+      </w:pPr>
+      <w:rPr>
+        <w:rFonts w:ascii="Courier New" w:hAnsi="Courier New" w:cs="Courier New" w:hint="default"/>
+      </w:rPr>
+    </w:lvl>
+    <w:lvl w:ilvl="1" w:tplc="FFFFFFFF" w:tentative="1">
+      <w:start w:val="1"/>
+      <w:numFmt w:val="bullet"/>
+      <w:lvlText w:val="o"/>
+      <w:lvlJc w:val="left"/>
+      <w:pPr>
+        <w:ind w:left="2149" w:hanging="360"/>
+      </w:pPr>
+      <w:rPr>
+        <w:rFonts w:ascii="Courier New" w:hAnsi="Courier New" w:cs="Courier New" w:hint="default"/>
+      </w:rPr>
+    </w:lvl>
+    <w:lvl w:ilvl="2" w:tplc="FFFFFFFF" w:tentative="1">
+      <w:start w:val="1"/>
+      <w:numFmt w:val="bullet"/>
+      <w:lvlText w:val=""/>
+      <w:lvlJc w:val="left"/>
+      <w:pPr>
+        <w:ind w:left="2869" w:hanging="360"/>
+      </w:pPr>
+      <w:rPr>
+        <w:rFonts w:ascii="Wingdings" w:hAnsi="Wingdings" w:hint="default"/>
+      </w:rPr>
+    </w:lvl>
+    <w:lvl w:ilvl="3" w:tplc="FFFFFFFF" w:tentative="1">
+      <w:start w:val="1"/>
+      <w:numFmt w:val="bullet"/>
+      <w:lvlText w:val=""/>
+      <w:lvlJc w:val="left"/>
+      <w:pPr>
+        <w:ind w:left="3589" w:hanging="360"/>
+      </w:pPr>
+      <w:rPr>
+        <w:rFonts w:ascii="Symbol" w:hAnsi="Symbol" w:hint="default"/>
+      </w:rPr>
+    </w:lvl>
+    <w:lvl w:ilvl="4" w:tplc="FFFFFFFF" w:tentative="1">
+      <w:start w:val="1"/>
+      <w:numFmt w:val="bullet"/>
+      <w:lvlText w:val="o"/>
+      <w:lvlJc w:val="left"/>
+      <w:pPr>
+        <w:ind w:left="4309" w:hanging="360"/>
+      </w:pPr>
+      <w:rPr>
+        <w:rFonts w:ascii="Courier New" w:hAnsi="Courier New" w:cs="Courier New" w:hint="default"/>
+      </w:rPr>
+    </w:lvl>
+    <w:lvl w:ilvl="5" w:tplc="FFFFFFFF" w:tentative="1">
+      <w:start w:val="1"/>
+      <w:numFmt w:val="bullet"/>
+      <w:lvlText w:val=""/>
+      <w:lvlJc w:val="left"/>
+      <w:pPr>
+        <w:ind w:left="5029" w:hanging="360"/>
+      </w:pPr>
+      <w:rPr>
+        <w:rFonts w:ascii="Wingdings" w:hAnsi="Wingdings" w:hint="default"/>
+      </w:rPr>
+    </w:lvl>
+    <w:lvl w:ilvl="6" w:tplc="FFFFFFFF" w:tentative="1">
+      <w:start w:val="1"/>
+      <w:numFmt w:val="bullet"/>
+      <w:lvlText w:val=""/>
+      <w:lvlJc w:val="left"/>
+      <w:pPr>
+        <w:ind w:left="5749" w:hanging="360"/>
+      </w:pPr>
+      <w:rPr>
+        <w:rFonts w:ascii="Symbol" w:hAnsi="Symbol" w:hint="default"/>
+      </w:rPr>
+    </w:lvl>
+    <w:lvl w:ilvl="7" w:tplc="FFFFFFFF" w:tentative="1">
+      <w:start w:val="1"/>
+      <w:numFmt w:val="bullet"/>
+      <w:lvlText w:val="o"/>
+      <w:lvlJc w:val="left"/>
+      <w:pPr>
+        <w:ind w:left="6469" w:hanging="360"/>
+      </w:pPr>
+      <w:rPr>
+        <w:rFonts w:ascii="Courier New" w:hAnsi="Courier New" w:cs="Courier New" w:hint="default"/>
+      </w:rPr>
+    </w:lvl>
+    <w:lvl w:ilvl="8" w:tplc="FFFFFFFF" w:tentative="1">
+      <w:start w:val="1"/>
+      <w:numFmt w:val="bullet"/>
+      <w:lvlText w:val=""/>
+      <w:lvlJc w:val="left"/>
+      <w:pPr>
+        <w:ind w:left="7189" w:hanging="360"/>
+      </w:pPr>
+      <w:rPr>
+        <w:rFonts w:ascii="Wingdings" w:hAnsi="Wingdings" w:hint="default"/>
+      </w:rPr>
+    </w:lvl>
+  </w:abstractNum>
+  <w:abstractNum w:abstractNumId="29" w15:restartNumberingAfterBreak="0">
     <w:nsid w:val="6FD478C2"/>
     <w:multiLevelType w:val="hybridMultilevel"/>
     <w:tmpl w:val="13CA836E"/>
@@ -12537,7 +12999,120 @@
       </w:rPr>
     </w:lvl>
   </w:abstractNum>
-  <w:abstractNum w:abstractNumId="27" w15:restartNumberingAfterBreak="0">
+  <w:abstractNum w:abstractNumId="30" w15:restartNumberingAfterBreak="0">
+    <w:nsid w:val="7BFB0DA6"/>
+    <w:multiLevelType w:val="hybridMultilevel"/>
+    <w:tmpl w:val="994EDAEE"/>
+    <w:lvl w:ilvl="0" w:tplc="240A0001">
+      <w:start w:val="1"/>
+      <w:numFmt w:val="bullet"/>
+      <w:lvlText w:val=""/>
+      <w:lvlJc w:val="left"/>
+      <w:pPr>
+        <w:ind w:left="1429" w:hanging="360"/>
+      </w:pPr>
+      <w:rPr>
+        <w:rFonts w:ascii="Symbol" w:hAnsi="Symbol" w:hint="default"/>
+      </w:rPr>
+    </w:lvl>
+    <w:lvl w:ilvl="1" w:tplc="240A0003" w:tentative="1">
+      <w:start w:val="1"/>
+      <w:numFmt w:val="bullet"/>
+      <w:lvlText w:val="o"/>
+      <w:lvlJc w:val="left"/>
+      <w:pPr>
+        <w:ind w:left="2149" w:hanging="360"/>
+      </w:pPr>
+      <w:rPr>
+        <w:rFonts w:ascii="Courier New" w:hAnsi="Courier New" w:cs="Courier New" w:hint="default"/>
+      </w:rPr>
+    </w:lvl>
+    <w:lvl w:ilvl="2" w:tplc="240A0005" w:tentative="1">
+      <w:start w:val="1"/>
+      <w:numFmt w:val="bullet"/>
+      <w:lvlText w:val=""/>
+      <w:lvlJc w:val="left"/>
+      <w:pPr>
+        <w:ind w:left="2869" w:hanging="360"/>
+      </w:pPr>
+      <w:rPr>
+        <w:rFonts w:ascii="Wingdings" w:hAnsi="Wingdings" w:hint="default"/>
+      </w:rPr>
+    </w:lvl>
+    <w:lvl w:ilvl="3" w:tplc="240A0001" w:tentative="1">
+      <w:start w:val="1"/>
+      <w:numFmt w:val="bullet"/>
+      <w:lvlText w:val=""/>
+      <w:lvlJc w:val="left"/>
+      <w:pPr>
+        <w:ind w:left="3589" w:hanging="360"/>
+      </w:pPr>
+      <w:rPr>
+        <w:rFonts w:ascii="Symbol" w:hAnsi="Symbol" w:hint="default"/>
+      </w:rPr>
+    </w:lvl>
+    <w:lvl w:ilvl="4" w:tplc="240A0003" w:tentative="1">
+      <w:start w:val="1"/>
+      <w:numFmt w:val="bullet"/>
+      <w:lvlText w:val="o"/>
+      <w:lvlJc w:val="left"/>
+      <w:pPr>
+        <w:ind w:left="4309" w:hanging="360"/>
+      </w:pPr>
+      <w:rPr>
+        <w:rFonts w:ascii="Courier New" w:hAnsi="Courier New" w:cs="Courier New" w:hint="default"/>
+      </w:rPr>
+    </w:lvl>
+    <w:lvl w:ilvl="5" w:tplc="240A0005" w:tentative="1">
+      <w:start w:val="1"/>
+      <w:numFmt w:val="bullet"/>
+      <w:lvlText w:val=""/>
+      <w:lvlJc w:val="left"/>
+      <w:pPr>
+        <w:ind w:left="5029" w:hanging="360"/>
+      </w:pPr>
+      <w:rPr>
+        <w:rFonts w:ascii="Wingdings" w:hAnsi="Wingdings" w:hint="default"/>
+      </w:rPr>
+    </w:lvl>
+    <w:lvl w:ilvl="6" w:tplc="240A0001" w:tentative="1">
+      <w:start w:val="1"/>
+      <w:numFmt w:val="bullet"/>
+      <w:lvlText w:val=""/>
+      <w:lvlJc w:val="left"/>
+      <w:pPr>
+        <w:ind w:left="5749" w:hanging="360"/>
+      </w:pPr>
+      <w:rPr>
+        <w:rFonts w:ascii="Symbol" w:hAnsi="Symbol" w:hint="default"/>
+      </w:rPr>
+    </w:lvl>
+    <w:lvl w:ilvl="7" w:tplc="240A0003" w:tentative="1">
+      <w:start w:val="1"/>
+      <w:numFmt w:val="bullet"/>
+      <w:lvlText w:val="o"/>
+      <w:lvlJc w:val="left"/>
+      <w:pPr>
+        <w:ind w:left="6469" w:hanging="360"/>
+      </w:pPr>
+      <w:rPr>
+        <w:rFonts w:ascii="Courier New" w:hAnsi="Courier New" w:cs="Courier New" w:hint="default"/>
+      </w:rPr>
+    </w:lvl>
+    <w:lvl w:ilvl="8" w:tplc="240A0005" w:tentative="1">
+      <w:start w:val="1"/>
+      <w:numFmt w:val="bullet"/>
+      <w:lvlText w:val=""/>
+      <w:lvlJc w:val="left"/>
+      <w:pPr>
+        <w:ind w:left="7189" w:hanging="360"/>
+      </w:pPr>
+      <w:rPr>
+        <w:rFonts w:ascii="Wingdings" w:hAnsi="Wingdings" w:hint="default"/>
+      </w:rPr>
+    </w:lvl>
+  </w:abstractNum>
+  <w:abstractNum w:abstractNumId="31" w15:restartNumberingAfterBreak="0">
     <w:nsid w:val="7D946951"/>
     <w:multiLevelType w:val="hybridMultilevel"/>
     <w:tmpl w:val="061E1C98"/>
@@ -12650,7 +13225,120 @@
       </w:rPr>
     </w:lvl>
   </w:abstractNum>
-  <w:abstractNum w:abstractNumId="28" w15:restartNumberingAfterBreak="0">
+  <w:abstractNum w:abstractNumId="32" w15:restartNumberingAfterBreak="0">
+    <w:nsid w:val="7DD94391"/>
+    <w:multiLevelType w:val="hybridMultilevel"/>
+    <w:tmpl w:val="7136856C"/>
+    <w:lvl w:ilvl="0" w:tplc="240A0003">
+      <w:start w:val="1"/>
+      <w:numFmt w:val="bullet"/>
+      <w:lvlText w:val="o"/>
+      <w:lvlJc w:val="left"/>
+      <w:pPr>
+        <w:ind w:left="1429" w:hanging="360"/>
+      </w:pPr>
+      <w:rPr>
+        <w:rFonts w:ascii="Courier New" w:hAnsi="Courier New" w:cs="Courier New" w:hint="default"/>
+      </w:rPr>
+    </w:lvl>
+    <w:lvl w:ilvl="1" w:tplc="240A0003" w:tentative="1">
+      <w:start w:val="1"/>
+      <w:numFmt w:val="bullet"/>
+      <w:lvlText w:val="o"/>
+      <w:lvlJc w:val="left"/>
+      <w:pPr>
+        <w:ind w:left="2149" w:hanging="360"/>
+      </w:pPr>
+      <w:rPr>
+        <w:rFonts w:ascii="Courier New" w:hAnsi="Courier New" w:cs="Courier New" w:hint="default"/>
+      </w:rPr>
+    </w:lvl>
+    <w:lvl w:ilvl="2" w:tplc="240A0005" w:tentative="1">
+      <w:start w:val="1"/>
+      <w:numFmt w:val="bullet"/>
+      <w:lvlText w:val=""/>
+      <w:lvlJc w:val="left"/>
+      <w:pPr>
+        <w:ind w:left="2869" w:hanging="360"/>
+      </w:pPr>
+      <w:rPr>
+        <w:rFonts w:ascii="Wingdings" w:hAnsi="Wingdings" w:hint="default"/>
+      </w:rPr>
+    </w:lvl>
+    <w:lvl w:ilvl="3" w:tplc="240A0001" w:tentative="1">
+      <w:start w:val="1"/>
+      <w:numFmt w:val="bullet"/>
+      <w:lvlText w:val=""/>
+      <w:lvlJc w:val="left"/>
+      <w:pPr>
+        <w:ind w:left="3589" w:hanging="360"/>
+      </w:pPr>
+      <w:rPr>
+        <w:rFonts w:ascii="Symbol" w:hAnsi="Symbol" w:hint="default"/>
+      </w:rPr>
+    </w:lvl>
+    <w:lvl w:ilvl="4" w:tplc="240A0003" w:tentative="1">
+      <w:start w:val="1"/>
+      <w:numFmt w:val="bullet"/>
+      <w:lvlText w:val="o"/>
+      <w:lvlJc w:val="left"/>
+      <w:pPr>
+        <w:ind w:left="4309" w:hanging="360"/>
+      </w:pPr>
+      <w:rPr>
+        <w:rFonts w:ascii="Courier New" w:hAnsi="Courier New" w:cs="Courier New" w:hint="default"/>
+      </w:rPr>
+    </w:lvl>
+    <w:lvl w:ilvl="5" w:tplc="240A0005" w:tentative="1">
+      <w:start w:val="1"/>
+      <w:numFmt w:val="bullet"/>
+      <w:lvlText w:val=""/>
+      <w:lvlJc w:val="left"/>
+      <w:pPr>
+        <w:ind w:left="5029" w:hanging="360"/>
+      </w:pPr>
+      <w:rPr>
+        <w:rFonts w:ascii="Wingdings" w:hAnsi="Wingdings" w:hint="default"/>
+      </w:rPr>
+    </w:lvl>
+    <w:lvl w:ilvl="6" w:tplc="240A0001" w:tentative="1">
+      <w:start w:val="1"/>
+      <w:numFmt w:val="bullet"/>
+      <w:lvlText w:val=""/>
+      <w:lvlJc w:val="left"/>
+      <w:pPr>
+        <w:ind w:left="5749" w:hanging="360"/>
+      </w:pPr>
+      <w:rPr>
+        <w:rFonts w:ascii="Symbol" w:hAnsi="Symbol" w:hint="default"/>
+      </w:rPr>
+    </w:lvl>
+    <w:lvl w:ilvl="7" w:tplc="240A0003" w:tentative="1">
+      <w:start w:val="1"/>
+      <w:numFmt w:val="bullet"/>
+      <w:lvlText w:val="o"/>
+      <w:lvlJc w:val="left"/>
+      <w:pPr>
+        <w:ind w:left="6469" w:hanging="360"/>
+      </w:pPr>
+      <w:rPr>
+        <w:rFonts w:ascii="Courier New" w:hAnsi="Courier New" w:cs="Courier New" w:hint="default"/>
+      </w:rPr>
+    </w:lvl>
+    <w:lvl w:ilvl="8" w:tplc="240A0005" w:tentative="1">
+      <w:start w:val="1"/>
+      <w:numFmt w:val="bullet"/>
+      <w:lvlText w:val=""/>
+      <w:lvlJc w:val="left"/>
+      <w:pPr>
+        <w:ind w:left="7189" w:hanging="360"/>
+      </w:pPr>
+      <w:rPr>
+        <w:rFonts w:ascii="Wingdings" w:hAnsi="Wingdings" w:hint="default"/>
+      </w:rPr>
+    </w:lvl>
+  </w:abstractNum>
+  <w:abstractNum w:abstractNumId="33" w15:restartNumberingAfterBreak="0">
     <w:nsid w:val="7EB06DA4"/>
     <w:multiLevelType w:val="hybridMultilevel"/>
     <w:tmpl w:val="5D06204C"/>
@@ -12763,99 +13451,114 @@
       </w:rPr>
     </w:lvl>
   </w:abstractNum>
-  <w:num w:numId="1" w16cid:durableId="1970625923">
+  <w:num w:numId="1">
     <w:abstractNumId w:val="0"/>
   </w:num>
-  <w:num w:numId="2" w16cid:durableId="142358861">
+  <w:num w:numId="2">
     <w:abstractNumId w:val="9"/>
   </w:num>
-  <w:num w:numId="3" w16cid:durableId="1445537103">
+  <w:num w:numId="3">
+    <w:abstractNumId w:val="22"/>
+  </w:num>
+  <w:num w:numId="4">
+    <w:abstractNumId w:val="13"/>
+  </w:num>
+  <w:num w:numId="5">
+    <w:abstractNumId w:val="23"/>
+  </w:num>
+  <w:num w:numId="6">
+    <w:abstractNumId w:val="27"/>
+  </w:num>
+  <w:num w:numId="7">
+    <w:abstractNumId w:val="19"/>
+  </w:num>
+  <w:num w:numId="8">
+    <w:abstractNumId w:val="33"/>
+  </w:num>
+  <w:num w:numId="9">
+    <w:abstractNumId w:val="4"/>
+  </w:num>
+  <w:num w:numId="10">
+    <w:abstractNumId w:val="6"/>
+  </w:num>
+  <w:num w:numId="11">
+    <w:abstractNumId w:val="8"/>
+  </w:num>
+  <w:num w:numId="12">
+    <w:abstractNumId w:val="31"/>
+  </w:num>
+  <w:num w:numId="13">
+    <w:abstractNumId w:val="17"/>
+  </w:num>
+  <w:num w:numId="14">
+    <w:abstractNumId w:val="18"/>
+  </w:num>
+  <w:num w:numId="15">
+    <w:abstractNumId w:val="25"/>
+  </w:num>
+  <w:num w:numId="16">
+    <w:abstractNumId w:val="3"/>
+  </w:num>
+  <w:num w:numId="17">
+    <w:abstractNumId w:val="1"/>
+  </w:num>
+  <w:num w:numId="18">
+    <w:abstractNumId w:val="5"/>
+  </w:num>
+  <w:num w:numId="19">
+    <w:abstractNumId w:val="29"/>
+  </w:num>
+  <w:num w:numId="20">
+    <w:abstractNumId w:val="20"/>
+  </w:num>
+  <w:num w:numId="21">
+    <w:abstractNumId w:val="12"/>
+  </w:num>
+  <w:num w:numId="22">
+    <w:abstractNumId w:val="14"/>
+  </w:num>
+  <w:num w:numId="23">
+    <w:abstractNumId w:val="2"/>
+  </w:num>
+  <w:num w:numId="24">
     <w:abstractNumId w:val="21"/>
   </w:num>
-  <w:num w:numId="4" w16cid:durableId="1208299004">
-    <w:abstractNumId w:val="12"/>
+  <w:num w:numId="25">
+    <w:abstractNumId w:val="10"/>
   </w:num>
-  <w:num w:numId="5" w16cid:durableId="582682238">
-    <w:abstractNumId w:val="22"/>
+  <w:num w:numId="26">
+    <w:abstractNumId w:val="15"/>
   </w:num>
-  <w:num w:numId="6" w16cid:durableId="178937833">
-    <w:abstractNumId w:val="25"/>
-  </w:num>
-  <w:num w:numId="7" w16cid:durableId="569929679">
-    <w:abstractNumId w:val="18"/>
-  </w:num>
-  <w:num w:numId="8" w16cid:durableId="1888446657">
-    <w:abstractNumId w:val="28"/>
-  </w:num>
-  <w:num w:numId="9" w16cid:durableId="1979534211">
-    <w:abstractNumId w:val="4"/>
-  </w:num>
-  <w:num w:numId="10" w16cid:durableId="1059749229">
-    <w:abstractNumId w:val="6"/>
-  </w:num>
-  <w:num w:numId="11" w16cid:durableId="1239637796">
-    <w:abstractNumId w:val="8"/>
-  </w:num>
-  <w:num w:numId="12" w16cid:durableId="1375806532">
-    <w:abstractNumId w:val="27"/>
-  </w:num>
-  <w:num w:numId="13" w16cid:durableId="1314987307">
+  <w:num w:numId="27">
     <w:abstractNumId w:val="16"/>
   </w:num>
-  <w:num w:numId="14" w16cid:durableId="1920170734">
-    <w:abstractNumId w:val="17"/>
-  </w:num>
-  <w:num w:numId="15" w16cid:durableId="2077966567">
+  <w:num w:numId="28">
     <w:abstractNumId w:val="24"/>
   </w:num>
-  <w:num w:numId="16" w16cid:durableId="1881091409">
-    <w:abstractNumId w:val="3"/>
+  <w:num w:numId="29">
+    <w:abstractNumId w:val="7"/>
   </w:num>
-  <w:num w:numId="17" w16cid:durableId="1916697247">
-    <w:abstractNumId w:val="1"/>
+  <w:num w:numId="30">
+    <w:abstractNumId w:val="30"/>
   </w:num>
-  <w:num w:numId="18" w16cid:durableId="646711760">
-    <w:abstractNumId w:val="5"/>
-  </w:num>
-  <w:num w:numId="19" w16cid:durableId="1186292131">
+  <w:num w:numId="31">
     <w:abstractNumId w:val="26"/>
   </w:num>
-  <w:num w:numId="20" w16cid:durableId="1056509453">
-    <w:abstractNumId w:val="19"/>
+  <w:num w:numId="32">
+    <w:abstractNumId w:val="32"/>
   </w:num>
-  <w:num w:numId="21" w16cid:durableId="1248031472">
+  <w:num w:numId="33">
     <w:abstractNumId w:val="11"/>
   </w:num>
-  <w:num w:numId="22" w16cid:durableId="206844285">
-    <w:abstractNumId w:val="13"/>
-  </w:num>
-  <w:num w:numId="23" w16cid:durableId="856576872">
-    <w:abstractNumId w:val="2"/>
-  </w:num>
-  <w:num w:numId="24" w16cid:durableId="1785536769">
-    <w:abstractNumId w:val="20"/>
-  </w:num>
-  <w:num w:numId="25" w16cid:durableId="1893272660">
-    <w:abstractNumId w:val="10"/>
-  </w:num>
-  <w:num w:numId="26" w16cid:durableId="270671991">
-    <w:abstractNumId w:val="14"/>
-  </w:num>
-  <w:num w:numId="27" w16cid:durableId="1772159477">
-    <w:abstractNumId w:val="15"/>
-  </w:num>
-  <w:num w:numId="28" w16cid:durableId="1509635123">
-    <w:abstractNumId w:val="23"/>
-  </w:num>
-  <w:num w:numId="29" w16cid:durableId="762068839">
-    <w:abstractNumId w:val="7"/>
+  <w:num w:numId="34">
+    <w:abstractNumId w:val="28"/>
   </w:num>
   <w:numIdMacAtCleanup w:val="16"/>
 </w:numbering>
 </file>
 
 <file path=word/styles.xml><?xml version="1.0" encoding="utf-8"?>
-<w:styles xmlns:mc="http://schemas.openxmlformats.org/markup-compatibility/2006" xmlns:r="http://schemas.openxmlformats.org/officeDocument/2006/relationships" xmlns:w="http://schemas.openxmlformats.org/wordprocessingml/2006/main" xmlns:w14="http://schemas.microsoft.com/office/word/2010/wordml" xmlns:w15="http://schemas.microsoft.com/office/word/2012/wordml" xmlns:w16cex="http://schemas.microsoft.com/office/word/2018/wordml/cex" xmlns:w16cid="http://schemas.microsoft.com/office/word/2016/wordml/cid" xmlns:w16="http://schemas.microsoft.com/office/word/2018/wordml" xmlns:w16sdtdh="http://schemas.microsoft.com/office/word/2020/wordml/sdtdatahash" xmlns:w16sdtfl="http://schemas.microsoft.com/office/word/2024/wordml/sdtformatlock" xmlns:w16se="http://schemas.microsoft.com/office/word/2015/wordml/symex" xmlns:w16du="http://schemas.microsoft.com/office/word/2023/wordml/word16du" mc:Ignorable="w14 w15 w16se w16cid w16 w16cex w16sdtdh w16sdtfl w16du">
+<w:styles xmlns:mc="http://schemas.openxmlformats.org/markup-compatibility/2006" xmlns:r="http://schemas.openxmlformats.org/officeDocument/2006/relationships" xmlns:w="http://schemas.openxmlformats.org/wordprocessingml/2006/main" xmlns:w14="http://schemas.microsoft.com/office/word/2010/wordml" xmlns:w15="http://schemas.microsoft.com/office/word/2012/wordml" xmlns:w16cex="http://schemas.microsoft.com/office/word/2018/wordml/cex" xmlns:w16cid="http://schemas.microsoft.com/office/word/2016/wordml/cid" xmlns:w16="http://schemas.microsoft.com/office/word/2018/wordml" xmlns:w16sdtdh="http://schemas.microsoft.com/office/word/2020/wordml/sdtdatahash" xmlns:w16se="http://schemas.microsoft.com/office/word/2015/wordml/symex" mc:Ignorable="w14 w15 w16se w16cid w16 w16cex w16sdtdh">
   <w:docDefaults>
     <w:rPrDefault>
       <w:rPr>
@@ -14229,7 +14932,7 @@
       <w14:ligatures w14:val="none"/>
     </w:rPr>
   </w:style>
-  <w:style w:type="character" w:styleId="Fuerte">
+  <w:style w:type="character" w:styleId="Textoennegrita">
     <w:name w:val="Strong"/>
     <w:basedOn w:val="Fuentedeprrafopredeter"/>
     <w:uiPriority w:val="22"/>
